--- a/GsdAutomatico/pdf/MODELO_NPD_RECONSIDERACAO.docx
+++ b/GsdAutomatico/pdf/MODELO_NPD_RECONSIDERACAO.docx
@@ -8,24 +8,24 @@
         <w:tabs>
           <w:tab w:val="left" w:leader="none" w:pos="7033"/>
         </w:tabs>
-        <w:spacing/>
+        <w:spacing w:after="28" w:afterAutospacing="0" w:before="0" w:beforeAutospacing="0" w:line="240" w:lineRule="auto"/>
         <w:ind/>
         <w:jc w:val="center"/>
         <w:rPr>
-          <w:rFonts w:eastAsia="Times New Roman"/>
-          <w:b/>
-          <w:bCs/>
-          <w:color w:val="ff0000"/>
+          <w:rFonts w:ascii="Times New Roman" w:hAnsi="Times New Roman" w:cs="Times New Roman"/>
+          <w:b w:val="0"/>
+          <w:bCs w:val="0"/>
+          <w:color w:val="000000" w:themeColor="text1"/>
           <w:sz w:val="24"/>
           <w:szCs w:val="24"/>
         </w:rPr>
       </w:pPr>
       <w:r>
         <w:rPr>
-          <w:rFonts w:eastAsia="Times New Roman"/>
-          <w:b/>
-          <w:bCs/>
-          <w:color w:val="ff0000"/>
+          <w:rFonts w:ascii="Times New Roman" w:hAnsi="Times New Roman" w:eastAsia="Times New Roman" w:cs="Times New Roman"/>
+          <w:b w:val="0"/>
+          <w:bCs w:val="0"/>
+          <w:color w:val="000000" w:themeColor="text1"/>
           <w:sz w:val="24"/>
           <w:szCs w:val="24"/>
         </w:rPr>
@@ -33,10 +33,10 @@
       </w:r>
       <w:r>
         <w:rPr>
-          <w:rFonts w:eastAsia="Times New Roman"/>
-          <w:b/>
-          <w:bCs/>
-          <w:color w:val="ff0000"/>
+          <w:rFonts w:ascii="Times New Roman" w:hAnsi="Times New Roman" w:eastAsia="Times New Roman" w:cs="Times New Roman"/>
+          <w:b w:val="0"/>
+          <w:bCs w:val="0"/>
+          <w:color w:val="000000" w:themeColor="text1"/>
           <w:sz w:val="24"/>
           <w:szCs w:val="24"/>
         </w:rPr>
@@ -44,10 +44,10 @@
       </w:r>
       <w:r>
         <w:rPr>
-          <w:rFonts w:eastAsia="Times New Roman"/>
-          <w:b/>
-          <w:bCs/>
-          <w:color w:val="ff0000"/>
+          <w:rFonts w:ascii="Times New Roman" w:hAnsi="Times New Roman" w:eastAsia="Times New Roman" w:cs="Times New Roman"/>
+          <w:b w:val="0"/>
+          <w:bCs w:val="0"/>
+          <w:color w:val="000000" w:themeColor="text1"/>
           <w:sz w:val="24"/>
           <w:szCs w:val="24"/>
         </w:rPr>
@@ -55,20 +55,20 @@
       </w:r>
       <w:r>
         <w:rPr>
-          <w:rFonts w:eastAsia="Times New Roman"/>
-          <w:b/>
-          <w:bCs/>
-          <w:color w:val="ff0000"/>
+          <w:rFonts w:ascii="Times New Roman" w:hAnsi="Times New Roman" w:eastAsia="Times New Roman" w:cs="Times New Roman"/>
+          <w:b w:val="0"/>
+          <w:bCs w:val="0"/>
+          <w:color w:val="000000" w:themeColor="text1"/>
           <w:sz w:val="24"/>
           <w:szCs w:val="24"/>
         </w:rPr>
       </w:r>
       <w:r>
         <w:rPr>
-          <w:rFonts w:eastAsia="Times New Roman"/>
-          <w:b/>
-          <w:bCs/>
-          <w:color w:val="ff0000"/>
+          <w:rFonts w:ascii="Times New Roman" w:hAnsi="Times New Roman" w:eastAsia="Times New Roman" w:cs="Times New Roman"/>
+          <w:b w:val="0"/>
+          <w:bCs w:val="0"/>
+          <w:color w:val="000000" w:themeColor="text1"/>
           <w:sz w:val="24"/>
           <w:szCs w:val="24"/>
         </w:rPr>
@@ -76,20 +76,20 @@
     </w:p>
     <w:p>
       <w:pPr>
-        <w:pStyle w:val="921"/>
-        <w:pBdr/>
-        <w:spacing/>
+        <w:pStyle w:val="922"/>
+        <w:pBdr/>
+        <w:spacing w:after="28" w:afterAutospacing="0" w:before="0" w:beforeAutospacing="0" w:line="240" w:lineRule="auto"/>
         <w:ind/>
         <w:jc w:val="center"/>
         <w:rPr>
-          <w:rFonts w:ascii="Times New Roman" w:hAnsi="Times New Roman"/>
+          <w:rFonts w:ascii="Times New Roman" w:hAnsi="Times New Roman" w:cs="Times New Roman"/>
           <w:sz w:val="28"/>
           <w:szCs w:val="28"/>
         </w:rPr>
       </w:pPr>
       <w:r>
         <w:rPr>
-          <w:rFonts w:ascii="Times New Roman" w:hAnsi="Times New Roman" w:cs="Times New Roman"/>
+          <w:rFonts w:ascii="Times New Roman" w:hAnsi="Times New Roman" w:eastAsia="Times New Roman" w:cs="Times New Roman"/>
           <w:b/>
           <w:color w:val="ff0000"/>
           <w:sz w:val="28"/>
@@ -99,14 +99,14 @@
       </w:r>
       <w:r>
         <w:rPr>
-          <w:rFonts w:ascii="Times New Roman" w:hAnsi="Times New Roman"/>
+          <w:rFonts w:ascii="Times New Roman" w:hAnsi="Times New Roman" w:eastAsia="Times New Roman" w:cs="Times New Roman"/>
           <w:sz w:val="28"/>
           <w:szCs w:val="28"/>
         </w:rPr>
       </w:r>
       <w:r>
         <w:rPr>
-          <w:rFonts w:ascii="Times New Roman" w:hAnsi="Times New Roman"/>
+          <w:rFonts w:ascii="Times New Roman" w:hAnsi="Times New Roman" w:eastAsia="Times New Roman" w:cs="Times New Roman"/>
           <w:sz w:val="28"/>
           <w:szCs w:val="28"/>
         </w:rPr>
@@ -114,22 +114,22 @@
     </w:p>
     <w:p>
       <w:pPr>
-        <w:pStyle w:val="921"/>
-        <w:pBdr/>
-        <w:spacing/>
+        <w:pStyle w:val="922"/>
+        <w:pBdr/>
+        <w:spacing w:after="28" w:afterAutospacing="0" w:before="0" w:beforeAutospacing="0" w:line="240" w:lineRule="auto"/>
         <w:ind/>
         <w:jc w:val="center"/>
         <w:rPr>
-          <w:rFonts w:ascii="Times New Roman" w:hAnsi="Times New Roman"/>
-          <w:b/>
-          <w:bCs/>
+          <w:rFonts w:ascii="Times New Roman" w:hAnsi="Times New Roman" w:cs="Times New Roman"/>
+          <w:b w:val="0"/>
+          <w:bCs w:val="0"/>
         </w:rPr>
       </w:pPr>
       <w:r>
         <w:rPr>
-          <w:rFonts w:ascii="Times New Roman" w:hAnsi="Times New Roman" w:cs="Times New Roman"/>
-          <w:b/>
-          <w:bCs/>
+          <w:rFonts w:ascii="Times New Roman" w:hAnsi="Times New Roman" w:eastAsia="Times New Roman" w:cs="Times New Roman"/>
+          <w:b w:val="0"/>
+          <w:bCs w:val="0"/>
           <w:color w:val="ff0000"/>
           <w:sz w:val="18"/>
           <w:szCs w:val="18"/>
@@ -138,37 +138,37 @@
       </w:r>
       <w:r>
         <w:rPr>
-          <w:rFonts w:ascii="Times New Roman" w:hAnsi="Times New Roman"/>
-          <w:b/>
-          <w:bCs/>
+          <w:rFonts w:ascii="Times New Roman" w:hAnsi="Times New Roman" w:eastAsia="Times New Roman" w:cs="Times New Roman"/>
+          <w:b w:val="0"/>
+          <w:bCs w:val="0"/>
         </w:rPr>
       </w:r>
       <w:r>
         <w:rPr>
-          <w:rFonts w:ascii="Times New Roman" w:hAnsi="Times New Roman"/>
-          <w:b/>
-          <w:bCs/>
+          <w:rFonts w:ascii="Times New Roman" w:hAnsi="Times New Roman" w:eastAsia="Times New Roman" w:cs="Times New Roman"/>
+          <w:b w:val="0"/>
+          <w:bCs w:val="0"/>
         </w:rPr>
       </w:r>
     </w:p>
     <w:p>
       <w:pPr>
-        <w:pStyle w:val="921"/>
-        <w:pBdr/>
-        <w:spacing/>
+        <w:pStyle w:val="922"/>
+        <w:pBdr/>
+        <w:spacing w:after="28" w:afterAutospacing="0" w:before="0" w:beforeAutospacing="0" w:line="240" w:lineRule="auto"/>
         <w:ind/>
         <w:jc w:val="center"/>
         <w:rPr>
-          <w:rFonts w:ascii="Times New Roman" w:hAnsi="Times New Roman"/>
-          <w:b/>
-          <w:bCs/>
+          <w:rFonts w:ascii="Times New Roman" w:hAnsi="Times New Roman" w:cs="Times New Roman"/>
+          <w:b w:val="0"/>
+          <w:bCs w:val="0"/>
         </w:rPr>
       </w:pPr>
       <w:r>
         <w:rPr>
-          <w:rFonts w:ascii="Times New Roman" w:hAnsi="Times New Roman" w:cs="Times New Roman"/>
-          <w:b/>
-          <w:bCs/>
+          <w:rFonts w:ascii="Times New Roman" w:hAnsi="Times New Roman" w:eastAsia="Times New Roman" w:cs="Times New Roman"/>
+          <w:b w:val="0"/>
+          <w:bCs w:val="0"/>
           <w:color w:val="ff0000"/>
           <w:sz w:val="18"/>
           <w:szCs w:val="18"/>
@@ -177,30 +177,30 @@
       </w:r>
       <w:r>
         <w:rPr>
-          <w:rFonts w:ascii="Times New Roman" w:hAnsi="Times New Roman"/>
-          <w:b/>
-          <w:bCs/>
+          <w:rFonts w:ascii="Times New Roman" w:hAnsi="Times New Roman" w:eastAsia="Times New Roman" w:cs="Times New Roman"/>
+          <w:b w:val="0"/>
+          <w:bCs w:val="0"/>
         </w:rPr>
       </w:r>
       <w:r>
         <w:rPr>
-          <w:rFonts w:ascii="Times New Roman" w:hAnsi="Times New Roman"/>
-          <w:b/>
-          <w:bCs/>
+          <w:rFonts w:ascii="Times New Roman" w:hAnsi="Times New Roman" w:eastAsia="Times New Roman" w:cs="Times New Roman"/>
+          <w:b w:val="0"/>
+          <w:bCs w:val="0"/>
         </w:rPr>
       </w:r>
     </w:p>
     <w:p>
       <w:pPr>
-        <w:pStyle w:val="921"/>
-        <w:pBdr/>
-        <w:spacing/>
+        <w:pStyle w:val="922"/>
+        <w:pBdr/>
+        <w:spacing w:after="28" w:afterAutospacing="0" w:before="0" w:beforeAutospacing="0" w:line="240" w:lineRule="auto"/>
         <w:ind/>
         <w:jc w:val="center"/>
         <w:rPr>
           <w:rFonts w:ascii="Times New Roman" w:hAnsi="Times New Roman" w:cs="Times New Roman"/>
-          <w:b/>
-          <w:bCs/>
+          <w:b w:val="0"/>
+          <w:bCs w:val="0"/>
           <w:color w:val="ff0000"/>
           <w:sz w:val="18"/>
           <w:szCs w:val="18"/>
@@ -208,9 +208,9 @@
       </w:pPr>
       <w:r>
         <w:rPr>
-          <w:rFonts w:ascii="Times New Roman" w:hAnsi="Times New Roman" w:cs="Times New Roman"/>
-          <w:b/>
-          <w:bCs/>
+          <w:rFonts w:ascii="Times New Roman" w:hAnsi="Times New Roman" w:eastAsia="Times New Roman" w:cs="Times New Roman"/>
+          <w:b w:val="0"/>
+          <w:bCs w:val="0"/>
           <w:color w:val="ff0000"/>
           <w:sz w:val="18"/>
           <w:szCs w:val="18"/>
@@ -219,9 +219,9 @@
       </w:r>
       <w:r>
         <w:rPr>
-          <w:rFonts w:ascii="Times New Roman" w:hAnsi="Times New Roman" w:cs="Times New Roman"/>
-          <w:b/>
-          <w:bCs/>
+          <w:rFonts w:ascii="Times New Roman" w:hAnsi="Times New Roman" w:eastAsia="Times New Roman" w:cs="Times New Roman"/>
+          <w:b w:val="0"/>
+          <w:bCs w:val="0"/>
           <w:color w:val="ff0000"/>
           <w:sz w:val="18"/>
           <w:szCs w:val="18"/>
@@ -230,91 +230,7 @@
       </w:r>
       <w:r>
         <w:rPr>
-          <w:rFonts w:ascii="Times New Roman" w:hAnsi="Times New Roman" w:cs="Times New Roman"/>
-          <w:b/>
-          <w:bCs/>
-          <w:color w:val="ff0000"/>
-          <w:sz w:val="18"/>
-          <w:szCs w:val="18"/>
-        </w:rPr>
-      </w:r>
-      <w:r>
-        <w:rPr>
-          <w:rFonts w:ascii="Times New Roman" w:hAnsi="Times New Roman" w:cs="Times New Roman"/>
-          <w:b/>
-          <w:bCs/>
-          <w:color w:val="ff0000"/>
-          <w:sz w:val="18"/>
-          <w:szCs w:val="18"/>
-        </w:rPr>
-      </w:r>
-    </w:p>
-    <w:p>
-      <w:pPr>
-        <w:pStyle w:val="918"/>
-        <w:pBdr/>
-        <w:spacing w:after="0" w:before="0" w:line="240" w:lineRule="auto"/>
-        <w:ind/>
-        <w:rPr>
-          <w:rFonts w:ascii="Times New Roman" w:hAnsi="Times New Roman" w:cs="Times New Roman"/>
-        </w:rPr>
-      </w:pPr>
-      <w:r>
-        <w:rPr>
-          <w:rFonts w:ascii="Times New Roman" w:hAnsi="Times New Roman" w:cs="Times New Roman"/>
-        </w:rPr>
-      </w:r>
-      <w:r>
-        <w:rPr>
-          <w:rFonts w:ascii="Times New Roman" w:hAnsi="Times New Roman" w:cs="Times New Roman"/>
-        </w:rPr>
-      </w:r>
-      <w:r>
-        <w:rPr>
-          <w:rFonts w:ascii="Times New Roman" w:hAnsi="Times New Roman" w:cs="Times New Roman"/>
-        </w:rPr>
-      </w:r>
-    </w:p>
-    <w:p>
-      <w:pPr>
-        <w:pStyle w:val="918"/>
-        <w:pBdr/>
-        <w:spacing w:after="0" w:before="0" w:line="240" w:lineRule="auto"/>
-        <w:ind/>
-        <w:jc w:val="center"/>
-        <w:rPr>
-          <w:rFonts w:ascii="Times New Roman" w:hAnsi="Times New Roman" w:cs="Times New Roman"/>
-          <w:b w:val="0"/>
-          <w:bCs w:val="0"/>
-        </w:rPr>
-      </w:pPr>
-      <w:r>
-        <w:rPr>
-          <w:rFonts w:ascii="Times New Roman" w:hAnsi="Times New Roman" w:cs="Times New Roman"/>
-          <w:b w:val="0"/>
-          <w:bCs w:val="0"/>
-        </w:rPr>
-        <w:t xml:space="preserve">{</w:t>
-      </w:r>
-      <w:r>
-        <w:rPr>
-          <w:rFonts w:ascii="Times New Roman" w:hAnsi="Times New Roman" w:cs="Times New Roman"/>
-          <w:b w:val="0"/>
-          <w:bCs w:val="0"/>
-        </w:rPr>
-        <w:t xml:space="preserve">Brasao</w:t>
-      </w:r>
-      <w:r>
-        <w:rPr>
-          <w:rFonts w:ascii="Times New Roman" w:hAnsi="Times New Roman" w:cs="Times New Roman"/>
-          <w:b w:val="0"/>
-          <w:bCs w:val="0"/>
-        </w:rPr>
-        <w:t xml:space="preserve"> da Republica}</w:t>
-      </w:r>
-      <w:r>
-        <w:rPr>
-          <w:rFonts w:ascii="Times New Roman" w:hAnsi="Times New Roman" w:cs="Times New Roman"/>
+          <w:rFonts w:ascii="Times New Roman" w:hAnsi="Times New Roman" w:eastAsia="Times New Roman" w:cs="Times New Roman"/>
           <w:b w:val="0"/>
           <w:bCs w:val="0"/>
         </w:rPr>
@@ -324,14 +240,69 @@
           <w:rFonts w:ascii="Times New Roman" w:hAnsi="Times New Roman" w:cs="Times New Roman"/>
           <w:b w:val="0"/>
           <w:bCs w:val="0"/>
+          <w:color w:val="ff0000"/>
+          <w:sz w:val="18"/>
+          <w:szCs w:val="18"/>
         </w:rPr>
       </w:r>
     </w:p>
     <w:p>
       <w:pPr>
-        <w:pStyle w:val="905"/>
-        <w:pBdr/>
-        <w:spacing w:after="0" w:line="240" w:lineRule="auto"/>
+        <w:pStyle w:val="919"/>
+        <w:pBdr/>
+        <w:spacing w:after="28" w:afterAutospacing="0" w:before="0" w:beforeAutospacing="0" w:line="240" w:lineRule="auto"/>
+        <w:ind/>
+        <w:jc w:val="center"/>
+        <w:rPr>
+          <w:rFonts w:ascii="Times New Roman" w:hAnsi="Times New Roman" w:cs="Times New Roman"/>
+          <w:b w:val="0"/>
+          <w:bCs w:val="0"/>
+        </w:rPr>
+      </w:pPr>
+      <w:r>
+        <w:rPr>
+          <w:rFonts w:ascii="Times New Roman" w:hAnsi="Times New Roman" w:eastAsia="Times New Roman" w:cs="Times New Roman"/>
+          <w:b w:val="0"/>
+          <w:bCs w:val="0"/>
+        </w:rPr>
+        <w:t xml:space="preserve">{</w:t>
+      </w:r>
+      <w:r>
+        <w:rPr>
+          <w:rFonts w:ascii="Times New Roman" w:hAnsi="Times New Roman" w:eastAsia="Times New Roman" w:cs="Times New Roman"/>
+          <w:b w:val="0"/>
+          <w:bCs w:val="0"/>
+        </w:rPr>
+        <w:t xml:space="preserve">Brasao</w:t>
+      </w:r>
+      <w:r>
+        <w:rPr>
+          <w:rFonts w:ascii="Times New Roman" w:hAnsi="Times New Roman" w:eastAsia="Times New Roman" w:cs="Times New Roman"/>
+          <w:b w:val="0"/>
+          <w:bCs w:val="0"/>
+        </w:rPr>
+        <w:t xml:space="preserve"> da Republica}</w:t>
+      </w:r>
+      <w:r>
+        <w:rPr>
+          <w:rFonts w:ascii="Times New Roman" w:hAnsi="Times New Roman" w:eastAsia="Times New Roman" w:cs="Times New Roman"/>
+          <w:b w:val="0"/>
+          <w:bCs w:val="0"/>
+        </w:rPr>
+      </w:r>
+      <w:r>
+        <w:rPr>
+          <w:rFonts w:ascii="Times New Roman" w:hAnsi="Times New Roman" w:eastAsia="Times New Roman" w:cs="Times New Roman"/>
+          <w:b w:val="0"/>
+          <w:bCs w:val="0"/>
+        </w:rPr>
+      </w:r>
+    </w:p>
+    <w:p>
+      <w:pPr>
+        <w:pStyle w:val="906"/>
+        <w:pBdr/>
+        <w:spacing w:after="28" w:afterAutospacing="0" w:before="0" w:beforeAutospacing="0" w:line="240" w:lineRule="auto"/>
         <w:ind/>
         <w:contextualSpacing w:val="true"/>
         <w:rPr>
@@ -342,7 +313,7 @@
       </w:pPr>
       <w:r>
         <w:rPr>
-          <w:rFonts w:ascii="Times New Roman" w:hAnsi="Times New Roman" w:cs="Times New Roman"/>
+          <w:rFonts w:ascii="Times New Roman" w:hAnsi="Times New Roman" w:eastAsia="Times New Roman" w:cs="Times New Roman"/>
           <w:sz w:val="24"/>
           <w:szCs w:val="24"/>
         </w:rPr>
@@ -350,14 +321,14 @@
       </w:r>
       <w:r>
         <w:rPr>
-          <w:rFonts w:ascii="Times New Roman" w:hAnsi="Times New Roman" w:cs="Times New Roman"/>
+          <w:rFonts w:ascii="Times New Roman" w:hAnsi="Times New Roman" w:eastAsia="Times New Roman" w:cs="Times New Roman"/>
           <w:sz w:val="24"/>
           <w:szCs w:val="24"/>
         </w:rPr>
       </w:r>
       <w:r>
         <w:rPr>
-          <w:rFonts w:ascii="Times New Roman" w:hAnsi="Times New Roman" w:cs="Times New Roman"/>
+          <w:rFonts w:ascii="Times New Roman" w:hAnsi="Times New Roman" w:eastAsia="Times New Roman" w:cs="Times New Roman"/>
           <w:sz w:val="24"/>
           <w:szCs w:val="24"/>
         </w:rPr>
@@ -365,9 +336,9 @@
     </w:p>
     <w:p>
       <w:pPr>
-        <w:pStyle w:val="905"/>
-        <w:pBdr/>
-        <w:spacing w:after="0" w:line="240" w:lineRule="auto"/>
+        <w:pStyle w:val="906"/>
+        <w:pBdr/>
+        <w:spacing w:after="28" w:afterAutospacing="0" w:before="0" w:beforeAutospacing="0" w:line="240" w:lineRule="auto"/>
         <w:ind/>
         <w:contextualSpacing w:val="true"/>
         <w:rPr>
@@ -379,7 +350,7 @@
       </w:pPr>
       <w:r>
         <w:rPr>
-          <w:rFonts w:ascii="Times New Roman" w:hAnsi="Times New Roman" w:cs="Times New Roman"/>
+          <w:rFonts w:ascii="Times New Roman" w:hAnsi="Times New Roman" w:eastAsia="Times New Roman" w:cs="Times New Roman"/>
           <w:b w:val="0"/>
           <w:sz w:val="24"/>
           <w:szCs w:val="24"/>
@@ -388,7 +359,7 @@
       </w:r>
       <w:r>
         <w:rPr>
-          <w:rFonts w:ascii="Times New Roman" w:hAnsi="Times New Roman" w:cs="Times New Roman"/>
+          <w:rFonts w:ascii="Times New Roman" w:hAnsi="Times New Roman" w:eastAsia="Times New Roman" w:cs="Times New Roman"/>
           <w:b w:val="0"/>
           <w:sz w:val="24"/>
           <w:szCs w:val="24"/>
@@ -396,7 +367,7 @@
       </w:r>
       <w:r>
         <w:rPr>
-          <w:rFonts w:ascii="Times New Roman" w:hAnsi="Times New Roman" w:cs="Times New Roman"/>
+          <w:rFonts w:ascii="Times New Roman" w:hAnsi="Times New Roman" w:eastAsia="Times New Roman" w:cs="Times New Roman"/>
           <w:b w:val="0"/>
           <w:sz w:val="24"/>
           <w:szCs w:val="24"/>
@@ -405,120 +376,119 @@
     </w:p>
     <w:p>
       <w:pPr>
-        <w:pStyle w:val="920"/>
-        <w:pBdr/>
-        <w:spacing/>
+        <w:pStyle w:val="921"/>
+        <w:pBdr/>
+        <w:spacing w:after="28" w:afterAutospacing="0" w:before="0" w:beforeAutospacing="0" w:line="240" w:lineRule="auto"/>
         <w:ind/>
         <w:jc w:val="center"/>
         <w:rPr>
-          <w:rFonts w:cs="Times New Roman"/>
-          <w:lang w:eastAsia="en-US"/>
+          <w:rFonts w:ascii="Times New Roman" w:hAnsi="Times New Roman" w:cs="Times New Roman"/>
         </w:rPr>
       </w:pPr>
       <w:r>
         <w:rPr>
-          <w:rFonts w:cs="Times New Roman"/>
+          <w:rFonts w:ascii="Times New Roman" w:hAnsi="Times New Roman" w:eastAsia="Times New Roman" w:cs="Times New Roman"/>
           <w:lang w:eastAsia="en-US"/>
         </w:rPr>
         <w:t xml:space="preserve">BASE AÉREA DO GALEÃO</w:t>
       </w:r>
       <w:r>
         <w:rPr>
-          <w:rFonts w:cs="Times New Roman"/>
+          <w:rFonts w:ascii="Times New Roman" w:hAnsi="Times New Roman" w:eastAsia="Times New Roman" w:cs="Times New Roman"/>
           <w:lang w:eastAsia="en-US"/>
         </w:rPr>
       </w:r>
       <w:r>
         <w:rPr>
-          <w:rFonts w:cs="Times New Roman"/>
+          <w:rFonts w:ascii="Times New Roman" w:hAnsi="Times New Roman" w:eastAsia="Times New Roman" w:cs="Times New Roman"/>
           <w:lang w:eastAsia="en-US"/>
         </w:rPr>
       </w:r>
     </w:p>
     <w:p>
       <w:pPr>
-        <w:pStyle w:val="920"/>
+        <w:pStyle w:val="921"/>
         <w:pBdr/>
         <w:tabs>
           <w:tab w:val="center" w:leader="none" w:pos="4678"/>
           <w:tab w:val="right" w:leader="none" w:pos="9356"/>
         </w:tabs>
-        <w:spacing/>
+        <w:spacing w:after="28" w:afterAutospacing="0" w:before="0" w:beforeAutospacing="0" w:line="240" w:lineRule="auto"/>
         <w:ind/>
         <w:contextualSpacing w:val="true"/>
         <w:jc w:val="center"/>
         <w:rPr>
-          <w:rFonts w:cs="Times New Roman"/>
+          <w:rFonts w:ascii="Times New Roman" w:hAnsi="Times New Roman" w:cs="Times New Roman"/>
           <w:bCs/>
-          <w:color w:val="ff0000"/>
+          <w:color w:val="000000" w:themeColor="text1"/>
           <w:u w:val="single"/>
         </w:rPr>
       </w:pPr>
       <w:r>
         <w:rPr>
-          <w:rFonts w:cs="Times New Roman"/>
+          <w:rFonts w:ascii="Times New Roman" w:hAnsi="Times New Roman" w:eastAsia="Times New Roman" w:cs="Times New Roman"/>
           <w:bCs/>
-          <w:color w:val="ff0000"/>
+          <w:color w:val="000000" w:themeColor="text1"/>
           <w:u w:val="single"/>
         </w:rPr>
         <w:t xml:space="preserve">GRUPO </w:t>
       </w:r>
       <w:r>
         <w:rPr>
-          <w:rFonts w:cs="Times New Roman"/>
+          <w:rFonts w:ascii="Times New Roman" w:hAnsi="Times New Roman" w:eastAsia="Times New Roman" w:cs="Times New Roman"/>
           <w:bCs/>
-          <w:color w:val="ff0000"/>
+          <w:color w:val="000000" w:themeColor="text1"/>
           <w:u w:val="single"/>
         </w:rPr>
         <w:t xml:space="preserve">DE SEGURANÇA E DEFESA DO GALEÃO</w:t>
       </w:r>
       <w:r>
         <w:rPr>
-          <w:rFonts w:cs="Times New Roman"/>
+          <w:rFonts w:ascii="Times New Roman" w:hAnsi="Times New Roman" w:eastAsia="Times New Roman" w:cs="Times New Roman"/>
           <w:bCs/>
-          <w:color w:val="ff0000"/>
+          <w:color w:val="000000" w:themeColor="text1"/>
           <w:u w:val="single"/>
         </w:rPr>
       </w:r>
       <w:r>
         <w:rPr>
-          <w:rFonts w:cs="Times New Roman"/>
+          <w:rFonts w:ascii="Times New Roman" w:hAnsi="Times New Roman" w:eastAsia="Times New Roman" w:cs="Times New Roman"/>
           <w:bCs/>
-          <w:color w:val="ff0000"/>
+          <w:color w:val="000000" w:themeColor="text1"/>
           <w:u w:val="single"/>
         </w:rPr>
       </w:r>
     </w:p>
     <w:p>
       <w:pPr>
-        <w:pStyle w:val="920"/>
-        <w:pBdr/>
-        <w:spacing/>
+        <w:pStyle w:val="921"/>
+        <w:pBdr/>
+        <w:spacing w:after="28" w:afterAutospacing="0" w:before="0" w:beforeAutospacing="0" w:line="240" w:lineRule="auto"/>
         <w:ind/>
         <w:jc w:val="center"/>
         <w:rPr>
-          <w:rFonts w:cs="Times New Roman"/>
+          <w:rFonts w:ascii="Times New Roman" w:hAnsi="Times New Roman" w:cs="Times New Roman"/>
           <w:b/>
           <w:bCs/>
         </w:rPr>
       </w:pPr>
       <w:r>
         <w:rPr>
-          <w:rFonts w:cs="Times New Roman"/>
+          <w:rFonts w:ascii="Times New Roman" w:hAnsi="Times New Roman" w:eastAsia="Times New Roman" w:cs="Times New Roman"/>
           <w:b/>
           <w:bCs/>
         </w:rPr>
       </w:r>
       <w:r>
         <w:rPr>
-          <w:rFonts w:cs="Times New Roman"/>
+          <w:rFonts w:ascii="Times New Roman" w:hAnsi="Times New Roman" w:eastAsia="Times New Roman" w:cs="Times New Roman"/>
           <w:b/>
           <w:bCs/>
         </w:rPr>
       </w:r>
       <w:r>
         <w:rPr>
-          <w:rFonts w:cs="Times New Roman"/>
+          <w:rFonts w:ascii="Times New Roman" w:hAnsi="Times New Roman" w:eastAsia="Times New Roman" w:cs="Times New Roman"/>
           <w:b/>
           <w:bCs/>
         </w:rPr>
@@ -526,173 +496,183 @@
     </w:p>
     <w:p>
       <w:pPr>
-        <w:pStyle w:val="920"/>
-        <w:pBdr/>
-        <w:spacing/>
+        <w:pStyle w:val="921"/>
+        <w:pBdr/>
+        <w:spacing w:after="28" w:afterAutospacing="0" w:before="0" w:beforeAutospacing="0" w:line="240" w:lineRule="auto"/>
         <w:ind/>
         <w:contextualSpacing w:val="true"/>
         <w:rPr>
-          <w:rFonts w:cs="Times New Roman"/>
+          <w:rFonts w:ascii="Times New Roman" w:hAnsi="Times New Roman" w:cs="Times New Roman"/>
           <w:b/>
           <w:bCs/>
+          <w:color w:val="000000" w:themeColor="text1"/>
         </w:rPr>
       </w:pPr>
       <w:r>
         <w:rPr>
-          <w:rFonts w:cs="Times New Roman"/>
+          <w:rFonts w:ascii="Times New Roman" w:hAnsi="Times New Roman" w:eastAsia="Times New Roman" w:cs="Times New Roman"/>
           <w:b/>
+          <w:color w:val="000000" w:themeColor="text1"/>
         </w:rPr>
         <w:t xml:space="preserve"> </w:t>
       </w:r>
       <w:r>
         <w:rPr>
-          <w:rFonts w:cs="Times New Roman"/>
+          <w:rFonts w:ascii="Times New Roman" w:hAnsi="Times New Roman" w:eastAsia="Times New Roman" w:cs="Times New Roman"/>
           <w:b/>
+          <w:color w:val="000000" w:themeColor="text1"/>
         </w:rPr>
         <w:t xml:space="preserve">NOTA DE PUNIÇÃO DISCIPLINAR</w:t>
       </w:r>
       <w:r>
         <w:rPr>
-          <w:rFonts w:cs="Times New Roman"/>
+          <w:rFonts w:ascii="Times New Roman" w:hAnsi="Times New Roman" w:eastAsia="Times New Roman" w:cs="Times New Roman"/>
           <w:b/>
+          <w:color w:val="000000" w:themeColor="text1"/>
         </w:rPr>
         <w:t xml:space="preserve"> – </w:t>
       </w:r>
       <w:r>
         <w:rPr>
-          <w:rFonts w:cs="Times New Roman"/>
+          <w:rFonts w:ascii="Times New Roman" w:hAnsi="Times New Roman" w:eastAsia="Times New Roman" w:cs="Times New Roman"/>
           <w:b/>
           <w:bCs/>
+          <w:color w:val="000000" w:themeColor="text1"/>
         </w:rPr>
         <w:t xml:space="preserve">PATD N</w:t>
       </w:r>
       <w:r>
         <w:rPr>
-          <w:rFonts w:cs="Times New Roman"/>
+          <w:rFonts w:ascii="Times New Roman" w:hAnsi="Times New Roman" w:eastAsia="Times New Roman" w:cs="Times New Roman"/>
           <w:b/>
           <w:bCs/>
+          <w:color w:val="000000" w:themeColor="text1"/>
         </w:rPr>
         <w:t xml:space="preserve">º </w:t>
       </w:r>
       <w:r>
         <w:rPr>
-          <w:rFonts w:cs="Times New Roman"/>
+          <w:rFonts w:ascii="Times New Roman" w:hAnsi="Times New Roman" w:eastAsia="Times New Roman" w:cs="Times New Roman"/>
           <w:b/>
           <w:bCs/>
+          <w:color w:val="000000" w:themeColor="text1"/>
         </w:rPr>
         <w:t xml:space="preserve">{N </w:t>
       </w:r>
       <w:r>
         <w:rPr>
-          <w:rFonts w:cs="Times New Roman"/>
+          <w:rFonts w:ascii="Times New Roman" w:hAnsi="Times New Roman" w:eastAsia="Times New Roman" w:cs="Times New Roman"/>
           <w:b/>
           <w:bCs/>
+          <w:color w:val="000000" w:themeColor="text1"/>
         </w:rPr>
         <w:t xml:space="preserve">PATD}</w:t>
       </w:r>
       <w:r>
         <w:rPr>
-          <w:rFonts w:cs="Times New Roman"/>
+          <w:rFonts w:ascii="Times New Roman" w:hAnsi="Times New Roman" w:eastAsia="Times New Roman" w:cs="Times New Roman"/>
           <w:b/>
           <w:bCs/>
-          <w:color w:val="ff0000"/>
+          <w:color w:val="000000" w:themeColor="text1"/>
         </w:rPr>
         <w:t xml:space="preserve">/</w:t>
       </w:r>
       <w:r>
         <w:rPr>
-          <w:rFonts w:cs="Times New Roman"/>
+          <w:rFonts w:ascii="Times New Roman" w:hAnsi="Times New Roman" w:eastAsia="Times New Roman" w:cs="Times New Roman"/>
           <w:b/>
           <w:bCs/>
-          <w:color w:val="ff0000"/>
+          <w:color w:val="000000" w:themeColor="text1"/>
         </w:rPr>
         <w:t xml:space="preserve">BAGL</w:t>
       </w:r>
       <w:r>
         <w:rPr>
-          <w:rFonts w:cs="Times New Roman"/>
+          <w:rFonts w:ascii="Times New Roman" w:hAnsi="Times New Roman" w:eastAsia="Times New Roman" w:cs="Times New Roman"/>
           <w:b/>
           <w:bCs/>
-          <w:color w:val="ff0000"/>
+          <w:color w:val="000000" w:themeColor="text1"/>
         </w:rPr>
         <w:t xml:space="preserve">-</w:t>
       </w:r>
       <w:r>
         <w:rPr>
-          <w:rFonts w:cs="Times New Roman"/>
+          <w:rFonts w:ascii="Times New Roman" w:hAnsi="Times New Roman" w:eastAsia="Times New Roman" w:cs="Times New Roman"/>
           <w:b/>
           <w:bCs/>
-          <w:color w:val="ff0000"/>
+          <w:color w:val="000000" w:themeColor="text1"/>
         </w:rPr>
         <w:t xml:space="preserve">GSDGL</w:t>
       </w:r>
       <w:r>
         <w:rPr>
-          <w:rFonts w:cs="Times New Roman"/>
+          <w:rFonts w:ascii="Times New Roman" w:hAnsi="Times New Roman" w:eastAsia="Times New Roman" w:cs="Times New Roman"/>
           <w:b/>
           <w:bCs/>
-          <w:color w:val="ff0000"/>
+          <w:color w:val="000000" w:themeColor="text1"/>
         </w:rPr>
         <w:t xml:space="preserve">/</w:t>
       </w:r>
       <w:r>
         <w:rPr>
-          <w:rFonts w:cs="Times New Roman"/>
+          <w:rFonts w:ascii="Times New Roman" w:hAnsi="Times New Roman" w:eastAsia="Times New Roman" w:cs="Times New Roman"/>
           <w:b/>
           <w:bCs/>
-          <w:color w:val="ff0000"/>
+          <w:color w:val="000000" w:themeColor="text1"/>
         </w:rPr>
         <w:t xml:space="preserve">{</w:t>
       </w:r>
       <w:r>
         <w:rPr>
-          <w:rFonts w:cs="Times New Roman"/>
+          <w:rFonts w:ascii="Times New Roman" w:hAnsi="Times New Roman" w:eastAsia="Times New Roman" w:cs="Times New Roman"/>
           <w:b/>
           <w:bCs/>
-          <w:color w:val="ff0000"/>
+          <w:color w:val="000000" w:themeColor="text1"/>
         </w:rPr>
         <w:t xml:space="preserve">DataPatd</w:t>
       </w:r>
       <w:r>
         <w:rPr>
-          <w:rFonts w:cs="Times New Roman"/>
+          <w:rFonts w:ascii="Times New Roman" w:hAnsi="Times New Roman" w:eastAsia="Times New Roman" w:cs="Times New Roman"/>
           <w:b/>
           <w:bCs/>
-          <w:color w:val="ff0000"/>
+          <w:color w:val="000000" w:themeColor="text1"/>
         </w:rPr>
         <w:t xml:space="preserve">}</w:t>
       </w:r>
       <w:r>
         <w:rPr>
-          <w:rFonts w:cs="Times New Roman"/>
+          <w:rFonts w:ascii="Times New Roman" w:hAnsi="Times New Roman" w:eastAsia="Times New Roman" w:cs="Times New Roman"/>
           <w:b/>
           <w:bCs/>
+          <w:color w:val="000000" w:themeColor="text1"/>
         </w:rPr>
       </w:r>
       <w:r>
         <w:rPr>
-          <w:rFonts w:cs="Times New Roman"/>
+          <w:rFonts w:ascii="Times New Roman" w:hAnsi="Times New Roman" w:eastAsia="Times New Roman" w:cs="Times New Roman"/>
           <w:b/>
           <w:bCs/>
+          <w:color w:val="000000" w:themeColor="text1"/>
         </w:rPr>
       </w:r>
     </w:p>
     <w:p>
       <w:pPr>
-        <w:pStyle w:val="920"/>
-        <w:pBdr/>
-        <w:spacing/>
+        <w:pStyle w:val="921"/>
+        <w:pBdr/>
+        <w:spacing w:after="28" w:afterAutospacing="0" w:before="0" w:beforeAutospacing="0" w:line="240" w:lineRule="auto"/>
         <w:ind/>
         <w:jc w:val="center"/>
         <w:rPr>
-          <w:rFonts w:cs="Times New Roman"/>
+          <w:rFonts w:ascii="Times New Roman" w:hAnsi="Times New Roman" w:cs="Times New Roman"/>
           <w:b/>
           <w:bCs/>
         </w:rPr>
       </w:pPr>
       <w:r>
         <w:rPr>
-          <w:rFonts w:cs="Times New Roman"/>
+          <w:rFonts w:ascii="Times New Roman" w:hAnsi="Times New Roman" w:eastAsia="Times New Roman" w:cs="Times New Roman"/>
           <w:b/>
           <w:bCs/>
         </w:rPr>
@@ -700,14 +680,14 @@
       </w:r>
       <w:r>
         <w:rPr>
-          <w:rFonts w:cs="Times New Roman"/>
+          <w:rFonts w:ascii="Times New Roman" w:hAnsi="Times New Roman" w:eastAsia="Times New Roman" w:cs="Times New Roman"/>
           <w:b/>
           <w:bCs/>
         </w:rPr>
       </w:r>
       <w:r>
         <w:rPr>
-          <w:rFonts w:cs="Times New Roman"/>
+          <w:rFonts w:ascii="Times New Roman" w:hAnsi="Times New Roman" w:eastAsia="Times New Roman" w:cs="Times New Roman"/>
           <w:b/>
           <w:bCs/>
         </w:rPr>
@@ -715,30 +695,25 @@
     </w:p>
     <w:p>
       <w:pPr>
-        <w:pStyle w:val="920"/>
-        <w:pBdr/>
-        <w:spacing/>
-        <w:ind w:left="708"/>
+        <w:pStyle w:val="921"/>
+        <w:pBdr/>
+        <w:spacing w:after="28" w:afterAutospacing="0" w:before="0" w:beforeAutospacing="0" w:line="240" w:lineRule="auto"/>
+        <w:ind w:left="0"/>
         <w:jc w:val="both"/>
-        <w:rPr/>
+        <w:rPr>
+          <w:rFonts w:ascii="Times New Roman" w:hAnsi="Times New Roman" w:cs="Times New Roman"/>
+        </w:rPr>
       </w:pPr>
       <w:r>
         <w:rPr>
-          <w:rFonts w:cs="Times New Roman"/>
-          <w:bCs/>
-        </w:rPr>
-        <w:t xml:space="preserve">    </w:t>
-      </w:r>
-      <w:r>
-        <w:rPr>
-          <w:rFonts w:cs="Times New Roman"/>
+          <w:rFonts w:ascii="Times New Roman" w:hAnsi="Times New Roman" w:eastAsia="Times New Roman" w:cs="Times New Roman"/>
           <w:bCs/>
         </w:rPr>
         <w:t xml:space="preserve">O Senhor </w:t>
       </w:r>
       <w:r>
         <w:rPr>
-          <w:rFonts w:cs="Times New Roman"/>
+          <w:rFonts w:ascii="Times New Roman" w:hAnsi="Times New Roman" w:eastAsia="Times New Roman" w:cs="Times New Roman"/>
           <w:bCs/>
           <w:color w:val="ff0000"/>
         </w:rPr>
@@ -746,7 +721,7 @@
       </w:r>
       <w:r>
         <w:rPr>
-          <w:rFonts w:cs="Times New Roman"/>
+          <w:rFonts w:ascii="Times New Roman" w:hAnsi="Times New Roman" w:eastAsia="Times New Roman" w:cs="Times New Roman"/>
           <w:bCs/>
           <w:color w:val="ff0000"/>
         </w:rPr>
@@ -754,7 +729,7 @@
       </w:r>
       <w:r>
         <w:rPr>
-          <w:rFonts w:cs="Times New Roman"/>
+          <w:rFonts w:ascii="Times New Roman" w:hAnsi="Times New Roman" w:eastAsia="Times New Roman" w:cs="Times New Roman"/>
           <w:bCs/>
           <w:color w:val="ff0000"/>
         </w:rPr>
@@ -763,18 +738,21 @@
       <w:bookmarkStart w:id="0" w:name="_Hlk210307564"/>
       <w:r>
         <w:rPr>
-          <w:rFonts w:cs="Times New Roman"/>
+          <w:rFonts w:ascii="Times New Roman" w:hAnsi="Times New Roman" w:eastAsia="Times New Roman" w:cs="Times New Roman"/>
           <w:bCs/>
           <w:color w:val="ff0000"/>
         </w:rPr>
         <w:t xml:space="preserve">BAGL</w:t>
       </w:r>
       <w:r>
+        <w:rPr>
+          <w:rFonts w:ascii="Times New Roman" w:hAnsi="Times New Roman" w:eastAsia="Times New Roman" w:cs="Times New Roman"/>
+        </w:rPr>
         <w:t xml:space="preserve"> </w:t>
       </w:r>
       <w:r>
         <w:rPr>
-          <w:rFonts w:cs="Times New Roman"/>
+          <w:rFonts w:ascii="Times New Roman" w:hAnsi="Times New Roman" w:eastAsia="Times New Roman" w:cs="Times New Roman"/>
           <w:bCs/>
           <w:color w:val="ff0000"/>
         </w:rPr>
@@ -782,7 +760,7 @@
       </w:r>
       <w:r>
         <w:rPr>
-          <w:rFonts w:cs="Times New Roman"/>
+          <w:rFonts w:ascii="Times New Roman" w:hAnsi="Times New Roman" w:eastAsia="Times New Roman" w:cs="Times New Roman"/>
           <w:bCs/>
           <w:color w:val="ff0000"/>
         </w:rPr>
@@ -790,7 +768,7 @@
       </w:r>
       <w:r>
         <w:rPr>
-          <w:rFonts w:cs="Times New Roman"/>
+          <w:rFonts w:ascii="Times New Roman" w:hAnsi="Times New Roman" w:eastAsia="Times New Roman" w:cs="Times New Roman"/>
           <w:bCs/>
           <w:color w:val="ff0000"/>
         </w:rPr>
@@ -798,7 +776,7 @@
       </w:r>
       <w:r>
         <w:rPr>
-          <w:rFonts w:cs="Times New Roman"/>
+          <w:rFonts w:ascii="Times New Roman" w:hAnsi="Times New Roman" w:eastAsia="Times New Roman" w:cs="Times New Roman"/>
           <w:color w:val="ff0000"/>
         </w:rPr>
         <w:t xml:space="preserve"> </w:t>
@@ -806,31 +784,34 @@
       <w:bookmarkEnd w:id="0"/>
       <w:r>
         <w:rPr>
-          <w:rFonts w:cs="Times New Roman"/>
+          <w:rFonts w:ascii="Times New Roman" w:hAnsi="Times New Roman" w:eastAsia="Times New Roman" w:cs="Times New Roman"/>
           <w:bCs/>
         </w:rPr>
         <w:t xml:space="preserve">faz saber ao</w:t>
       </w:r>
       <w:r>
+        <w:rPr>
+          <w:rFonts w:ascii="Times New Roman" w:hAnsi="Times New Roman" w:eastAsia="Times New Roman" w:cs="Times New Roman"/>
+        </w:rPr>
         <w:t xml:space="preserve"> </w:t>
       </w:r>
       <w:r>
         <w:rPr>
-          <w:rFonts w:cs="Times New Roman"/>
+          <w:rFonts w:ascii="Times New Roman" w:hAnsi="Times New Roman" w:eastAsia="Times New Roman" w:cs="Times New Roman"/>
           <w:bCs/>
         </w:rPr>
         <w:t xml:space="preserve">{Militar Arrolado}</w:t>
       </w:r>
       <w:r>
         <w:rPr>
-          <w:rFonts w:cs="Times New Roman"/>
+          <w:rFonts w:ascii="Times New Roman" w:hAnsi="Times New Roman" w:eastAsia="Times New Roman" w:cs="Times New Roman"/>
           <w:bCs/>
         </w:rPr>
         <w:t xml:space="preserve"> </w:t>
       </w:r>
       <w:r>
         <w:rPr>
-          <w:rFonts w:cs="Times New Roman"/>
+          <w:rFonts w:ascii="Times New Roman" w:hAnsi="Times New Roman" w:eastAsia="Times New Roman" w:cs="Times New Roman"/>
           <w:bCs/>
           <w:color w:val="ff0000"/>
         </w:rPr>
@@ -838,7 +819,7 @@
       </w:r>
       <w:r>
         <w:rPr>
-          <w:rFonts w:cs="Times New Roman"/>
+          <w:rFonts w:ascii="Times New Roman" w:hAnsi="Times New Roman" w:eastAsia="Times New Roman" w:cs="Times New Roman"/>
           <w:bCs/>
           <w:color w:val="ff0000"/>
         </w:rPr>
@@ -846,14 +827,14 @@
       </w:r>
       <w:r>
         <w:rPr>
-          <w:rFonts w:cs="Times New Roman"/>
+          <w:rFonts w:ascii="Times New Roman" w:hAnsi="Times New Roman" w:eastAsia="Times New Roman" w:cs="Times New Roman"/>
           <w:bCs/>
         </w:rPr>
         <w:t xml:space="preserve"> </w:t>
       </w:r>
       <w:r>
         <w:rPr>
-          <w:rFonts w:cs="Times New Roman"/>
+          <w:rFonts w:ascii="Times New Roman" w:hAnsi="Times New Roman" w:eastAsia="Times New Roman" w:cs="Times New Roman"/>
           <w:bCs/>
           <w:color w:val="ff0000"/>
         </w:rPr>
@@ -861,566 +842,573 @@
       </w:r>
       <w:r>
         <w:rPr>
-          <w:rFonts w:cs="Times New Roman"/>
+          <w:rFonts w:ascii="Times New Roman" w:hAnsi="Times New Roman" w:eastAsia="Times New Roman" w:cs="Times New Roman"/>
           <w:bCs/>
         </w:rPr>
         <w:t xml:space="preserve"> </w:t>
       </w:r>
       <w:r>
         <w:rPr>
-          <w:rFonts w:cs="Times New Roman"/>
+          <w:rFonts w:ascii="Times New Roman" w:hAnsi="Times New Roman" w:eastAsia="Times New Roman" w:cs="Times New Roman"/>
           <w:bCs/>
         </w:rPr>
         <w:t xml:space="preserve">do efetivo do</w:t>
       </w:r>
       <w:r>
         <w:rPr>
-          <w:rFonts w:cs="Times New Roman"/>
+          <w:rFonts w:ascii="Times New Roman" w:hAnsi="Times New Roman" w:eastAsia="Times New Roman" w:cs="Times New Roman"/>
           <w:bCs/>
         </w:rPr>
         <w:t xml:space="preserve"> </w:t>
       </w:r>
       <w:r>
         <w:rPr>
-          <w:rFonts w:cs="Times New Roman"/>
+          <w:rFonts w:ascii="Times New Roman" w:hAnsi="Times New Roman" w:eastAsia="Times New Roman" w:cs="Times New Roman"/>
           <w:bCs/>
         </w:rPr>
         <w:t xml:space="preserve">Esquadrão</w:t>
       </w:r>
       <w:r>
         <w:rPr>
-          <w:rFonts w:cs="Times New Roman"/>
+          <w:rFonts w:ascii="Times New Roman" w:hAnsi="Times New Roman" w:eastAsia="Times New Roman" w:cs="Times New Roman"/>
           <w:bCs/>
         </w:rPr>
         <w:t xml:space="preserve"> de Segurança</w:t>
       </w:r>
       <w:r>
         <w:rPr>
-          <w:rFonts w:cs="Times New Roman"/>
+          <w:rFonts w:ascii="Times New Roman" w:hAnsi="Times New Roman" w:eastAsia="Times New Roman" w:cs="Times New Roman"/>
           <w:bCs/>
         </w:rPr>
         <w:t xml:space="preserve"> das</w:t>
       </w:r>
       <w:r>
         <w:rPr>
-          <w:rFonts w:cs="Times New Roman"/>
+          <w:rFonts w:ascii="Times New Roman" w:hAnsi="Times New Roman" w:eastAsia="Times New Roman" w:cs="Times New Roman"/>
           <w:bCs/>
         </w:rPr>
         <w:t xml:space="preserve"> </w:t>
       </w:r>
       <w:r>
         <w:rPr>
-          <w:rFonts w:cs="Times New Roman"/>
+          <w:rFonts w:ascii="Times New Roman" w:hAnsi="Times New Roman" w:eastAsia="Times New Roman" w:cs="Times New Roman"/>
           <w:bCs/>
         </w:rPr>
         <w:t xml:space="preserve">Instalações</w:t>
       </w:r>
       <w:r>
         <w:rPr>
-          <w:rFonts w:cs="Times New Roman"/>
+          <w:rFonts w:ascii="Times New Roman" w:hAnsi="Times New Roman" w:eastAsia="Times New Roman" w:cs="Times New Roman"/>
           <w:bCs/>
         </w:rPr>
         <w:t xml:space="preserve"> do </w:t>
       </w:r>
       <w:r>
         <w:rPr>
-          <w:rFonts w:cs="Times New Roman"/>
+          <w:rFonts w:ascii="Times New Roman" w:hAnsi="Times New Roman" w:eastAsia="Times New Roman" w:cs="Times New Roman"/>
           <w:bCs/>
         </w:rPr>
         <w:t xml:space="preserve">Grupo de Segurança e Defesa do Galeão da</w:t>
       </w:r>
       <w:r>
         <w:rPr>
-          <w:rFonts w:cs="Times New Roman"/>
+          <w:rFonts w:ascii="Times New Roman" w:hAnsi="Times New Roman" w:eastAsia="Times New Roman" w:cs="Times New Roman"/>
           <w:bCs/>
         </w:rPr>
         <w:t xml:space="preserve"> BAGL</w:t>
       </w:r>
       <w:r>
         <w:rPr>
-          <w:rFonts w:cs="Times New Roman"/>
+          <w:rFonts w:ascii="Times New Roman" w:hAnsi="Times New Roman" w:eastAsia="Times New Roman" w:cs="Times New Roman"/>
           <w:bCs/>
         </w:rPr>
         <w:t xml:space="preserve">, que o mesmo f</w:t>
       </w:r>
       <w:r>
         <w:rPr>
-          <w:rFonts w:cs="Times New Roman"/>
+          <w:rFonts w:ascii="Times New Roman" w:hAnsi="Times New Roman" w:eastAsia="Times New Roman" w:cs="Times New Roman"/>
           <w:bCs/>
         </w:rPr>
         <w:t xml:space="preserve">oi </w:t>
       </w:r>
       <w:r>
         <w:rPr>
-          <w:rFonts w:cs="Times New Roman"/>
+          <w:rFonts w:ascii="Times New Roman" w:hAnsi="Times New Roman" w:eastAsia="Times New Roman" w:cs="Times New Roman"/>
           <w:bCs/>
         </w:rPr>
         <w:t xml:space="preserve">punido com </w:t>
       </w:r>
       <w:r>
         <w:rPr>
-          <w:rFonts w:cs="Times New Roman"/>
+          <w:rFonts w:ascii="Times New Roman" w:hAnsi="Times New Roman" w:eastAsia="Times New Roman" w:cs="Times New Roman"/>
           <w:bCs/>
         </w:rPr>
         <w:t xml:space="preserve">{</w:t>
       </w:r>
       <w:r>
         <w:rPr>
-          <w:rFonts w:cs="Times New Roman"/>
+          <w:rFonts w:ascii="Times New Roman" w:hAnsi="Times New Roman" w:eastAsia="Times New Roman" w:cs="Times New Roman"/>
           <w:bCs/>
         </w:rPr>
         <w:t xml:space="preserve">punição_botao</w:t>
       </w:r>
       <w:r>
         <w:rPr>
-          <w:rFonts w:cs="Times New Roman"/>
+          <w:rFonts w:ascii="Times New Roman" w:hAnsi="Times New Roman" w:eastAsia="Times New Roman" w:cs="Times New Roman"/>
           <w:bCs/>
         </w:rPr>
         <w:t xml:space="preserve">} </w:t>
       </w:r>
       <w:r>
         <w:rPr>
-          <w:rFonts w:cs="Times New Roman"/>
+          <w:rFonts w:ascii="Times New Roman" w:hAnsi="Times New Roman" w:eastAsia="Times New Roman" w:cs="Times New Roman"/>
         </w:rPr>
         <w:t xml:space="preserve">po</w:t>
       </w:r>
       <w:r>
         <w:rPr>
-          <w:rFonts w:cs="Times New Roman"/>
+          <w:rFonts w:ascii="Times New Roman" w:hAnsi="Times New Roman" w:eastAsia="Times New Roman" w:cs="Times New Roman"/>
         </w:rPr>
         <w:t xml:space="preserve">is</w:t>
       </w:r>
       <w:r>
         <w:rPr>
-          <w:rFonts w:cs="Times New Roman"/>
+          <w:rFonts w:ascii="Times New Roman" w:hAnsi="Times New Roman" w:eastAsia="Times New Roman" w:cs="Times New Roman"/>
         </w:rPr>
         <w:t xml:space="preserve"> </w:t>
       </w:r>
       <w:r>
         <w:rPr>
-          <w:rFonts w:cs="Times New Roman"/>
+          <w:rFonts w:ascii="Times New Roman" w:hAnsi="Times New Roman" w:eastAsia="Times New Roman" w:cs="Times New Roman"/>
         </w:rPr>
         <w:t xml:space="preserve">o referido</w:t>
       </w:r>
       <w:r>
         <w:rPr>
-          <w:rFonts w:cs="Times New Roman"/>
+          <w:rFonts w:ascii="Times New Roman" w:hAnsi="Times New Roman" w:eastAsia="Times New Roman" w:cs="Times New Roman"/>
         </w:rPr>
         <w:t xml:space="preserve"> </w:t>
       </w:r>
       <w:r>
         <w:rPr>
-          <w:rFonts w:cs="Times New Roman"/>
+          <w:rFonts w:ascii="Times New Roman" w:hAnsi="Times New Roman" w:eastAsia="Times New Roman" w:cs="Times New Roman"/>
         </w:rPr>
         <w:t xml:space="preserve">militar</w:t>
       </w:r>
       <w:r>
         <w:rPr>
-          <w:rFonts w:cs="Times New Roman"/>
+          <w:rFonts w:ascii="Times New Roman" w:hAnsi="Times New Roman" w:eastAsia="Times New Roman" w:cs="Times New Roman"/>
         </w:rPr>
         <w:t xml:space="preserve">, </w:t>
       </w:r>
       <w:r>
         <w:rPr>
-          <w:rFonts w:cs="Times New Roman"/>
+          <w:rFonts w:ascii="Times New Roman" w:hAnsi="Times New Roman" w:eastAsia="Times New Roman" w:cs="Times New Roman"/>
         </w:rPr>
         <w:t xml:space="preserve">{</w:t>
       </w:r>
       <w:r>
         <w:rPr>
-          <w:rFonts w:cs="Times New Roman"/>
+          <w:rFonts w:ascii="Times New Roman" w:hAnsi="Times New Roman" w:eastAsia="Times New Roman" w:cs="Times New Roman"/>
         </w:rPr>
         <w:t xml:space="preserve">Ocorrencia</w:t>
       </w:r>
       <w:r>
         <w:rPr>
-          <w:rFonts w:cs="Times New Roman"/>
+          <w:rFonts w:ascii="Times New Roman" w:hAnsi="Times New Roman" w:eastAsia="Times New Roman" w:cs="Times New Roman"/>
         </w:rPr>
         <w:t xml:space="preserve"> reescrita}</w:t>
       </w:r>
       <w:r>
         <w:rPr>
-          <w:rFonts w:cs="Times New Roman"/>
+          <w:rFonts w:ascii="Times New Roman" w:hAnsi="Times New Roman" w:eastAsia="Times New Roman" w:cs="Times New Roman"/>
         </w:rPr>
         <w:t xml:space="preserve"> </w:t>
       </w:r>
       <w:r>
         <w:rPr>
-          <w:rFonts w:cs="Times New Roman"/>
+          <w:rFonts w:ascii="Times New Roman" w:hAnsi="Times New Roman" w:eastAsia="Times New Roman" w:cs="Times New Roman"/>
           <w:color w:val="ff0000"/>
         </w:rPr>
         <w:t xml:space="preserve">no</w:t>
       </w:r>
       <w:r>
         <w:rPr>
-          <w:rFonts w:cs="Times New Roman"/>
+          <w:rFonts w:ascii="Times New Roman" w:hAnsi="Times New Roman" w:eastAsia="Times New Roman" w:cs="Times New Roman"/>
           <w:color w:val="ff0000"/>
         </w:rPr>
         <w:t xml:space="preserve"> </w:t>
       </w:r>
       <w:r>
         <w:rPr>
-          <w:rFonts w:cs="Times New Roman"/>
+          <w:rFonts w:ascii="Times New Roman" w:hAnsi="Times New Roman" w:eastAsia="Times New Roman" w:cs="Times New Roman"/>
           <w:color w:val="ff0000"/>
         </w:rPr>
         <w:t xml:space="preserve">dia</w:t>
       </w:r>
       <w:r>
         <w:rPr>
-          <w:rFonts w:cs="Times New Roman"/>
+          <w:rFonts w:ascii="Times New Roman" w:hAnsi="Times New Roman" w:eastAsia="Times New Roman" w:cs="Times New Roman"/>
           <w:color w:val="ff0000"/>
         </w:rPr>
         <w:t xml:space="preserve"> </w:t>
       </w:r>
       <w:r>
         <w:rPr>
-          <w:rFonts w:cs="Times New Roman"/>
+          <w:rFonts w:ascii="Times New Roman" w:hAnsi="Times New Roman" w:eastAsia="Times New Roman" w:cs="Times New Roman"/>
           <w:color w:val="ff0000"/>
         </w:rPr>
         <w:t xml:space="preserve">{data da </w:t>
       </w:r>
       <w:r>
         <w:rPr>
-          <w:rFonts w:cs="Times New Roman"/>
+          <w:rFonts w:ascii="Times New Roman" w:hAnsi="Times New Roman" w:eastAsia="Times New Roman" w:cs="Times New Roman"/>
           <w:color w:val="ff0000"/>
         </w:rPr>
         <w:t xml:space="preserve">Ocorrencia</w:t>
       </w:r>
       <w:r>
         <w:rPr>
-          <w:rFonts w:cs="Times New Roman"/>
+          <w:rFonts w:ascii="Times New Roman" w:hAnsi="Times New Roman" w:eastAsia="Times New Roman" w:cs="Times New Roman"/>
           <w:color w:val="ff0000"/>
         </w:rPr>
         <w:t xml:space="preserve">}</w:t>
       </w:r>
       <w:r>
         <w:rPr>
-          <w:rFonts w:cs="Times New Roman"/>
+          <w:rFonts w:ascii="Times New Roman" w:hAnsi="Times New Roman" w:eastAsia="Times New Roman" w:cs="Times New Roman"/>
           <w:color w:val="ff0000"/>
         </w:rPr>
         <w:t xml:space="preserve"> </w:t>
       </w:r>
       <w:r>
         <w:rPr>
-          <w:rFonts w:cs="Times New Roman"/>
+          <w:rFonts w:ascii="Times New Roman" w:hAnsi="Times New Roman" w:eastAsia="Times New Roman" w:cs="Times New Roman"/>
         </w:rPr>
         <w:t xml:space="preserve">em</w:t>
       </w:r>
       <w:r>
         <w:rPr>
-          <w:rFonts w:cs="Times New Roman"/>
+          <w:rFonts w:ascii="Times New Roman" w:hAnsi="Times New Roman" w:eastAsia="Times New Roman" w:cs="Times New Roman"/>
         </w:rPr>
         <w:t xml:space="preserve"> desacordo</w:t>
       </w:r>
       <w:r>
         <w:rPr>
-          <w:rFonts w:cs="Times New Roman"/>
+          <w:rFonts w:ascii="Times New Roman" w:hAnsi="Times New Roman" w:eastAsia="Times New Roman" w:cs="Times New Roman"/>
         </w:rPr>
         <w:t xml:space="preserve"> </w:t>
       </w:r>
       <w:r>
         <w:rPr>
-          <w:rFonts w:cs="Times New Roman"/>
+          <w:rFonts w:ascii="Times New Roman" w:hAnsi="Times New Roman" w:eastAsia="Times New Roman" w:cs="Times New Roman"/>
         </w:rPr>
         <w:t xml:space="preserve">com</w:t>
       </w:r>
       <w:r>
         <w:rPr>
-          <w:rFonts w:cs="Times New Roman"/>
+          <w:rFonts w:ascii="Times New Roman" w:hAnsi="Times New Roman" w:eastAsia="Times New Roman" w:cs="Times New Roman"/>
         </w:rPr>
         <w:t xml:space="preserve"> o</w:t>
       </w:r>
       <w:r>
         <w:rPr>
-          <w:rFonts w:cs="Times New Roman"/>
+          <w:rFonts w:ascii="Times New Roman" w:hAnsi="Times New Roman" w:eastAsia="Times New Roman" w:cs="Times New Roman"/>
         </w:rPr>
         <w:t xml:space="preserve"> previsto </w:t>
       </w:r>
       <w:r>
         <w:rPr>
-          <w:rFonts w:cs="Times New Roman"/>
+          <w:rFonts w:ascii="Times New Roman" w:hAnsi="Times New Roman" w:eastAsia="Times New Roman" w:cs="Times New Roman"/>
         </w:rPr>
         <w:t xml:space="preserve">descrito</w:t>
       </w:r>
       <w:r>
         <w:rPr>
-          <w:rFonts w:cs="Times New Roman"/>
+          <w:rFonts w:ascii="Times New Roman" w:hAnsi="Times New Roman" w:eastAsia="Times New Roman" w:cs="Times New Roman"/>
         </w:rPr>
         <w:t xml:space="preserve"> </w:t>
       </w:r>
       <w:r>
         <w:rPr>
-          <w:rFonts w:cs="Times New Roman"/>
+          <w:rFonts w:ascii="Times New Roman" w:hAnsi="Times New Roman" w:eastAsia="Times New Roman" w:cs="Times New Roman"/>
         </w:rPr>
         <w:t xml:space="preserve">no</w:t>
       </w:r>
       <w:r>
         <w:rPr>
-          <w:rFonts w:cs="Times New Roman"/>
+          <w:rFonts w:ascii="Times New Roman" w:hAnsi="Times New Roman" w:eastAsia="Times New Roman" w:cs="Times New Roman"/>
         </w:rPr>
         <w:t xml:space="preserve"> ite</w:t>
       </w:r>
       <w:r>
         <w:rPr>
-          <w:rFonts w:cs="Times New Roman"/>
+          <w:rFonts w:ascii="Times New Roman" w:hAnsi="Times New Roman" w:eastAsia="Times New Roman" w:cs="Times New Roman"/>
         </w:rPr>
         <w:t xml:space="preserve">m</w:t>
       </w:r>
       <w:r>
         <w:rPr>
-          <w:rFonts w:cs="Times New Roman"/>
+          <w:rFonts w:ascii="Times New Roman" w:hAnsi="Times New Roman" w:eastAsia="Times New Roman" w:cs="Times New Roman"/>
         </w:rPr>
         <w:t xml:space="preserve"> nº </w:t>
       </w:r>
       <w:r>
         <w:rPr>
-          <w:rFonts w:cs="Times New Roman"/>
+          <w:rFonts w:ascii="Times New Roman" w:hAnsi="Times New Roman" w:eastAsia="Times New Roman" w:cs="Times New Roman"/>
         </w:rPr>
         <w:t xml:space="preserve">{Itens enquadrados}</w:t>
       </w:r>
       <w:r>
         <w:rPr>
-          <w:rFonts w:cs="Times New Roman"/>
+          <w:rFonts w:ascii="Times New Roman" w:hAnsi="Times New Roman" w:eastAsia="Times New Roman" w:cs="Times New Roman"/>
         </w:rPr>
         <w:t xml:space="preserve"> </w:t>
       </w:r>
       <w:r>
         <w:rPr>
-          <w:rFonts w:cs="Times New Roman"/>
+          <w:rFonts w:ascii="Times New Roman" w:hAnsi="Times New Roman" w:eastAsia="Times New Roman" w:cs="Times New Roman"/>
         </w:rPr>
         <w:t xml:space="preserve">do art. </w:t>
       </w:r>
       <w:r>
         <w:rPr>
-          <w:rFonts w:cs="Times New Roman"/>
+          <w:rFonts w:ascii="Times New Roman" w:hAnsi="Times New Roman" w:eastAsia="Times New Roman" w:cs="Times New Roman"/>
         </w:rPr>
         <w:t xml:space="preserve">10</w:t>
       </w:r>
       <w:r>
         <w:rPr>
-          <w:rFonts w:cs="Times New Roman"/>
+          <w:rFonts w:ascii="Times New Roman" w:hAnsi="Times New Roman" w:eastAsia="Times New Roman" w:cs="Times New Roman"/>
         </w:rPr>
         <w:t xml:space="preserve"> </w:t>
       </w:r>
       <w:r>
         <w:rPr>
-          <w:rFonts w:cs="Times New Roman"/>
+          <w:rFonts w:ascii="Times New Roman" w:hAnsi="Times New Roman" w:eastAsia="Times New Roman" w:cs="Times New Roman"/>
         </w:rPr>
         <w:t xml:space="preserve">d</w:t>
       </w:r>
       <w:r>
         <w:rPr>
-          <w:rFonts w:cs="Times New Roman"/>
+          <w:rFonts w:ascii="Times New Roman" w:hAnsi="Times New Roman" w:eastAsia="Times New Roman" w:cs="Times New Roman"/>
         </w:rPr>
         <w:t xml:space="preserve">o RDAER,</w:t>
       </w:r>
       <w:r>
         <w:rPr>
-          <w:rFonts w:cs="Times New Roman"/>
+          <w:rFonts w:ascii="Times New Roman" w:hAnsi="Times New Roman" w:eastAsia="Times New Roman" w:cs="Times New Roman"/>
         </w:rPr>
         <w:t xml:space="preserve"> </w:t>
       </w:r>
       <w:r>
         <w:rPr>
-          <w:rFonts w:cs="Times New Roman"/>
+          <w:rFonts w:ascii="Times New Roman" w:hAnsi="Times New Roman" w:eastAsia="Times New Roman" w:cs="Times New Roman"/>
         </w:rPr>
         <w:t xml:space="preserve">com </w:t>
       </w:r>
       <w:r>
         <w:rPr>
-          <w:rFonts w:cs="Times New Roman"/>
+          <w:rFonts w:ascii="Times New Roman" w:hAnsi="Times New Roman" w:eastAsia="Times New Roman" w:cs="Times New Roman"/>
           <w:color w:val="ff0000"/>
         </w:rPr>
         <w:t xml:space="preserve">atenuante da letra</w:t>
       </w:r>
       <w:r>
         <w:rPr>
-          <w:rFonts w:cs="Times New Roman"/>
+          <w:rFonts w:ascii="Times New Roman" w:hAnsi="Times New Roman" w:eastAsia="Times New Roman" w:cs="Times New Roman"/>
           <w:color w:val="ff0000"/>
         </w:rPr>
         <w:t xml:space="preserve"> “</w:t>
       </w:r>
       <w:r>
         <w:rPr>
-          <w:rFonts w:cs="Times New Roman"/>
+          <w:rFonts w:ascii="Times New Roman" w:hAnsi="Times New Roman" w:eastAsia="Times New Roman" w:cs="Times New Roman"/>
           <w:color w:val="ff0000"/>
         </w:rPr>
         <w:t xml:space="preserve">{Atenuante}</w:t>
       </w:r>
       <w:r>
         <w:rPr>
-          <w:rFonts w:cs="Times New Roman"/>
+          <w:rFonts w:ascii="Times New Roman" w:hAnsi="Times New Roman" w:eastAsia="Times New Roman" w:cs="Times New Roman"/>
           <w:color w:val="ff0000"/>
         </w:rPr>
         <w:t xml:space="preserve">”</w:t>
       </w:r>
       <w:r>
         <w:rPr>
-          <w:rFonts w:cs="Times New Roman"/>
+          <w:rFonts w:ascii="Times New Roman" w:hAnsi="Times New Roman" w:eastAsia="Times New Roman" w:cs="Times New Roman"/>
           <w:color w:val="ff0000"/>
         </w:rPr>
         <w:t xml:space="preserve"> </w:t>
       </w:r>
       <w:r>
         <w:rPr>
-          <w:rFonts w:cs="Times New Roman"/>
+          <w:rFonts w:ascii="Times New Roman" w:hAnsi="Times New Roman" w:eastAsia="Times New Roman" w:cs="Times New Roman"/>
           <w:color w:val="ff0000"/>
         </w:rPr>
         <w:t xml:space="preserve">do n°2</w:t>
       </w:r>
       <w:r>
         <w:rPr>
-          <w:rFonts w:cs="Times New Roman"/>
+          <w:rFonts w:ascii="Times New Roman" w:hAnsi="Times New Roman" w:eastAsia="Times New Roman" w:cs="Times New Roman"/>
           <w:color w:val="ff0000"/>
         </w:rPr>
         <w:t xml:space="preserve"> </w:t>
       </w:r>
       <w:r>
         <w:rPr>
-          <w:rFonts w:cs="Times New Roman"/>
+          <w:rFonts w:ascii="Times New Roman" w:hAnsi="Times New Roman" w:eastAsia="Times New Roman" w:cs="Times New Roman"/>
           <w:color w:val="ff0000"/>
         </w:rPr>
         <w:t xml:space="preserve">e agravante da letra “</w:t>
       </w:r>
       <w:r>
         <w:rPr>
-          <w:rFonts w:cs="Times New Roman"/>
+          <w:rFonts w:ascii="Times New Roman" w:hAnsi="Times New Roman" w:eastAsia="Times New Roman" w:cs="Times New Roman"/>
           <w:color w:val="ff0000"/>
         </w:rPr>
         <w:t xml:space="preserve">'{agravantes}</w:t>
       </w:r>
       <w:r>
         <w:rPr>
-          <w:rFonts w:cs="Times New Roman"/>
+          <w:rFonts w:ascii="Times New Roman" w:hAnsi="Times New Roman" w:eastAsia="Times New Roman" w:cs="Times New Roman"/>
           <w:color w:val="ff0000"/>
         </w:rPr>
         <w:t xml:space="preserve">” do n°3 </w:t>
       </w:r>
       <w:r>
         <w:rPr>
-          <w:rFonts w:cs="Times New Roman"/>
+          <w:rFonts w:ascii="Times New Roman" w:hAnsi="Times New Roman" w:eastAsia="Times New Roman" w:cs="Times New Roman"/>
         </w:rPr>
         <w:t xml:space="preserve">do Art.</w:t>
       </w:r>
       <w:r>
         <w:rPr>
-          <w:rFonts w:cs="Times New Roman"/>
+          <w:rFonts w:ascii="Times New Roman" w:hAnsi="Times New Roman" w:eastAsia="Times New Roman" w:cs="Times New Roman"/>
         </w:rPr>
         <w:t xml:space="preserve"> </w:t>
       </w:r>
       <w:r>
         <w:rPr>
-          <w:rFonts w:cs="Times New Roman"/>
+          <w:rFonts w:ascii="Times New Roman" w:hAnsi="Times New Roman" w:eastAsia="Times New Roman" w:cs="Times New Roman"/>
         </w:rPr>
         <w:t xml:space="preserve">13</w:t>
       </w:r>
       <w:r>
         <w:rPr>
-          <w:rFonts w:cs="Times New Roman"/>
+          <w:rFonts w:ascii="Times New Roman" w:hAnsi="Times New Roman" w:eastAsia="Times New Roman" w:cs="Times New Roman"/>
         </w:rPr>
         <w:t xml:space="preserve"> </w:t>
       </w:r>
       <w:r>
         <w:rPr>
-          <w:rFonts w:cs="Times New Roman"/>
+          <w:rFonts w:ascii="Times New Roman" w:hAnsi="Times New Roman" w:eastAsia="Times New Roman" w:cs="Times New Roman"/>
         </w:rPr>
         <w:t xml:space="preserve">do</w:t>
       </w:r>
       <w:r>
         <w:rPr>
-          <w:rFonts w:cs="Times New Roman"/>
+          <w:rFonts w:ascii="Times New Roman" w:hAnsi="Times New Roman" w:eastAsia="Times New Roman" w:cs="Times New Roman"/>
         </w:rPr>
         <w:t xml:space="preserve"> </w:t>
       </w:r>
       <w:r>
         <w:rPr>
-          <w:rFonts w:cs="Times New Roman"/>
+          <w:rFonts w:ascii="Times New Roman" w:hAnsi="Times New Roman" w:eastAsia="Times New Roman" w:cs="Times New Roman"/>
         </w:rPr>
         <w:t xml:space="preserve">RDAER</w:t>
       </w:r>
       <w:r>
         <w:rPr>
-          <w:rFonts w:cs="Times New Roman"/>
+          <w:rFonts w:ascii="Times New Roman" w:hAnsi="Times New Roman" w:eastAsia="Times New Roman" w:cs="Times New Roman"/>
         </w:rPr>
         <w:t xml:space="preserve">;</w:t>
       </w:r>
       <w:r>
         <w:rPr>
-          <w:rFonts w:cs="Times New Roman"/>
+          <w:rFonts w:ascii="Times New Roman" w:hAnsi="Times New Roman" w:eastAsia="Times New Roman" w:cs="Times New Roman"/>
         </w:rPr>
         <w:t xml:space="preserve"> </w:t>
       </w:r>
       <w:r>
         <w:rPr>
-          <w:rFonts w:cs="Times New Roman"/>
+          <w:rFonts w:ascii="Times New Roman" w:hAnsi="Times New Roman" w:eastAsia="Times New Roman" w:cs="Times New Roman"/>
         </w:rPr>
         <w:t xml:space="preserve">{</w:t>
       </w:r>
       <w:r>
         <w:rPr>
-          <w:rFonts w:cs="Times New Roman"/>
+          <w:rFonts w:ascii="Times New Roman" w:hAnsi="Times New Roman" w:eastAsia="Times New Roman" w:cs="Times New Roman"/>
         </w:rPr>
         <w:t xml:space="preserve">natureza_transgre</w:t>
       </w:r>
       <w:r>
         <w:rPr>
-          <w:rFonts w:cs="Times New Roman"/>
+          <w:rFonts w:ascii="Times New Roman" w:hAnsi="Times New Roman" w:eastAsia="Times New Roman" w:cs="Times New Roman"/>
         </w:rPr>
         <w:t xml:space="preserve">ssa</w:t>
       </w:r>
       <w:r>
         <w:rPr>
-          <w:rFonts w:cs="Times New Roman"/>
+          <w:rFonts w:ascii="Times New Roman" w:hAnsi="Times New Roman" w:eastAsia="Times New Roman" w:cs="Times New Roman"/>
         </w:rPr>
         <w:t xml:space="preserve">o</w:t>
       </w:r>
       <w:r>
         <w:rPr>
-          <w:rFonts w:cs="Times New Roman"/>
+          <w:rFonts w:ascii="Times New Roman" w:hAnsi="Times New Roman" w:eastAsia="Times New Roman" w:cs="Times New Roman"/>
         </w:rPr>
         <w:t xml:space="preserve">}</w:t>
       </w:r>
       <w:r>
         <w:rPr>
-          <w:rFonts w:cs="Times New Roman"/>
+          <w:rFonts w:ascii="Times New Roman" w:hAnsi="Times New Roman" w:eastAsia="Times New Roman" w:cs="Times New Roman"/>
         </w:rPr>
         <w:t xml:space="preserve">, </w:t>
       </w:r>
       <w:r>
+        <w:rPr>
+          <w:rFonts w:ascii="Times New Roman" w:hAnsi="Times New Roman" w:eastAsia="Times New Roman" w:cs="Times New Roman"/>
+        </w:rPr>
         <w:t xml:space="preserve">{comportamento}</w:t>
       </w:r>
-      <w:r/>
+      <w:r>
+        <w:rPr>
+          <w:rFonts w:ascii="Times New Roman" w:hAnsi="Times New Roman" w:eastAsia="Times New Roman" w:cs="Times New Roman"/>
+        </w:rPr>
+      </w:r>
     </w:p>
     <w:p>
       <w:pPr>
-        <w:pStyle w:val="920"/>
-        <w:pBdr/>
-        <w:spacing/>
+        <w:pStyle w:val="921"/>
+        <w:pBdr/>
+        <w:spacing w:after="28" w:afterAutospacing="0" w:before="0" w:beforeAutospacing="0" w:line="240" w:lineRule="auto"/>
         <w:ind w:left="708"/>
         <w:jc w:val="both"/>
         <w:rPr>
-          <w:rFonts w:cs="Times New Roman"/>
+          <w:rFonts w:ascii="Times New Roman" w:hAnsi="Times New Roman" w:cs="Times New Roman"/>
           <w:b/>
           <w:bCs/>
         </w:rPr>
       </w:pPr>
       <w:r>
         <w:rPr>
-          <w:rFonts w:cs="Times New Roman"/>
+          <w:rFonts w:ascii="Times New Roman" w:hAnsi="Times New Roman" w:eastAsia="Times New Roman" w:cs="Times New Roman"/>
           <w:b/>
           <w:bCs/>
         </w:rPr>
       </w:r>
       <w:r>
         <w:rPr>
-          <w:rFonts w:cs="Times New Roman"/>
+          <w:rFonts w:ascii="Times New Roman" w:hAnsi="Times New Roman" w:eastAsia="Times New Roman" w:cs="Times New Roman"/>
           <w:b/>
           <w:bCs/>
         </w:rPr>
       </w:r>
       <w:r>
         <w:rPr>
-          <w:rFonts w:cs="Times New Roman"/>
+          <w:rFonts w:ascii="Times New Roman" w:hAnsi="Times New Roman" w:eastAsia="Times New Roman" w:cs="Times New Roman"/>
           <w:b/>
           <w:bCs/>
         </w:rPr>
@@ -1428,72 +1416,75 @@
     </w:p>
     <w:p>
       <w:pPr>
-        <w:pStyle w:val="920"/>
-        <w:pBdr/>
-        <w:spacing/>
+        <w:pStyle w:val="921"/>
+        <w:pBdr/>
+        <w:spacing w:after="28" w:afterAutospacing="0" w:before="0" w:beforeAutospacing="0" w:line="240" w:lineRule="auto"/>
         <w:ind/>
         <w:jc w:val="right"/>
         <w:rPr>
-          <w:rFonts w:cs="Times New Roman"/>
+          <w:rFonts w:ascii="Times New Roman" w:hAnsi="Times New Roman" w:cs="Times New Roman"/>
           <w:bCs/>
           <w:color w:val="ff0000"/>
         </w:rPr>
       </w:pPr>
       <w:r>
         <w:rPr>
-          <w:rFonts w:cs="Times New Roman"/>
+          <w:rFonts w:ascii="Times New Roman" w:hAnsi="Times New Roman" w:eastAsia="Times New Roman" w:cs="Times New Roman"/>
           <w:bCs/>
         </w:rPr>
         <w:t xml:space="preserve">Rio de Janeiro,</w:t>
       </w:r>
       <w:r>
+        <w:rPr>
+          <w:rFonts w:ascii="Times New Roman" w:hAnsi="Times New Roman" w:eastAsia="Times New Roman" w:cs="Times New Roman"/>
+        </w:rPr>
         <w:t xml:space="preserve"> </w:t>
       </w:r>
       <w:r>
         <w:rPr>
-          <w:rFonts w:cs="Times New Roman"/>
+          <w:rFonts w:ascii="Times New Roman" w:hAnsi="Times New Roman" w:eastAsia="Times New Roman" w:cs="Times New Roman"/>
           <w:bCs/>
         </w:rPr>
         <w:t xml:space="preserve">{dia}</w:t>
       </w:r>
       <w:r>
         <w:rPr>
-          <w:rFonts w:cs="Times New Roman"/>
+          <w:rFonts w:ascii="Times New Roman" w:hAnsi="Times New Roman" w:eastAsia="Times New Roman" w:cs="Times New Roman"/>
           <w:bCs/>
         </w:rPr>
         <w:t xml:space="preserve"> de </w:t>
       </w:r>
       <w:r>
         <w:rPr>
-          <w:rFonts w:cs="Times New Roman"/>
+          <w:rFonts w:ascii="Times New Roman" w:hAnsi="Times New Roman" w:eastAsia="Times New Roman" w:cs="Times New Roman"/>
           <w:bCs/>
         </w:rPr>
         <w:t xml:space="preserve">{Mês}</w:t>
       </w:r>
       <w:r>
         <w:rPr>
-          <w:rFonts w:cs="Times New Roman"/>
+          <w:rFonts w:ascii="Times New Roman" w:hAnsi="Times New Roman" w:eastAsia="Times New Roman" w:cs="Times New Roman"/>
           <w:bCs/>
         </w:rPr>
         <w:t xml:space="preserve"> de </w:t>
       </w:r>
       <w:r>
         <w:rPr>
-          <w:rFonts w:cs="Times New Roman"/>
+          <w:rFonts w:ascii="Times New Roman" w:hAnsi="Times New Roman" w:eastAsia="Times New Roman" w:cs="Times New Roman"/>
           <w:bCs/>
         </w:rPr>
         <w:t xml:space="preserve">{Ano}.</w:t>
       </w:r>
       <w:r>
         <w:rPr>
-          <w:rFonts w:cs="Times New Roman"/>
+          <w:rFonts w:ascii="Times New Roman" w:hAnsi="Times New Roman" w:eastAsia="Times New Roman" w:cs="Times New Roman"/>
           <w:bCs/>
           <w:color w:val="ff0000"/>
         </w:rPr>
       </w:r>
       <w:r>
         <w:rPr>
-          <w:rFonts w:cs="Times New Roman"/>
+          <w:rFonts w:ascii="Times New Roman" w:hAnsi="Times New Roman" w:eastAsia="Times New Roman" w:cs="Times New Roman"/>
           <w:bCs/>
           <w:color w:val="ff0000"/>
         </w:rPr>
@@ -1501,206 +1492,230 @@
     </w:p>
     <w:p>
       <w:pPr>
-        <w:pStyle w:val="920"/>
-        <w:pBdr/>
-        <w:spacing/>
+        <w:pStyle w:val="921"/>
+        <w:pBdr/>
+        <w:spacing w:after="28" w:afterAutospacing="0" w:before="0" w:beforeAutospacing="0" w:line="240" w:lineRule="auto"/>
         <w:ind/>
         <w:jc w:val="left"/>
         <w:rPr>
-          <w:rFonts w:cs="Times New Roman"/>
+          <w:rFonts w:ascii="Times New Roman" w:hAnsi="Times New Roman" w:cs="Times New Roman"/>
         </w:rPr>
       </w:pPr>
       <w:r>
         <w:rPr>
-          <w:rFonts w:cs="Times New Roman"/>
+          <w:rFonts w:ascii="Times New Roman" w:hAnsi="Times New Roman" w:eastAsia="Times New Roman" w:cs="Times New Roman"/>
         </w:rPr>
       </w:r>
       <w:r>
         <w:rPr>
-          <w:rFonts w:cs="Times New Roman"/>
+          <w:rFonts w:ascii="Times New Roman" w:hAnsi="Times New Roman" w:eastAsia="Times New Roman" w:cs="Times New Roman"/>
         </w:rPr>
       </w:r>
       <w:r>
         <w:rPr>
-          <w:rFonts w:cs="Times New Roman"/>
+          <w:rFonts w:ascii="Times New Roman" w:hAnsi="Times New Roman" w:eastAsia="Times New Roman" w:cs="Times New Roman"/>
         </w:rPr>
       </w:r>
     </w:p>
     <w:p>
       <w:pPr>
-        <w:pStyle w:val="920"/>
-        <w:pBdr/>
-        <w:spacing/>
+        <w:pStyle w:val="921"/>
+        <w:pBdr/>
+        <w:spacing w:after="28" w:afterAutospacing="0" w:before="0" w:beforeAutospacing="0" w:line="240" w:lineRule="auto"/>
         <w:ind/>
         <w:jc w:val="center"/>
         <w:rPr>
-          <w:rFonts w:cs="Times New Roman"/>
+          <w:rFonts w:ascii="Times New Roman" w:hAnsi="Times New Roman" w:cs="Times New Roman"/>
         </w:rPr>
       </w:pPr>
       <w:r>
         <w:rPr>
-          <w:rFonts w:cs="Times New Roman"/>
+          <w:rFonts w:ascii="Times New Roman" w:hAnsi="Times New Roman" w:eastAsia="Times New Roman" w:cs="Times New Roman"/>
         </w:rPr>
         <w:t xml:space="preserve">{Assinatura Comandante do GSD}</w:t>
       </w:r>
       <w:r>
         <w:rPr>
-          <w:rFonts w:cs="Times New Roman"/>
+          <w:rFonts w:ascii="Times New Roman" w:hAnsi="Times New Roman" w:eastAsia="Times New Roman" w:cs="Times New Roman"/>
         </w:rPr>
       </w:r>
       <w:r>
         <w:rPr>
-          <w:rFonts w:cs="Times New Roman"/>
+          <w:rFonts w:ascii="Times New Roman" w:hAnsi="Times New Roman" w:eastAsia="Times New Roman" w:cs="Times New Roman"/>
         </w:rPr>
       </w:r>
     </w:p>
     <w:p>
       <w:pPr>
-        <w:pStyle w:val="920"/>
-        <w:pBdr/>
-        <w:spacing/>
+        <w:pStyle w:val="921"/>
+        <w:pBdr/>
+        <w:spacing w:after="28" w:afterAutospacing="0" w:before="0" w:beforeAutospacing="0" w:line="240" w:lineRule="auto"/>
         <w:ind/>
         <w:jc w:val="center"/>
         <w:rPr>
-          <w:rFonts w:cs="Times New Roman"/>
+          <w:rFonts w:ascii="Times New Roman" w:hAnsi="Times New Roman" w:cs="Times New Roman"/>
         </w:rPr>
       </w:pPr>
       <w:r>
         <w:rPr>
-          <w:rFonts w:cs="Times New Roman"/>
+          <w:rFonts w:ascii="Times New Roman" w:hAnsi="Times New Roman" w:eastAsia="Times New Roman" w:cs="Times New Roman"/>
         </w:rPr>
       </w:r>
       <w:r>
         <w:rPr>
-          <w:rFonts w:cs="Times New Roman"/>
+          <w:rFonts w:ascii="Times New Roman" w:hAnsi="Times New Roman" w:eastAsia="Times New Roman" w:cs="Times New Roman"/>
         </w:rPr>
         <w:t xml:space="preserve">_________________________________________________</w:t>
       </w:r>
       <w:r>
         <w:rPr>
-          <w:rFonts w:cs="Times New Roman"/>
+          <w:rFonts w:ascii="Times New Roman" w:hAnsi="Times New Roman" w:eastAsia="Times New Roman" w:cs="Times New Roman"/>
         </w:rPr>
       </w:r>
       <w:r>
         <w:rPr>
-          <w:rFonts w:cs="Times New Roman"/>
+          <w:rFonts w:ascii="Times New Roman" w:hAnsi="Times New Roman" w:eastAsia="Times New Roman" w:cs="Times New Roman"/>
         </w:rPr>
       </w:r>
     </w:p>
     <w:p>
       <w:pPr>
-        <w:pStyle w:val="920"/>
-        <w:pBdr/>
-        <w:spacing/>
+        <w:pStyle w:val="921"/>
+        <w:pBdr/>
+        <w:spacing w:after="28" w:afterAutospacing="0" w:before="0" w:beforeAutospacing="0" w:line="240" w:lineRule="auto"/>
         <w:ind/>
         <w:jc w:val="center"/>
         <w:rPr>
-          <w:rFonts w:cs="Times New Roman"/>
-          <w:color w:val="ff0000"/>
+          <w:rFonts w:ascii="Times New Roman" w:hAnsi="Times New Roman" w:cs="Times New Roman"/>
+          <w:color w:val="000000" w:themeColor="text1"/>
         </w:rPr>
       </w:pPr>
       <w:r>
         <w:rPr>
-          <w:rFonts w:cs="Times New Roman"/>
-          <w:color w:val="ff0000"/>
+          <w:rFonts w:ascii="Times New Roman" w:hAnsi="Times New Roman" w:eastAsia="Times New Roman" w:cs="Times New Roman"/>
+          <w:color w:val="000000" w:themeColor="text1"/>
         </w:rPr>
         <w:t xml:space="preserve">{Comandante /Posto/Especialização}</w:t>
       </w:r>
       <w:r>
         <w:rPr>
-          <w:rFonts w:cs="Times New Roman"/>
-          <w:color w:val="ff0000"/>
+          <w:rFonts w:ascii="Times New Roman" w:hAnsi="Times New Roman" w:eastAsia="Times New Roman" w:cs="Times New Roman"/>
+          <w:color w:val="000000" w:themeColor="text1"/>
         </w:rPr>
       </w:r>
       <w:r>
         <w:rPr>
-          <w:rFonts w:cs="Times New Roman"/>
-          <w:color w:val="ff0000"/>
+          <w:rFonts w:ascii="Times New Roman" w:hAnsi="Times New Roman" w:eastAsia="Times New Roman" w:cs="Times New Roman"/>
+          <w:color w:val="000000" w:themeColor="text1"/>
         </w:rPr>
       </w:r>
     </w:p>
     <w:p>
       <w:pPr>
-        <w:pStyle w:val="920"/>
-        <w:pBdr/>
-        <w:spacing/>
+        <w:pStyle w:val="921"/>
+        <w:pBdr/>
+        <w:spacing w:after="28" w:afterAutospacing="0" w:before="0" w:beforeAutospacing="0" w:line="240" w:lineRule="auto"/>
         <w:ind/>
         <w:jc w:val="center"/>
         <w:rPr>
-          <w:rFonts w:cs="Times New Roman"/>
+          <w:rFonts w:ascii="Times New Roman" w:hAnsi="Times New Roman" w:eastAsia="Times New Roman" w:cs="Times New Roman"/>
           <w:b/>
           <w:bCs/>
+          <w:color w:val="000000" w:themeColor="text1"/>
+          <w:highlight w:val="none"/>
         </w:rPr>
       </w:pPr>
       <w:r>
         <w:rPr>
-          <w:rFonts w:cs="Times New Roman"/>
-          <w:color w:val="ff0000"/>
+          <w:rFonts w:ascii="Times New Roman" w:hAnsi="Times New Roman" w:eastAsia="Times New Roman" w:cs="Times New Roman"/>
+          <w:color w:val="000000" w:themeColor="text1"/>
         </w:rPr>
         <w:t xml:space="preserve">Comandante</w:t>
       </w:r>
       <w:r>
         <w:rPr>
-          <w:rFonts w:cs="Times New Roman"/>
-          <w:color w:val="ff0000"/>
+          <w:rFonts w:ascii="Times New Roman" w:hAnsi="Times New Roman" w:eastAsia="Times New Roman" w:cs="Times New Roman"/>
+          <w:color w:val="000000" w:themeColor="text1"/>
         </w:rPr>
         <w:t xml:space="preserve"> </w:t>
       </w:r>
       <w:r>
         <w:rPr>
-          <w:rFonts w:cs="Times New Roman"/>
-          <w:color w:val="ff0000"/>
+          <w:rFonts w:ascii="Times New Roman" w:hAnsi="Times New Roman" w:eastAsia="Times New Roman" w:cs="Times New Roman"/>
+          <w:color w:val="000000" w:themeColor="text1"/>
         </w:rPr>
         <w:t xml:space="preserve">D</w:t>
       </w:r>
       <w:r>
         <w:rPr>
-          <w:rFonts w:cs="Times New Roman"/>
-          <w:color w:val="ff0000"/>
+          <w:rFonts w:ascii="Times New Roman" w:hAnsi="Times New Roman" w:eastAsia="Times New Roman" w:cs="Times New Roman"/>
+          <w:color w:val="000000" w:themeColor="text1"/>
         </w:rPr>
         <w:t xml:space="preserve">o GSD-GL</w:t>
       </w:r>
       <w:r>
         <w:rPr>
-          <w:rFonts w:cs="Times New Roman"/>
+          <w:rFonts w:ascii="Times New Roman" w:hAnsi="Times New Roman" w:eastAsia="Times New Roman" w:cs="Times New Roman"/>
           <w:b/>
           <w:bCs/>
+          <w:color w:val="000000" w:themeColor="text1"/>
         </w:rPr>
       </w:r>
       <w:r>
         <w:rPr>
-          <w:rFonts w:cs="Times New Roman"/>
+          <w:rFonts w:ascii="Times New Roman" w:hAnsi="Times New Roman" w:cs="Times New Roman"/>
           <w:b/>
           <w:bCs/>
+          <w:color w:val="000000" w:themeColor="text1"/>
+        </w:rPr>
+      </w:r>
+    </w:p>
+    <w:p>
+      <w:pPr>
+        <w:pStyle w:val="921"/>
+        <w:pBdr/>
+        <w:spacing w:after="28" w:afterAutospacing="0" w:afterLines="0" w:before="0" w:beforeAutospacing="0" w:beforeLines="0" w:line="240" w:lineRule="auto"/>
+        <w:ind/>
+        <w:jc w:val="center"/>
+        <w:rPr>
+          <w:rFonts w:ascii="Times New Roman" w:hAnsi="Times New Roman" w:cs="Times New Roman"/>
+          <w:b/>
+          <w:bCs/>
+          <w:color w:val="000000" w:themeColor="text1"/>
+        </w:rPr>
+      </w:pPr>
+      <w:r>
+        <w:rPr>
+          <w:rFonts w:ascii="Times New Roman" w:hAnsi="Times New Roman" w:eastAsia="Times New Roman" w:cs="Times New Roman"/>
+          <w:b/>
+          <w:bCs/>
+          <w:color w:val="000000" w:themeColor="text1"/>
+          <w:highlight w:val="none"/>
         </w:rPr>
       </w:r>
       <w:r>
         <w:rPr>
-          <w:rFonts w:cs="Times New Roman"/>
+          <w:rFonts w:ascii="Times New Roman" w:hAnsi="Times New Roman" w:eastAsia="Times New Roman" w:cs="Times New Roman"/>
+          <w:b/>
+          <w:bCs/>
+          <w:color w:val="000000" w:themeColor="text1"/>
+          <w:highlight w:val="none"/>
         </w:rPr>
       </w:r>
       <w:r>
         <w:rPr>
-          <w:rFonts w:cs="Times New Roman"/>
-        </w:rPr>
-      </w:r>
-      <w:r>
-        <w:rPr>
-          <w:rFonts w:cs="Times New Roman"/>
-        </w:rPr>
-      </w:r>
-      <w:r>
-        <w:rPr>
-          <w:rFonts w:cs="Times New Roman"/>
+          <w:rFonts w:ascii="Times New Roman" w:hAnsi="Times New Roman" w:eastAsia="Times New Roman" w:cs="Times New Roman"/>
           <w:b/>
           <w:bCs/>
+          <w:color w:val="000000" w:themeColor="text1"/>
+          <w:highlight w:val="none"/>
         </w:rPr>
       </w:r>
     </w:p>
     <w:p>
       <w:pPr>
         <w:pBdr/>
-        <w:spacing w:before="120"/>
+        <w:spacing w:after="28" w:afterAutospacing="0" w:before="0" w:beforeAutospacing="0" w:line="240" w:lineRule="auto"/>
         <w:ind/>
         <w:jc w:val="center"/>
         <w:rPr>
@@ -1712,7 +1727,7 @@
       </w:pPr>
       <w:r>
         <w:rPr>
-          <w:rFonts w:ascii="Times New Roman" w:hAnsi="Times New Roman" w:cs="Times New Roman"/>
+          <w:rFonts w:ascii="Times New Roman" w:hAnsi="Times New Roman" w:eastAsia="Times New Roman" w:cs="Times New Roman"/>
           <w:b/>
           <w:sz w:val="24"/>
           <w:szCs w:val="24"/>
@@ -1721,7 +1736,7 @@
       </w:r>
       <w:r>
         <w:rPr>
-          <w:rFonts w:ascii="Times New Roman" w:hAnsi="Times New Roman" w:cs="Times New Roman"/>
+          <w:rFonts w:ascii="Times New Roman" w:hAnsi="Times New Roman" w:eastAsia="Times New Roman" w:cs="Times New Roman"/>
           <w:b/>
           <w:sz w:val="24"/>
           <w:szCs w:val="24"/>
@@ -1729,7 +1744,7 @@
       </w:r>
       <w:r>
         <w:rPr>
-          <w:rFonts w:ascii="Times New Roman" w:hAnsi="Times New Roman" w:cs="Times New Roman"/>
+          <w:rFonts w:ascii="Times New Roman" w:hAnsi="Times New Roman" w:eastAsia="Times New Roman" w:cs="Times New Roman"/>
           <w:b/>
           <w:sz w:val="24"/>
           <w:szCs w:val="24"/>
@@ -1738,211 +1753,261 @@
     </w:p>
     <w:p>
       <w:pPr>
-        <w:pStyle w:val="920"/>
-        <w:pBdr/>
-        <w:spacing/>
+        <w:pStyle w:val="921"/>
+        <w:pBdr/>
+        <w:spacing w:after="28" w:afterAutospacing="0" w:before="0" w:beforeAutospacing="0" w:line="240" w:lineRule="auto"/>
         <w:ind/>
         <w:jc w:val="both"/>
-        <w:rPr/>
+        <w:rPr>
+          <w:rFonts w:ascii="Times New Roman" w:hAnsi="Times New Roman" w:cs="Times New Roman"/>
+          <w:color w:val="000000" w:themeColor="text1"/>
+        </w:rPr>
       </w:pPr>
       <w:r>
-        <w:t xml:space="preserve">      </w:t>
+        <w:rPr>
+          <w:rFonts w:ascii="Times New Roman" w:hAnsi="Times New Roman" w:eastAsia="Times New Roman" w:cs="Times New Roman"/>
+        </w:rPr>
+        <w:t xml:space="preserve">    </w:t>
       </w:r>
       <w:r>
+        <w:rPr>
+          <w:rFonts w:ascii="Times New Roman" w:hAnsi="Times New Roman" w:eastAsia="Times New Roman" w:cs="Times New Roman"/>
+          <w:color w:val="000000" w:themeColor="text1"/>
+        </w:rPr>
+        <w:t xml:space="preserve">  </w:t>
+      </w:r>
+      <w:r>
+        <w:rPr>
+          <w:rFonts w:ascii="Times New Roman" w:hAnsi="Times New Roman" w:eastAsia="Times New Roman" w:cs="Times New Roman"/>
+          <w:color w:val="000000" w:themeColor="text1"/>
+        </w:rPr>
         <w:t xml:space="preserve">Eu,</w:t>
       </w:r>
       <w:r>
+        <w:rPr>
+          <w:rFonts w:ascii="Times New Roman" w:hAnsi="Times New Roman" w:eastAsia="Times New Roman" w:cs="Times New Roman"/>
+          <w:color w:val="000000" w:themeColor="text1"/>
+        </w:rPr>
         <w:t xml:space="preserve"> </w:t>
       </w:r>
       <w:r>
         <w:rPr>
-          <w:rFonts w:cs="Times New Roman"/>
+          <w:rFonts w:ascii="Times New Roman" w:hAnsi="Times New Roman" w:eastAsia="Times New Roman" w:cs="Times New Roman"/>
           <w:bCs/>
+          <w:color w:val="000000" w:themeColor="text1"/>
         </w:rPr>
         <w:t xml:space="preserve">{Militar Arrolado}</w:t>
       </w:r>
       <w:r>
         <w:rPr>
-          <w:rFonts w:cs="Times New Roman"/>
+          <w:rFonts w:ascii="Times New Roman" w:hAnsi="Times New Roman" w:eastAsia="Times New Roman" w:cs="Times New Roman"/>
           <w:bCs/>
-          <w:color w:val="ff0000"/>
+          <w:color w:val="000000" w:themeColor="text1"/>
         </w:rPr>
         <w:t xml:space="preserve">,</w:t>
       </w:r>
       <w:r>
         <w:rPr>
-          <w:rFonts w:cs="Times New Roman"/>
+          <w:rFonts w:ascii="Times New Roman" w:hAnsi="Times New Roman" w:eastAsia="Times New Roman" w:cs="Times New Roman"/>
           <w:bCs/>
-          <w:color w:val="ff0000"/>
+          <w:color w:val="000000" w:themeColor="text1"/>
         </w:rPr>
         <w:t xml:space="preserve"> </w:t>
       </w:r>
       <w:r>
         <w:rPr>
-          <w:rFonts w:cs="Times New Roman"/>
+          <w:rFonts w:ascii="Times New Roman" w:hAnsi="Times New Roman" w:eastAsia="Times New Roman" w:cs="Times New Roman"/>
           <w:bCs/>
-          <w:color w:val="ff0000"/>
+          <w:color w:val="000000" w:themeColor="text1"/>
         </w:rPr>
         <w:t xml:space="preserve">{Saram Militar Arrolado}</w:t>
       </w:r>
       <w:r>
+        <w:rPr>
+          <w:rFonts w:ascii="Times New Roman" w:hAnsi="Times New Roman" w:eastAsia="Times New Roman" w:cs="Times New Roman"/>
+          <w:color w:val="000000" w:themeColor="text1"/>
+        </w:rPr>
         <w:t xml:space="preserve">,</w:t>
       </w:r>
       <w:r>
+        <w:rPr>
+          <w:rFonts w:ascii="Times New Roman" w:hAnsi="Times New Roman" w:eastAsia="Times New Roman" w:cs="Times New Roman"/>
+          <w:color w:val="000000" w:themeColor="text1"/>
+        </w:rPr>
         <w:t xml:space="preserve"> </w:t>
       </w:r>
       <w:r>
+        <w:rPr>
+          <w:rFonts w:ascii="Times New Roman" w:hAnsi="Times New Roman" w:eastAsia="Times New Roman" w:cs="Times New Roman"/>
+          <w:color w:val="000000" w:themeColor="text1"/>
+        </w:rPr>
         <w:t xml:space="preserve">após ter sido ouvido pelo Oficial Apurador e ter apresentado as minhas razões de defesa, estou ciente da punição imposta</w:t>
       </w:r>
       <w:r>
+        <w:rPr>
+          <w:rFonts w:ascii="Times New Roman" w:hAnsi="Times New Roman" w:eastAsia="Times New Roman" w:cs="Times New Roman"/>
+          <w:color w:val="000000" w:themeColor="text1"/>
+        </w:rPr>
         <w:t xml:space="preserve">.</w:t>
       </w:r>
-      <w:r/>
+      <w:r>
+        <w:rPr>
+          <w:rFonts w:ascii="Times New Roman" w:hAnsi="Times New Roman" w:eastAsia="Times New Roman" w:cs="Times New Roman"/>
+          <w:color w:val="000000" w:themeColor="text1"/>
+        </w:rPr>
+      </w:r>
     </w:p>
     <w:p>
       <w:pPr>
-        <w:pStyle w:val="920"/>
-        <w:pBdr/>
-        <w:spacing/>
+        <w:pStyle w:val="921"/>
+        <w:pBdr/>
+        <w:spacing w:after="28" w:afterAutospacing="0" w:before="0" w:beforeAutospacing="0" w:line="240" w:lineRule="auto"/>
         <w:ind/>
         <w:jc w:val="both"/>
-        <w:rPr/>
-      </w:pPr>
-      <w:r/>
-      <w:r/>
+        <w:rPr>
+          <w:rFonts w:ascii="Times New Roman" w:hAnsi="Times New Roman" w:cs="Times New Roman"/>
+          <w:color w:val="000000" w:themeColor="text1"/>
+        </w:rPr>
+      </w:pPr>
+      <w:r>
+        <w:rPr>
+          <w:rFonts w:ascii="Times New Roman" w:hAnsi="Times New Roman" w:eastAsia="Times New Roman" w:cs="Times New Roman"/>
+          <w:color w:val="000000" w:themeColor="text1"/>
+        </w:rPr>
+      </w:r>
+      <w:r>
+        <w:rPr>
+          <w:rFonts w:ascii="Times New Roman" w:hAnsi="Times New Roman" w:eastAsia="Times New Roman" w:cs="Times New Roman"/>
+          <w:color w:val="000000" w:themeColor="text1"/>
+        </w:rPr>
+      </w:r>
     </w:p>
     <w:p>
       <w:pPr>
-        <w:pStyle w:val="920"/>
-        <w:pBdr/>
-        <w:spacing/>
+        <w:pStyle w:val="921"/>
+        <w:pBdr/>
+        <w:spacing w:after="28" w:afterAutospacing="0" w:before="0" w:beforeAutospacing="0" w:line="240" w:lineRule="auto"/>
         <w:ind/>
         <w:jc w:val="right"/>
         <w:rPr>
-          <w:rFonts w:cs="Times New Roman"/>
-          <w:bCs/>
+          <w:rFonts w:ascii="Times New Roman" w:hAnsi="Times New Roman" w:eastAsia="Times New Roman" w:cs="Times New Roman"/>
+          <w:color w:val="000000" w:themeColor="text1"/>
+          <w:highlight w:val="none"/>
         </w:rPr>
       </w:pPr>
       <w:r>
         <w:rPr>
-          <w:rFonts w:cs="Times New Roman"/>
+          <w:rFonts w:ascii="Times New Roman" w:hAnsi="Times New Roman" w:eastAsia="Times New Roman" w:cs="Times New Roman"/>
           <w:bCs/>
+          <w:color w:val="000000" w:themeColor="text1"/>
         </w:rPr>
         <w:t xml:space="preserve">Rio de Janeiro,</w:t>
       </w:r>
       <w:r>
+        <w:rPr>
+          <w:rFonts w:ascii="Times New Roman" w:hAnsi="Times New Roman" w:eastAsia="Times New Roman" w:cs="Times New Roman"/>
+          <w:color w:val="000000" w:themeColor="text1"/>
+        </w:rPr>
         <w:t xml:space="preserve"> </w:t>
       </w:r>
       <w:r>
         <w:rPr>
-          <w:rFonts w:cs="Times New Roman"/>
+          <w:rFonts w:ascii="Times New Roman" w:hAnsi="Times New Roman" w:eastAsia="Times New Roman" w:cs="Times New Roman"/>
           <w:bCs/>
+          <w:color w:val="000000" w:themeColor="text1"/>
         </w:rPr>
         <w:t xml:space="preserve">{dia}</w:t>
       </w:r>
       <w:r>
         <w:rPr>
-          <w:rFonts w:cs="Times New Roman"/>
+          <w:rFonts w:ascii="Times New Roman" w:hAnsi="Times New Roman" w:eastAsia="Times New Roman" w:cs="Times New Roman"/>
           <w:bCs/>
+          <w:color w:val="000000" w:themeColor="text1"/>
         </w:rPr>
         <w:t xml:space="preserve"> </w:t>
       </w:r>
       <w:r>
         <w:rPr>
-          <w:rFonts w:cs="Times New Roman"/>
+          <w:rFonts w:ascii="Times New Roman" w:hAnsi="Times New Roman" w:eastAsia="Times New Roman" w:cs="Times New Roman"/>
           <w:bCs/>
+          <w:color w:val="000000" w:themeColor="text1"/>
         </w:rPr>
         <w:t xml:space="preserve">de </w:t>
       </w:r>
       <w:r>
         <w:rPr>
-          <w:rFonts w:cs="Times New Roman"/>
+          <w:rFonts w:ascii="Times New Roman" w:hAnsi="Times New Roman" w:eastAsia="Times New Roman" w:cs="Times New Roman"/>
           <w:bCs/>
+          <w:color w:val="000000" w:themeColor="text1"/>
         </w:rPr>
         <w:t xml:space="preserve"> </w:t>
       </w:r>
       <w:r>
         <w:rPr>
-          <w:rFonts w:cs="Times New Roman"/>
+          <w:rFonts w:ascii="Times New Roman" w:hAnsi="Times New Roman" w:eastAsia="Times New Roman" w:cs="Times New Roman"/>
           <w:bCs/>
+          <w:color w:val="000000" w:themeColor="text1"/>
         </w:rPr>
         <w:t xml:space="preserve">{</w:t>
       </w:r>
       <w:r>
         <w:rPr>
-          <w:rFonts w:cs="Times New Roman"/>
+          <w:rFonts w:ascii="Times New Roman" w:hAnsi="Times New Roman" w:eastAsia="Times New Roman" w:cs="Times New Roman"/>
           <w:bCs/>
+          <w:color w:val="000000" w:themeColor="text1"/>
         </w:rPr>
         <w:t xml:space="preserve">Mês}</w:t>
       </w:r>
       <w:r>
         <w:rPr>
-          <w:rFonts w:cs="Times New Roman"/>
+          <w:rFonts w:ascii="Times New Roman" w:hAnsi="Times New Roman" w:eastAsia="Times New Roman" w:cs="Times New Roman"/>
           <w:bCs/>
+          <w:color w:val="000000" w:themeColor="text1"/>
         </w:rPr>
         <w:t xml:space="preserve"> de </w:t>
       </w:r>
       <w:r>
         <w:rPr>
-          <w:rFonts w:cs="Times New Roman"/>
+          <w:rFonts w:ascii="Times New Roman" w:hAnsi="Times New Roman" w:eastAsia="Times New Roman" w:cs="Times New Roman"/>
           <w:bCs/>
+          <w:color w:val="000000" w:themeColor="text1"/>
         </w:rPr>
         <w:t xml:space="preserve">{Ano}.</w:t>
       </w:r>
       <w:r>
         <w:rPr>
-          <w:rFonts w:cs="Times New Roman"/>
+          <w:rFonts w:ascii="Times New Roman" w:hAnsi="Times New Roman" w:eastAsia="Times New Roman" w:cs="Times New Roman"/>
           <w:bCs/>
+          <w:color w:val="000000" w:themeColor="text1"/>
         </w:rPr>
       </w:r>
       <w:r>
         <w:rPr>
-          <w:rFonts w:cs="Times New Roman"/>
+          <w:rFonts w:ascii="Times New Roman" w:hAnsi="Times New Roman" w:cs="Times New Roman"/>
           <w:bCs/>
-        </w:rPr>
-      </w:r>
-      <w:r>
-        <w:rPr>
-          <w:rFonts w:cs="Times New Roman"/>
-          <w:bCs/>
-        </w:rPr>
-      </w:r>
-      <w:r>
-        <w:rPr>
-          <w:rFonts w:cs="Times New Roman"/>
-          <w:bCs/>
-        </w:rPr>
-      </w:r>
-      <w:r>
-        <w:rPr>
-          <w:rFonts w:cs="Times New Roman"/>
-          <w:bCs/>
-        </w:rPr>
-      </w:r>
-      <w:r>
-        <w:rPr>
-          <w:rFonts w:cs="Times New Roman"/>
-          <w:bCs/>
+          <w:color w:val="000000" w:themeColor="text1"/>
         </w:rPr>
       </w:r>
     </w:p>
     <w:p>
       <w:pPr>
-        <w:pStyle w:val="920"/>
-        <w:pBdr/>
-        <w:spacing/>
+        <w:pStyle w:val="921"/>
+        <w:pBdr/>
+        <w:spacing w:after="28" w:afterAutospacing="0" w:before="0" w:beforeAutospacing="0" w:line="240" w:lineRule="auto"/>
         <w:ind/>
         <w:jc w:val="center"/>
         <w:rPr>
-          <w:rFonts w:cs="Times New Roman"/>
+          <w:rFonts w:ascii="Times New Roman" w:hAnsi="Times New Roman" w:cs="Times New Roman"/>
           <w:bCs/>
-          <w:color w:val="ff0000"/>
+          <w:color w:val="000000" w:themeColor="text1"/>
           <w:sz w:val="24"/>
           <w:szCs w:val="24"/>
         </w:rPr>
       </w:pPr>
       <w:r>
         <w:rPr>
+          <w:rFonts w:ascii="Times New Roman" w:hAnsi="Times New Roman" w:eastAsia="Times New Roman" w:cs="Times New Roman"/>
+          <w:color w:val="000000" w:themeColor="text1"/>
           <w:sz w:val="24"/>
           <w:szCs w:val="24"/>
         </w:rPr>
@@ -1950,9 +2015,9 @@
       <w:bookmarkStart w:id="1" w:name="_Hlk209087773"/>
       <w:r>
         <w:rPr>
-          <w:rFonts w:cs="Times New Roman"/>
+          <w:rFonts w:ascii="Times New Roman" w:hAnsi="Times New Roman" w:eastAsia="Times New Roman" w:cs="Times New Roman"/>
           <w:bCs/>
-          <w:color w:val="ff0000"/>
+          <w:color w:val="000000" w:themeColor="text1"/>
           <w:sz w:val="24"/>
           <w:szCs w:val="24"/>
         </w:rPr>
@@ -1960,18 +2025,18 @@
       </w:r>
       <w:r>
         <w:rPr>
-          <w:rFonts w:cs="Times New Roman"/>
+          <w:rFonts w:ascii="Times New Roman" w:hAnsi="Times New Roman" w:eastAsia="Times New Roman" w:cs="Times New Roman"/>
           <w:bCs/>
-          <w:color w:val="ff0000"/>
+          <w:color w:val="000000" w:themeColor="text1"/>
           <w:sz w:val="24"/>
           <w:szCs w:val="24"/>
         </w:rPr>
       </w:r>
       <w:r>
         <w:rPr>
-          <w:rFonts w:cs="Times New Roman"/>
+          <w:rFonts w:ascii="Times New Roman" w:hAnsi="Times New Roman" w:eastAsia="Times New Roman" w:cs="Times New Roman"/>
           <w:bCs/>
-          <w:color w:val="ff0000"/>
+          <w:color w:val="000000" w:themeColor="text1"/>
           <w:sz w:val="24"/>
           <w:szCs w:val="24"/>
         </w:rPr>
@@ -1979,22 +2044,23 @@
     </w:p>
     <w:p>
       <w:pPr>
-        <w:pStyle w:val="920"/>
-        <w:pBdr/>
-        <w:spacing/>
+        <w:pStyle w:val="921"/>
+        <w:pBdr/>
+        <w:spacing w:after="28" w:afterAutospacing="0" w:before="0" w:beforeAutospacing="0" w:line="240" w:lineRule="auto"/>
         <w:ind/>
         <w:jc w:val="center"/>
         <w:rPr>
-          <w:rFonts w:cs="Times New Roman"/>
-          <w:color w:val="ff0000"/>
+          <w:rFonts w:ascii="Times New Roman" w:hAnsi="Times New Roman" w:cs="Times New Roman"/>
+          <w:color w:val="000000" w:themeColor="text1"/>
           <w:sz w:val="24"/>
           <w:szCs w:val="24"/>
         </w:rPr>
       </w:pPr>
       <w:r>
         <w:rPr>
-          <w:rFonts w:cs="Times New Roman"/>
+          <w:rFonts w:ascii="Times New Roman" w:hAnsi="Times New Roman" w:eastAsia="Times New Roman" w:cs="Times New Roman"/>
           <w:bCs/>
+          <w:color w:val="000000" w:themeColor="text1"/>
           <w:sz w:val="24"/>
           <w:szCs w:val="24"/>
         </w:rPr>
@@ -2002,16 +2068,16 @@
       </w:r>
       <w:r>
         <w:rPr>
-          <w:rFonts w:cs="Times New Roman"/>
-          <w:color w:val="ff0000"/>
+          <w:rFonts w:ascii="Times New Roman" w:hAnsi="Times New Roman" w:eastAsia="Times New Roman" w:cs="Times New Roman"/>
+          <w:color w:val="000000" w:themeColor="text1"/>
           <w:sz w:val="24"/>
           <w:szCs w:val="24"/>
         </w:rPr>
       </w:r>
       <w:r>
         <w:rPr>
-          <w:rFonts w:cs="Times New Roman"/>
-          <w:color w:val="ff0000"/>
+          <w:rFonts w:ascii="Times New Roman" w:hAnsi="Times New Roman" w:eastAsia="Times New Roman" w:cs="Times New Roman"/>
+          <w:color w:val="000000" w:themeColor="text1"/>
           <w:sz w:val="24"/>
           <w:szCs w:val="24"/>
         </w:rPr>
@@ -2019,22 +2085,26 @@
     </w:p>
     <w:p>
       <w:pPr>
-        <w:pStyle w:val="923"/>
+        <w:pStyle w:val="924"/>
         <w:pBdr/>
         <w:tabs>
           <w:tab w:val="left" w:leader="none" w:pos="2127"/>
         </w:tabs>
-        <w:spacing/>
+        <w:spacing w:after="28" w:afterAutospacing="0" w:before="0" w:beforeAutospacing="0" w:line="240" w:lineRule="auto"/>
         <w:ind/>
         <w:contextualSpacing w:val="true"/>
         <w:jc w:val="center"/>
         <w:rPr>
+          <w:rFonts w:ascii="Times New Roman" w:hAnsi="Times New Roman" w:cs="Times New Roman"/>
+          <w:color w:val="000000" w:themeColor="text1"/>
           <w:sz w:val="24"/>
           <w:szCs w:val="24"/>
         </w:rPr>
       </w:pPr>
       <w:r>
         <w:rPr>
+          <w:rFonts w:ascii="Times New Roman" w:hAnsi="Times New Roman" w:eastAsia="Times New Roman" w:cs="Times New Roman"/>
+          <w:color w:val="000000" w:themeColor="text1"/>
           <w:sz w:val="24"/>
           <w:szCs w:val="24"/>
         </w:rPr>
@@ -2042,12 +2112,16 @@
       </w:r>
       <w:r>
         <w:rPr>
+          <w:rFonts w:ascii="Times New Roman" w:hAnsi="Times New Roman" w:eastAsia="Times New Roman" w:cs="Times New Roman"/>
+          <w:color w:val="000000" w:themeColor="text1"/>
           <w:sz w:val="24"/>
           <w:szCs w:val="24"/>
         </w:rPr>
       </w:r>
       <w:r>
         <w:rPr>
+          <w:rFonts w:ascii="Times New Roman" w:hAnsi="Times New Roman" w:eastAsia="Times New Roman" w:cs="Times New Roman"/>
+          <w:color w:val="000000" w:themeColor="text1"/>
           <w:sz w:val="24"/>
           <w:szCs w:val="24"/>
         </w:rPr>
@@ -2055,34 +2129,42 @@
     </w:p>
     <w:p>
       <w:pPr>
-        <w:pStyle w:val="923"/>
+        <w:pStyle w:val="924"/>
         <w:pBdr/>
         <w:tabs>
           <w:tab w:val="left" w:leader="none" w:pos="2127"/>
         </w:tabs>
-        <w:spacing/>
+        <w:spacing w:after="28" w:afterAutospacing="0" w:before="0" w:beforeAutospacing="0" w:line="240" w:lineRule="auto"/>
         <w:ind/>
         <w:contextualSpacing w:val="true"/>
         <w:jc w:val="center"/>
         <w:rPr>
+          <w:rFonts w:ascii="Times New Roman" w:hAnsi="Times New Roman" w:cs="Times New Roman"/>
+          <w:color w:val="000000" w:themeColor="text1"/>
           <w:sz w:val="24"/>
           <w:szCs w:val="24"/>
         </w:rPr>
       </w:pPr>
       <w:r>
         <w:rPr>
+          <w:rFonts w:ascii="Times New Roman" w:hAnsi="Times New Roman" w:eastAsia="Times New Roman" w:cs="Times New Roman"/>
+          <w:color w:val="000000" w:themeColor="text1"/>
           <w:sz w:val="24"/>
           <w:szCs w:val="24"/>
         </w:rPr>
       </w:r>
       <w:r>
         <w:rPr>
+          <w:rFonts w:ascii="Times New Roman" w:hAnsi="Times New Roman" w:eastAsia="Times New Roman" w:cs="Times New Roman"/>
+          <w:color w:val="000000" w:themeColor="text1"/>
           <w:sz w:val="24"/>
           <w:szCs w:val="24"/>
         </w:rPr>
       </w:r>
       <w:r>
         <w:rPr>
+          <w:rFonts w:ascii="Times New Roman" w:hAnsi="Times New Roman" w:eastAsia="Times New Roman" w:cs="Times New Roman"/>
+          <w:color w:val="000000" w:themeColor="text1"/>
           <w:sz w:val="24"/>
           <w:szCs w:val="24"/>
         </w:rPr>
@@ -2090,24 +2172,24 @@
     </w:p>
     <w:p>
       <w:pPr>
-        <w:pStyle w:val="920"/>
-        <w:pBdr/>
-        <w:spacing/>
+        <w:pStyle w:val="921"/>
+        <w:pBdr/>
+        <w:spacing w:after="28" w:afterAutospacing="0" w:before="0" w:beforeAutospacing="0" w:line="240" w:lineRule="auto"/>
         <w:ind/>
         <w:jc w:val="center"/>
         <w:rPr>
-          <w:rFonts w:cs="Times New Roman"/>
+          <w:rFonts w:ascii="Times New Roman" w:hAnsi="Times New Roman" w:cs="Times New Roman"/>
           <w:bCs/>
-          <w:color w:val="ff0000"/>
+          <w:color w:val="000000" w:themeColor="text1"/>
           <w:sz w:val="24"/>
           <w:szCs w:val="24"/>
         </w:rPr>
       </w:pPr>
       <w:r>
         <w:rPr>
-          <w:rFonts w:cs="Times New Roman"/>
+          <w:rFonts w:ascii="Times New Roman" w:hAnsi="Times New Roman" w:eastAsia="Times New Roman" w:cs="Times New Roman"/>
           <w:bCs/>
-          <w:color w:val="ff0000"/>
+          <w:color w:val="000000" w:themeColor="text1"/>
           <w:sz w:val="24"/>
           <w:szCs w:val="24"/>
         </w:rPr>
@@ -2115,18 +2197,18 @@
       </w:r>
       <w:r>
         <w:rPr>
-          <w:rFonts w:cs="Times New Roman"/>
+          <w:rFonts w:ascii="Times New Roman" w:hAnsi="Times New Roman" w:eastAsia="Times New Roman" w:cs="Times New Roman"/>
           <w:bCs/>
-          <w:color w:val="ff0000"/>
+          <w:color w:val="000000" w:themeColor="text1"/>
           <w:sz w:val="24"/>
           <w:szCs w:val="24"/>
         </w:rPr>
       </w:r>
       <w:r>
         <w:rPr>
-          <w:rFonts w:cs="Times New Roman"/>
+          <w:rFonts w:ascii="Times New Roman" w:hAnsi="Times New Roman" w:eastAsia="Times New Roman" w:cs="Times New Roman"/>
           <w:bCs/>
-          <w:color w:val="ff0000"/>
+          <w:color w:val="000000" w:themeColor="text1"/>
           <w:sz w:val="24"/>
           <w:szCs w:val="24"/>
         </w:rPr>
@@ -2134,23 +2216,23 @@
     </w:p>
     <w:p>
       <w:pPr>
-        <w:pStyle w:val="920"/>
-        <w:pBdr/>
-        <w:spacing/>
+        <w:pStyle w:val="921"/>
+        <w:pBdr/>
+        <w:spacing w:after="28" w:afterAutospacing="0" w:before="0" w:beforeAutospacing="0" w:line="240" w:lineRule="auto"/>
         <w:ind/>
         <w:jc w:val="center"/>
         <w:rPr>
-          <w:rFonts w:cs="Times New Roman"/>
+          <w:rFonts w:ascii="Times New Roman" w:hAnsi="Times New Roman" w:cs="Times New Roman"/>
           <w:bCs/>
-          <w:color w:val="ff0000"/>
+          <w:color w:val="000000" w:themeColor="text1"/>
           <w:sz w:val="24"/>
           <w:szCs w:val="24"/>
         </w:rPr>
       </w:pPr>
       <w:r>
         <w:rPr>
-          <w:rFonts w:cs="Times New Roman"/>
-          <w:color w:val="ff0000"/>
+          <w:rFonts w:ascii="Times New Roman" w:hAnsi="Times New Roman" w:eastAsia="Times New Roman" w:cs="Times New Roman"/>
+          <w:color w:val="000000" w:themeColor="text1"/>
           <w:sz w:val="24"/>
           <w:szCs w:val="24"/>
         </w:rPr>
@@ -2158,18 +2240,18 @@
       </w:r>
       <w:r>
         <w:rPr>
-          <w:rFonts w:cs="Times New Roman"/>
+          <w:rFonts w:ascii="Times New Roman" w:hAnsi="Times New Roman" w:eastAsia="Times New Roman" w:cs="Times New Roman"/>
           <w:bCs/>
-          <w:color w:val="ff0000"/>
+          <w:color w:val="000000" w:themeColor="text1"/>
           <w:sz w:val="24"/>
           <w:szCs w:val="24"/>
         </w:rPr>
       </w:r>
       <w:r>
         <w:rPr>
-          <w:rFonts w:cs="Times New Roman"/>
+          <w:rFonts w:ascii="Times New Roman" w:hAnsi="Times New Roman" w:eastAsia="Times New Roman" w:cs="Times New Roman"/>
           <w:bCs/>
-          <w:color w:val="ff0000"/>
+          <w:color w:val="000000" w:themeColor="text1"/>
           <w:sz w:val="24"/>
           <w:szCs w:val="24"/>
         </w:rPr>
@@ -2177,20 +2259,22 @@
     </w:p>
     <w:p>
       <w:pPr>
-        <w:pStyle w:val="920"/>
-        <w:pBdr/>
-        <w:spacing/>
+        <w:pStyle w:val="921"/>
+        <w:pBdr/>
+        <w:spacing w:after="28" w:afterAutospacing="0" w:before="0" w:beforeAutospacing="0" w:line="240" w:lineRule="auto"/>
         <w:ind/>
         <w:jc w:val="center"/>
         <w:rPr>
-          <w:rFonts w:cs="Times New Roman"/>
-          <w:color w:val="ff0000"/>
+          <w:rFonts w:ascii="Times New Roman" w:hAnsi="Times New Roman" w:cs="Times New Roman"/>
+          <w:color w:val="000000" w:themeColor="text1"/>
           <w:sz w:val="24"/>
           <w:szCs w:val="24"/>
         </w:rPr>
       </w:pPr>
       <w:r>
         <w:rPr>
+          <w:rFonts w:ascii="Times New Roman" w:hAnsi="Times New Roman" w:eastAsia="Times New Roman" w:cs="Times New Roman"/>
+          <w:color w:val="000000" w:themeColor="text1"/>
           <w:sz w:val="24"/>
           <w:szCs w:val="24"/>
         </w:rPr>
@@ -2198,16 +2282,16 @@
       </w:r>
       <w:r>
         <w:rPr>
-          <w:rFonts w:cs="Times New Roman"/>
-          <w:color w:val="ff0000"/>
+          <w:rFonts w:ascii="Times New Roman" w:hAnsi="Times New Roman" w:eastAsia="Times New Roman" w:cs="Times New Roman"/>
+          <w:color w:val="000000" w:themeColor="text1"/>
           <w:sz w:val="24"/>
           <w:szCs w:val="24"/>
         </w:rPr>
       </w:r>
       <w:r>
         <w:rPr>
-          <w:rFonts w:cs="Times New Roman"/>
-          <w:color w:val="ff0000"/>
+          <w:rFonts w:ascii="Times New Roman" w:hAnsi="Times New Roman" w:eastAsia="Times New Roman" w:cs="Times New Roman"/>
+          <w:color w:val="000000" w:themeColor="text1"/>
           <w:sz w:val="24"/>
           <w:szCs w:val="24"/>
         </w:rPr>
@@ -2215,34 +2299,42 @@
     </w:p>
     <w:p>
       <w:pPr>
-        <w:pStyle w:val="923"/>
+        <w:pStyle w:val="924"/>
         <w:pBdr/>
         <w:tabs>
           <w:tab w:val="left" w:leader="none" w:pos="2635"/>
         </w:tabs>
-        <w:spacing/>
+        <w:spacing w:after="28" w:afterAutospacing="0" w:before="0" w:beforeAutospacing="0" w:line="240" w:lineRule="auto"/>
         <w:ind w:left="0"/>
         <w:contextualSpacing w:val="true"/>
         <w:jc w:val="left"/>
         <w:rPr>
+          <w:rFonts w:ascii="Times New Roman" w:hAnsi="Times New Roman" w:cs="Times New Roman"/>
+          <w:color w:val="000000" w:themeColor="text1"/>
           <w:sz w:val="24"/>
           <w:szCs w:val="24"/>
         </w:rPr>
       </w:pPr>
       <w:r>
         <w:rPr>
+          <w:rFonts w:ascii="Times New Roman" w:hAnsi="Times New Roman" w:eastAsia="Times New Roman" w:cs="Times New Roman"/>
+          <w:color w:val="000000" w:themeColor="text1"/>
           <w:sz w:val="24"/>
           <w:szCs w:val="24"/>
         </w:rPr>
       </w:r>
       <w:r>
         <w:rPr>
+          <w:rFonts w:ascii="Times New Roman" w:hAnsi="Times New Roman" w:eastAsia="Times New Roman" w:cs="Times New Roman"/>
+          <w:color w:val="000000" w:themeColor="text1"/>
           <w:sz w:val="24"/>
           <w:szCs w:val="24"/>
         </w:rPr>
       </w:r>
       <w:r>
         <w:rPr>
+          <w:rFonts w:ascii="Times New Roman" w:hAnsi="Times New Roman" w:eastAsia="Times New Roman" w:cs="Times New Roman"/>
+          <w:color w:val="000000" w:themeColor="text1"/>
           <w:sz w:val="24"/>
           <w:szCs w:val="24"/>
         </w:rPr>
@@ -2250,24 +2342,26 @@
     </w:p>
     <w:p>
       <w:pPr>
-        <w:pStyle w:val="923"/>
+        <w:pStyle w:val="924"/>
         <w:pBdr/>
         <w:tabs>
           <w:tab w:val="left" w:leader="none" w:pos="2635"/>
         </w:tabs>
-        <w:spacing/>
+        <w:spacing w:after="28" w:afterAutospacing="0" w:before="0" w:beforeAutospacing="0" w:line="240" w:lineRule="auto"/>
         <w:ind/>
         <w:contextualSpacing w:val="true"/>
         <w:jc w:val="center"/>
         <w:rPr>
-          <w:color w:val="ff0000"/>
+          <w:rFonts w:ascii="Times New Roman" w:hAnsi="Times New Roman" w:cs="Times New Roman"/>
+          <w:color w:val="000000" w:themeColor="text1"/>
           <w:sz w:val="24"/>
           <w:szCs w:val="24"/>
         </w:rPr>
       </w:pPr>
       <w:r>
         <w:rPr>
-          <w:color w:val="ff0000"/>
+          <w:rFonts w:ascii="Times New Roman" w:hAnsi="Times New Roman" w:eastAsia="Times New Roman" w:cs="Times New Roman"/>
+          <w:color w:val="000000" w:themeColor="text1"/>
           <w:sz w:val="24"/>
           <w:szCs w:val="24"/>
         </w:rPr>
@@ -2275,14 +2369,16 @@
       </w:r>
       <w:r>
         <w:rPr>
-          <w:color w:val="ff0000"/>
+          <w:rFonts w:ascii="Times New Roman" w:hAnsi="Times New Roman" w:eastAsia="Times New Roman" w:cs="Times New Roman"/>
+          <w:color w:val="000000" w:themeColor="text1"/>
           <w:sz w:val="24"/>
           <w:szCs w:val="24"/>
         </w:rPr>
       </w:r>
       <w:r>
         <w:rPr>
-          <w:color w:val="ff0000"/>
+          <w:rFonts w:ascii="Times New Roman" w:hAnsi="Times New Roman" w:eastAsia="Times New Roman" w:cs="Times New Roman"/>
+          <w:color w:val="000000" w:themeColor="text1"/>
           <w:sz w:val="24"/>
           <w:szCs w:val="24"/>
         </w:rPr>
@@ -2290,22 +2386,26 @@
     </w:p>
     <w:p>
       <w:pPr>
-        <w:pStyle w:val="923"/>
+        <w:pStyle w:val="924"/>
         <w:pBdr/>
         <w:tabs>
           <w:tab w:val="left" w:leader="none" w:pos="2127"/>
         </w:tabs>
-        <w:spacing/>
+        <w:spacing w:after="28" w:afterAutospacing="0" w:before="0" w:beforeAutospacing="0" w:line="240" w:lineRule="auto"/>
         <w:ind/>
         <w:contextualSpacing w:val="true"/>
         <w:jc w:val="center"/>
         <w:rPr>
+          <w:rFonts w:ascii="Times New Roman" w:hAnsi="Times New Roman" w:cs="Times New Roman"/>
+          <w:color w:val="000000" w:themeColor="text1"/>
           <w:sz w:val="24"/>
           <w:szCs w:val="24"/>
         </w:rPr>
       </w:pPr>
       <w:r>
         <w:rPr>
+          <w:rFonts w:ascii="Times New Roman" w:hAnsi="Times New Roman" w:eastAsia="Times New Roman" w:cs="Times New Roman"/>
+          <w:color w:val="000000" w:themeColor="text1"/>
           <w:sz w:val="24"/>
           <w:szCs w:val="24"/>
         </w:rPr>
@@ -2313,6 +2413,8 @@
       </w:r>
       <w:r>
         <w:rPr>
+          <w:rFonts w:ascii="Times New Roman" w:hAnsi="Times New Roman" w:eastAsia="Times New Roman" w:cs="Times New Roman"/>
+          <w:color w:val="000000" w:themeColor="text1"/>
           <w:sz w:val="24"/>
           <w:szCs w:val="24"/>
         </w:rPr>
@@ -2320,6 +2422,8 @@
       </w:r>
       <w:r>
         <w:rPr>
+          <w:rFonts w:ascii="Times New Roman" w:hAnsi="Times New Roman" w:eastAsia="Times New Roman" w:cs="Times New Roman"/>
+          <w:color w:val="000000" w:themeColor="text1"/>
           <w:sz w:val="24"/>
           <w:szCs w:val="24"/>
         </w:rPr>
@@ -2327,6 +2431,8 @@
       </w:r>
       <w:r>
         <w:rPr>
+          <w:rFonts w:ascii="Times New Roman" w:hAnsi="Times New Roman" w:eastAsia="Times New Roman" w:cs="Times New Roman"/>
+          <w:color w:val="000000" w:themeColor="text1"/>
           <w:sz w:val="24"/>
           <w:szCs w:val="24"/>
         </w:rPr>
@@ -2334,6 +2440,8 @@
       </w:r>
       <w:r>
         <w:rPr>
+          <w:rFonts w:ascii="Times New Roman" w:hAnsi="Times New Roman" w:eastAsia="Times New Roman" w:cs="Times New Roman"/>
+          <w:color w:val="000000" w:themeColor="text1"/>
           <w:sz w:val="24"/>
           <w:szCs w:val="24"/>
         </w:rPr>
@@ -2341,6 +2449,8 @@
       </w:r>
       <w:r>
         <w:rPr>
+          <w:rFonts w:ascii="Times New Roman" w:hAnsi="Times New Roman" w:eastAsia="Times New Roman" w:cs="Times New Roman"/>
+          <w:color w:val="000000" w:themeColor="text1"/>
           <w:sz w:val="24"/>
           <w:szCs w:val="24"/>
         </w:rPr>
@@ -2348,6 +2458,8 @@
       </w:r>
       <w:r>
         <w:rPr>
+          <w:rFonts w:ascii="Times New Roman" w:hAnsi="Times New Roman" w:eastAsia="Times New Roman" w:cs="Times New Roman"/>
+          <w:color w:val="000000" w:themeColor="text1"/>
           <w:sz w:val="24"/>
           <w:szCs w:val="24"/>
         </w:rPr>
@@ -2355,6 +2467,8 @@
       </w:r>
       <w:r>
         <w:rPr>
+          <w:rFonts w:ascii="Times New Roman" w:hAnsi="Times New Roman" w:eastAsia="Times New Roman" w:cs="Times New Roman"/>
+          <w:color w:val="000000" w:themeColor="text1"/>
           <w:sz w:val="24"/>
           <w:szCs w:val="24"/>
         </w:rPr>
@@ -2362,6 +2476,8 @@
       </w:r>
       <w:r>
         <w:rPr>
+          <w:rFonts w:ascii="Times New Roman" w:hAnsi="Times New Roman" w:eastAsia="Times New Roman" w:cs="Times New Roman"/>
+          <w:color w:val="000000" w:themeColor="text1"/>
           <w:sz w:val="24"/>
           <w:szCs w:val="24"/>
         </w:rPr>
@@ -2369,6 +2485,8 @@
       </w:r>
       <w:r>
         <w:rPr>
+          <w:rFonts w:ascii="Times New Roman" w:hAnsi="Times New Roman" w:eastAsia="Times New Roman" w:cs="Times New Roman"/>
+          <w:color w:val="000000" w:themeColor="text1"/>
           <w:sz w:val="24"/>
           <w:szCs w:val="24"/>
         </w:rPr>
@@ -2376,6 +2494,8 @@
       </w:r>
       <w:r>
         <w:rPr>
+          <w:rFonts w:ascii="Times New Roman" w:hAnsi="Times New Roman" w:eastAsia="Times New Roman" w:cs="Times New Roman"/>
+          <w:color w:val="000000" w:themeColor="text1"/>
           <w:sz w:val="24"/>
           <w:szCs w:val="24"/>
         </w:rPr>
@@ -2383,6 +2503,8 @@
       </w:r>
       <w:r>
         <w:rPr>
+          <w:rFonts w:ascii="Times New Roman" w:hAnsi="Times New Roman" w:eastAsia="Times New Roman" w:cs="Times New Roman"/>
+          <w:color w:val="000000" w:themeColor="text1"/>
           <w:sz w:val="24"/>
           <w:szCs w:val="24"/>
         </w:rPr>
@@ -2390,6 +2512,8 @@
       </w:r>
       <w:r>
         <w:rPr>
+          <w:rFonts w:ascii="Times New Roman" w:hAnsi="Times New Roman" w:eastAsia="Times New Roman" w:cs="Times New Roman"/>
+          <w:color w:val="000000" w:themeColor="text1"/>
           <w:sz w:val="24"/>
           <w:szCs w:val="24"/>
         </w:rPr>
@@ -2397,6 +2521,8 @@
       </w:r>
       <w:r>
         <w:rPr>
+          <w:rFonts w:ascii="Times New Roman" w:hAnsi="Times New Roman" w:eastAsia="Times New Roman" w:cs="Times New Roman"/>
+          <w:color w:val="000000" w:themeColor="text1"/>
           <w:sz w:val="24"/>
           <w:szCs w:val="24"/>
         </w:rPr>
@@ -2404,12 +2530,16 @@
       </w:r>
       <w:r>
         <w:rPr>
+          <w:rFonts w:ascii="Times New Roman" w:hAnsi="Times New Roman" w:eastAsia="Times New Roman" w:cs="Times New Roman"/>
+          <w:color w:val="000000" w:themeColor="text1"/>
           <w:sz w:val="24"/>
           <w:szCs w:val="24"/>
         </w:rPr>
       </w:r>
       <w:r>
         <w:rPr>
+          <w:rFonts w:ascii="Times New Roman" w:hAnsi="Times New Roman" w:eastAsia="Times New Roman" w:cs="Times New Roman"/>
+          <w:color w:val="000000" w:themeColor="text1"/>
           <w:sz w:val="24"/>
           <w:szCs w:val="24"/>
         </w:rPr>
@@ -2417,34 +2547,42 @@
     </w:p>
     <w:p>
       <w:pPr>
-        <w:pStyle w:val="923"/>
+        <w:pStyle w:val="924"/>
         <w:pBdr/>
         <w:tabs>
           <w:tab w:val="left" w:leader="none" w:pos="2127"/>
         </w:tabs>
-        <w:spacing/>
+        <w:spacing w:after="28" w:afterAutospacing="0" w:before="0" w:beforeAutospacing="0" w:line="240" w:lineRule="auto"/>
         <w:ind/>
         <w:contextualSpacing w:val="true"/>
         <w:jc w:val="center"/>
         <w:rPr>
+          <w:rFonts w:ascii="Times New Roman" w:hAnsi="Times New Roman" w:cs="Times New Roman"/>
+          <w:color w:val="000000" w:themeColor="text1"/>
           <w:sz w:val="24"/>
           <w:szCs w:val="24"/>
         </w:rPr>
       </w:pPr>
       <w:r>
         <w:rPr>
+          <w:rFonts w:ascii="Times New Roman" w:hAnsi="Times New Roman" w:eastAsia="Times New Roman" w:cs="Times New Roman"/>
+          <w:color w:val="000000" w:themeColor="text1"/>
           <w:sz w:val="24"/>
           <w:szCs w:val="24"/>
         </w:rPr>
       </w:r>
       <w:r>
         <w:rPr>
+          <w:rFonts w:ascii="Times New Roman" w:hAnsi="Times New Roman" w:eastAsia="Times New Roman" w:cs="Times New Roman"/>
+          <w:color w:val="000000" w:themeColor="text1"/>
           <w:sz w:val="24"/>
           <w:szCs w:val="24"/>
         </w:rPr>
       </w:r>
       <w:r>
         <w:rPr>
+          <w:rFonts w:ascii="Times New Roman" w:hAnsi="Times New Roman" w:eastAsia="Times New Roman" w:cs="Times New Roman"/>
+          <w:color w:val="000000" w:themeColor="text1"/>
           <w:sz w:val="24"/>
           <w:szCs w:val="24"/>
         </w:rPr>
@@ -2452,24 +2590,26 @@
     </w:p>
     <w:p>
       <w:pPr>
-        <w:pStyle w:val="923"/>
+        <w:pStyle w:val="924"/>
         <w:pBdr/>
         <w:tabs>
           <w:tab w:val="left" w:leader="none" w:pos="2635"/>
         </w:tabs>
-        <w:spacing/>
+        <w:spacing w:after="28" w:afterAutospacing="0" w:before="0" w:beforeAutospacing="0" w:line="240" w:lineRule="auto"/>
         <w:ind/>
         <w:contextualSpacing w:val="true"/>
         <w:jc w:val="center"/>
         <w:rPr>
-          <w:color w:val="ff0000"/>
+          <w:rFonts w:ascii="Times New Roman" w:hAnsi="Times New Roman" w:cs="Times New Roman"/>
+          <w:color w:val="000000" w:themeColor="text1"/>
           <w:sz w:val="24"/>
           <w:szCs w:val="24"/>
         </w:rPr>
       </w:pPr>
       <w:r>
         <w:rPr>
-          <w:color w:val="ff0000"/>
+          <w:rFonts w:ascii="Times New Roman" w:hAnsi="Times New Roman" w:eastAsia="Times New Roman" w:cs="Times New Roman"/>
+          <w:color w:val="000000" w:themeColor="text1"/>
           <w:sz w:val="24"/>
           <w:szCs w:val="24"/>
         </w:rPr>
@@ -2477,7 +2617,8 @@
       </w:r>
       <w:r>
         <w:rPr>
-          <w:color w:val="ff0000"/>
+          <w:rFonts w:ascii="Times New Roman" w:hAnsi="Times New Roman" w:eastAsia="Times New Roman" w:cs="Times New Roman"/>
+          <w:color w:val="000000" w:themeColor="text1"/>
           <w:sz w:val="24"/>
           <w:szCs w:val="24"/>
         </w:rPr>
@@ -2485,7 +2626,8 @@
       </w:r>
       <w:r>
         <w:rPr>
-          <w:color w:val="ff0000"/>
+          <w:rFonts w:ascii="Times New Roman" w:hAnsi="Times New Roman" w:eastAsia="Times New Roman" w:cs="Times New Roman"/>
+          <w:color w:val="000000" w:themeColor="text1"/>
           <w:sz w:val="24"/>
           <w:szCs w:val="24"/>
         </w:rPr>
@@ -2493,14 +2635,16 @@
       </w:r>
       <w:r>
         <w:rPr>
-          <w:color w:val="ff0000"/>
+          <w:rFonts w:ascii="Times New Roman" w:hAnsi="Times New Roman" w:eastAsia="Times New Roman" w:cs="Times New Roman"/>
+          <w:color w:val="000000" w:themeColor="text1"/>
           <w:sz w:val="24"/>
           <w:szCs w:val="24"/>
         </w:rPr>
       </w:r>
       <w:r>
         <w:rPr>
-          <w:color w:val="ff0000"/>
+          <w:rFonts w:ascii="Times New Roman" w:hAnsi="Times New Roman" w:eastAsia="Times New Roman" w:cs="Times New Roman"/>
+          <w:color w:val="000000" w:themeColor="text1"/>
           <w:sz w:val="24"/>
           <w:szCs w:val="24"/>
         </w:rPr>
@@ -2508,22 +2652,26 @@
     </w:p>
     <w:p>
       <w:pPr>
-        <w:pStyle w:val="923"/>
+        <w:pStyle w:val="924"/>
         <w:pBdr/>
         <w:tabs>
           <w:tab w:val="left" w:leader="none" w:pos="2635"/>
         </w:tabs>
-        <w:spacing/>
+        <w:spacing w:after="28" w:afterAutospacing="0" w:before="0" w:beforeAutospacing="0" w:line="240" w:lineRule="auto"/>
         <w:ind/>
         <w:contextualSpacing w:val="true"/>
         <w:jc w:val="center"/>
         <w:rPr>
+          <w:rFonts w:ascii="Times New Roman" w:hAnsi="Times New Roman" w:cs="Times New Roman"/>
+          <w:color w:val="000000" w:themeColor="text1"/>
           <w:sz w:val="24"/>
           <w:szCs w:val="24"/>
         </w:rPr>
       </w:pPr>
       <w:r>
         <w:rPr>
+          <w:rFonts w:ascii="Times New Roman" w:hAnsi="Times New Roman" w:eastAsia="Times New Roman" w:cs="Times New Roman"/>
+          <w:color w:val="000000" w:themeColor="text1"/>
           <w:sz w:val="24"/>
           <w:szCs w:val="24"/>
         </w:rPr>
@@ -2531,12 +2679,16 @@
       </w:r>
       <w:r>
         <w:rPr>
+          <w:rFonts w:ascii="Times New Roman" w:hAnsi="Times New Roman" w:eastAsia="Times New Roman" w:cs="Times New Roman"/>
+          <w:color w:val="000000" w:themeColor="text1"/>
           <w:sz w:val="24"/>
           <w:szCs w:val="24"/>
         </w:rPr>
       </w:r>
       <w:r>
         <w:rPr>
+          <w:rFonts w:ascii="Times New Roman" w:hAnsi="Times New Roman" w:eastAsia="Times New Roman" w:cs="Times New Roman"/>
+          <w:color w:val="000000" w:themeColor="text1"/>
           <w:sz w:val="24"/>
           <w:szCs w:val="24"/>
         </w:rPr>
@@ -2544,16 +2696,18 @@
     </w:p>
     <w:p>
       <w:pPr>
-        <w:pStyle w:val="923"/>
+        <w:pStyle w:val="924"/>
         <w:pBdr/>
         <w:tabs>
           <w:tab w:val="left" w:leader="none" w:pos="2635"/>
         </w:tabs>
-        <w:spacing/>
+        <w:spacing w:after="28" w:afterAutospacing="0" w:before="0" w:beforeAutospacing="0" w:line="240" w:lineRule="auto"/>
         <w:ind/>
         <w:contextualSpacing w:val="true"/>
         <w:jc w:val="center"/>
         <w:rPr>
+          <w:rFonts w:ascii="Times New Roman" w:hAnsi="Times New Roman" w:cs="Times New Roman"/>
+          <w:color w:val="000000" w:themeColor="text1"/>
           <w:sz w:val="24"/>
           <w:szCs w:val="24"/>
           <w:highlight w:val="none"/>
@@ -2561,6 +2715,8 @@
       </w:pPr>
       <w:r>
         <w:rPr>
+          <w:rFonts w:ascii="Times New Roman" w:hAnsi="Times New Roman" w:eastAsia="Times New Roman" w:cs="Times New Roman"/>
+          <w:color w:val="000000" w:themeColor="text1"/>
           <w:sz w:val="24"/>
           <w:szCs w:val="24"/>
         </w:rPr>
@@ -2568,49 +2724,16 @@
       </w:r>
       <w:r>
         <w:rPr>
+          <w:rFonts w:ascii="Times New Roman" w:hAnsi="Times New Roman" w:eastAsia="Times New Roman" w:cs="Times New Roman"/>
+          <w:color w:val="000000" w:themeColor="text1"/>
           <w:sz w:val="24"/>
           <w:szCs w:val="24"/>
         </w:rPr>
       </w:r>
       <w:r>
         <w:rPr>
-          <w:sz w:val="24"/>
-          <w:szCs w:val="24"/>
-        </w:rPr>
-      </w:r>
-    </w:p>
-    <w:p>
-      <w:pPr>
-        <w:pStyle w:val="923"/>
-        <w:pBdr/>
-        <w:tabs>
-          <w:tab w:val="left" w:leader="none" w:pos="2635"/>
-        </w:tabs>
-        <w:spacing/>
-        <w:ind/>
-        <w:contextualSpacing w:val="true"/>
-        <w:jc w:val="center"/>
-        <w:rPr>
-          <w:sz w:val="24"/>
-          <w:szCs w:val="24"/>
-        </w:rPr>
-      </w:pPr>
-      <w:r>
-        <w:rPr>
-          <w:sz w:val="24"/>
-          <w:szCs w:val="24"/>
-          <w:highlight w:val="none"/>
-        </w:rPr>
-      </w:r>
-      <w:r>
-        <w:rPr>
-          <w:sz w:val="24"/>
-          <w:szCs w:val="24"/>
-          <w:highlight w:val="none"/>
-        </w:rPr>
-      </w:r>
-      <w:r>
-        <w:rPr>
+          <w:rFonts w:ascii="Times New Roman" w:hAnsi="Times New Roman" w:cs="Times New Roman"/>
+          <w:color w:val="000000" w:themeColor="text1"/>
           <w:sz w:val="24"/>
           <w:szCs w:val="24"/>
           <w:highlight w:val="none"/>
@@ -2619,126 +2742,129 @@
     </w:p>
     <w:p>
       <w:pPr>
-        <w:pStyle w:val="921"/>
+        <w:pStyle w:val="922"/>
         <w:pBdr/>
         <w:tabs>
           <w:tab w:val="left" w:leader="none" w:pos="2880"/>
         </w:tabs>
-        <w:spacing/>
+        <w:spacing w:after="28" w:afterAutospacing="0" w:before="0" w:beforeAutospacing="0" w:line="240" w:lineRule="auto"/>
         <w:ind/>
         <w:rPr>
-          <w:rFonts w:cs="Times New Roman"/>
+          <w:rFonts w:ascii="Times New Roman" w:hAnsi="Times New Roman" w:cs="Times New Roman"/>
           <w:b/>
           <w:bCs/>
-          <w:color w:val="ff0000"/>
-          <w:sz w:val="24"/>
-          <w:szCs w:val="24"/>
+          <w:color w:val="000000" w:themeColor="text1"/>
+          <w:sz w:val="20"/>
+          <w:szCs w:val="20"/>
         </w:rPr>
       </w:pPr>
       <w:r>
         <w:rPr>
-          <w:rFonts w:cs="Times New Roman"/>
+          <w:rFonts w:ascii="Times New Roman" w:hAnsi="Times New Roman" w:eastAsia="Times New Roman" w:cs="Times New Roman"/>
           <w:b/>
           <w:bCs/>
-          <w:sz w:val="24"/>
-          <w:szCs w:val="24"/>
+          <w:color w:val="000000" w:themeColor="text1"/>
+          <w:sz w:val="20"/>
+          <w:szCs w:val="20"/>
         </w:rPr>
         <w:t xml:space="preserve">PATD Nº </w:t>
       </w:r>
       <w:r>
         <w:rPr>
-          <w:rFonts w:cs="Times New Roman"/>
+          <w:rFonts w:ascii="Times New Roman" w:hAnsi="Times New Roman" w:eastAsia="Times New Roman" w:cs="Times New Roman"/>
           <w:b/>
           <w:bCs/>
-          <w:sz w:val="24"/>
-          <w:szCs w:val="24"/>
+          <w:color w:val="000000" w:themeColor="text1"/>
+          <w:sz w:val="20"/>
+          <w:szCs w:val="20"/>
         </w:rPr>
         <w:t xml:space="preserve">{N </w:t>
       </w:r>
       <w:r>
         <w:rPr>
-          <w:rFonts w:cs="Times New Roman"/>
+          <w:rFonts w:ascii="Times New Roman" w:hAnsi="Times New Roman" w:eastAsia="Times New Roman" w:cs="Times New Roman"/>
           <w:b/>
           <w:bCs/>
-          <w:sz w:val="24"/>
-          <w:szCs w:val="24"/>
+          <w:color w:val="000000" w:themeColor="text1"/>
+          <w:sz w:val="20"/>
+          <w:szCs w:val="20"/>
         </w:rPr>
         <w:t xml:space="preserve">PATD}</w:t>
       </w:r>
       <w:r>
         <w:rPr>
-          <w:rFonts w:cs="Times New Roman"/>
+          <w:rFonts w:ascii="Times New Roman" w:hAnsi="Times New Roman" w:eastAsia="Times New Roman" w:cs="Times New Roman"/>
           <w:b/>
           <w:bCs/>
-          <w:color w:val="ff0000"/>
-          <w:sz w:val="24"/>
-          <w:szCs w:val="24"/>
+          <w:color w:val="000000" w:themeColor="text1"/>
+          <w:sz w:val="20"/>
+          <w:szCs w:val="20"/>
         </w:rPr>
         <w:t xml:space="preserve">/</w:t>
       </w:r>
       <w:r>
         <w:rPr>
-          <w:rFonts w:cs="Times New Roman"/>
+          <w:rFonts w:ascii="Times New Roman" w:hAnsi="Times New Roman" w:eastAsia="Times New Roman" w:cs="Times New Roman"/>
           <w:b/>
           <w:bCs/>
-          <w:color w:val="ff0000"/>
-          <w:sz w:val="24"/>
-          <w:szCs w:val="24"/>
+          <w:color w:val="000000" w:themeColor="text1"/>
+          <w:sz w:val="20"/>
+          <w:szCs w:val="20"/>
         </w:rPr>
         <w:t xml:space="preserve">BAGL-GSDGL/</w:t>
       </w:r>
       <w:r>
         <w:rPr>
-          <w:rFonts w:cs="Times New Roman"/>
+          <w:rFonts w:ascii="Times New Roman" w:hAnsi="Times New Roman" w:eastAsia="Times New Roman" w:cs="Times New Roman"/>
           <w:b/>
           <w:bCs/>
-          <w:color w:val="ff0000"/>
-          <w:sz w:val="24"/>
-          <w:szCs w:val="24"/>
+          <w:color w:val="000000" w:themeColor="text1"/>
+          <w:sz w:val="20"/>
+          <w:szCs w:val="20"/>
         </w:rPr>
         <w:t xml:space="preserve">{</w:t>
       </w:r>
       <w:r>
         <w:rPr>
-          <w:rFonts w:cs="Times New Roman"/>
+          <w:rFonts w:ascii="Times New Roman" w:hAnsi="Times New Roman" w:eastAsia="Times New Roman" w:cs="Times New Roman"/>
           <w:b/>
           <w:bCs/>
-          <w:color w:val="ff0000"/>
-          <w:sz w:val="24"/>
-          <w:szCs w:val="24"/>
+          <w:color w:val="000000" w:themeColor="text1"/>
+          <w:sz w:val="20"/>
+          <w:szCs w:val="20"/>
         </w:rPr>
         <w:t xml:space="preserve">DataPatd</w:t>
       </w:r>
       <w:r>
         <w:rPr>
-          <w:rFonts w:cs="Times New Roman"/>
+          <w:rFonts w:ascii="Times New Roman" w:hAnsi="Times New Roman" w:eastAsia="Times New Roman" w:cs="Times New Roman"/>
           <w:b/>
           <w:bCs/>
-          <w:color w:val="ff0000"/>
-          <w:sz w:val="24"/>
-          <w:szCs w:val="24"/>
+          <w:color w:val="000000" w:themeColor="text1"/>
+          <w:sz w:val="20"/>
+          <w:szCs w:val="20"/>
         </w:rPr>
         <w:t xml:space="preserve">}</w:t>
       </w:r>
       <w:bookmarkEnd w:id="1"/>
       <w:r>
         <w:rPr>
-          <w:rFonts w:cs="Times New Roman"/>
+          <w:rFonts w:ascii="Times New Roman" w:hAnsi="Times New Roman" w:eastAsia="Times New Roman" w:cs="Times New Roman"/>
           <w:b/>
           <w:bCs/>
-          <w:color w:val="ff0000"/>
-          <w:sz w:val="24"/>
-          <w:szCs w:val="24"/>
+          <w:color w:val="000000" w:themeColor="text1"/>
+          <w:sz w:val="20"/>
+          <w:szCs w:val="20"/>
         </w:rPr>
       </w:r>
       <w:r>
         <w:rPr>
-          <w:rFonts w:cs="Times New Roman"/>
+          <w:rFonts w:ascii="Times New Roman" w:hAnsi="Times New Roman" w:eastAsia="Times New Roman" w:cs="Times New Roman"/>
           <w:b/>
           <w:bCs/>
-          <w:color w:val="ff0000"/>
-          <w:sz w:val="24"/>
-          <w:szCs w:val="24"/>
+          <w:color w:val="000000" w:themeColor="text1"/>
+          <w:sz w:val="20"/>
+          <w:szCs w:val="20"/>
         </w:rPr>
       </w:r>
     </w:p>
@@ -2793,7 +2919,7 @@
 <w:ftr xmlns:wpc="http://schemas.microsoft.com/office/word/2010/wordprocessingCanvas" xmlns:mc="http://schemas.openxmlformats.org/markup-compatibility/2006" xmlns:o="urn:schemas-microsoft-com:office:office" xmlns:r="http://schemas.openxmlformats.org/officeDocument/2006/relationships" xmlns:m="http://schemas.openxmlformats.org/officeDocument/2006/math" xmlns:v="urn:schemas-microsoft-com:vml" xmlns:wp14="http://schemas.microsoft.com/office/word/2010/wordprocessingDrawing" xmlns:wp="http://schemas.openxmlformats.org/drawingml/2006/wordprocessingDrawing" xmlns:w10="urn:schemas-microsoft-com:office:word" xmlns:w="http://schemas.openxmlformats.org/wordprocessingml/2006/main" xmlns:w14="http://schemas.microsoft.com/office/word/2010/wordml" xmlns:w15="http://schemas.microsoft.com/office/word/2012/wordml" xmlns:wpg="http://schemas.microsoft.com/office/word/2010/wordprocessingGroup" xmlns:wpi="http://schemas.microsoft.com/office/word/2010/wordprocessingInk" xmlns:wne="http://schemas.microsoft.com/office/word/2006/wordml" xmlns:a="http://schemas.openxmlformats.org/drawingml/2006/main" xmlns:wps="http://schemas.microsoft.com/office/word/2010/wordprocessingShape" mc:Ignorable="w14 w15 wp14">
   <w:p>
     <w:pPr>
-      <w:pStyle w:val="921"/>
+      <w:pStyle w:val="922"/>
       <w:pBdr/>
       <w:tabs>
         <w:tab w:val="left" w:leader="none" w:pos="2880"/>
@@ -2892,7 +3018,7 @@
 <w:hdr xmlns:wpc="http://schemas.microsoft.com/office/word/2010/wordprocessingCanvas" xmlns:mc="http://schemas.openxmlformats.org/markup-compatibility/2006" xmlns:o="urn:schemas-microsoft-com:office:office" xmlns:r="http://schemas.openxmlformats.org/officeDocument/2006/relationships" xmlns:m="http://schemas.openxmlformats.org/officeDocument/2006/math" xmlns:v="urn:schemas-microsoft-com:vml" xmlns:wp14="http://schemas.microsoft.com/office/word/2010/wordprocessingDrawing" xmlns:wp="http://schemas.openxmlformats.org/drawingml/2006/wordprocessingDrawing" xmlns:w10="urn:schemas-microsoft-com:office:word" xmlns:w="http://schemas.openxmlformats.org/wordprocessingml/2006/main" xmlns:w14="http://schemas.microsoft.com/office/word/2010/wordml" xmlns:w15="http://schemas.microsoft.com/office/word/2012/wordml" xmlns:wpg="http://schemas.microsoft.com/office/word/2010/wordprocessingGroup" xmlns:wpi="http://schemas.microsoft.com/office/word/2010/wordprocessingInk" xmlns:wne="http://schemas.microsoft.com/office/word/2006/wordml" xmlns:a="http://schemas.openxmlformats.org/drawingml/2006/main" xmlns:wps="http://schemas.microsoft.com/office/word/2010/wordprocessingShape" mc:Ignorable="w14 w15 wp14">
   <w:p>
     <w:pPr>
-      <w:pStyle w:val="921"/>
+      <w:pStyle w:val="922"/>
       <w:pBdr/>
       <w:spacing/>
       <w:ind/>
@@ -3062,9 +3188,9 @@
     <w:lsdException w:name="Bibliography" w:uiPriority="37"/>
     <w:lsdException w:name="TOC Heading" w:uiPriority="39" w:qFormat="1"/>
   </w:latentStyles>
-  <w:style w:type="table" w:styleId="723">
+  <w:style w:type="table" w:styleId="724">
     <w:name w:val="Table Grid"/>
-    <w:basedOn w:val="907"/>
+    <w:basedOn w:val="908"/>
     <w:uiPriority w:val="59"/>
     <w:pPr>
       <w:pBdr/>
@@ -3261,9 +3387,9 @@
       </w:tcPr>
     </w:tblStylePr>
   </w:style>
-  <w:style w:type="table" w:styleId="724">
+  <w:style w:type="table" w:styleId="725">
     <w:name w:val="Table Grid Light"/>
-    <w:basedOn w:val="907"/>
+    <w:basedOn w:val="908"/>
     <w:uiPriority w:val="59"/>
     <w:pPr>
       <w:pBdr/>
@@ -3460,9 +3586,9 @@
       </w:tcPr>
     </w:tblStylePr>
   </w:style>
-  <w:style w:type="table" w:styleId="725">
+  <w:style w:type="table" w:styleId="726">
     <w:name w:val="Plain Table 1"/>
-    <w:basedOn w:val="907"/>
+    <w:basedOn w:val="908"/>
     <w:uiPriority w:val="59"/>
     <w:pPr>
       <w:pBdr/>
@@ -3685,9 +3811,9 @@
       </w:tcPr>
     </w:tblStylePr>
   </w:style>
-  <w:style w:type="table" w:styleId="726">
+  <w:style w:type="table" w:styleId="727">
     <w:name w:val="Plain Table 2"/>
-    <w:basedOn w:val="907"/>
+    <w:basedOn w:val="908"/>
     <w:uiPriority w:val="59"/>
     <w:pPr>
       <w:pBdr/>
@@ -3918,9 +4044,9 @@
       </w:tcPr>
     </w:tblStylePr>
   </w:style>
-  <w:style w:type="table" w:styleId="727">
+  <w:style w:type="table" w:styleId="728">
     <w:name w:val="Plain Table 3"/>
-    <w:basedOn w:val="907"/>
+    <w:basedOn w:val="908"/>
     <w:uiPriority w:val="99"/>
     <w:pPr>
       <w:pBdr/>
@@ -4148,9 +4274,9 @@
       </w:tcPr>
     </w:tblStylePr>
   </w:style>
-  <w:style w:type="table" w:styleId="728">
+  <w:style w:type="table" w:styleId="729">
     <w:name w:val="Plain Table 4"/>
-    <w:basedOn w:val="907"/>
+    <w:basedOn w:val="908"/>
     <w:uiPriority w:val="99"/>
     <w:pPr>
       <w:pBdr/>
@@ -4364,9 +4490,9 @@
       </w:tcPr>
     </w:tblStylePr>
   </w:style>
-  <w:style w:type="table" w:styleId="729">
+  <w:style w:type="table" w:styleId="730">
     <w:name w:val="Plain Table 5"/>
-    <w:basedOn w:val="907"/>
+    <w:basedOn w:val="908"/>
     <w:uiPriority w:val="99"/>
     <w:pPr>
       <w:pBdr/>
@@ -4597,9 +4723,9 @@
       </w:tcPr>
     </w:tblStylePr>
   </w:style>
-  <w:style w:type="table" w:styleId="730">
+  <w:style w:type="table" w:styleId="731">
     <w:name w:val="Grid Table 1 Light"/>
-    <w:basedOn w:val="907"/>
+    <w:basedOn w:val="908"/>
     <w:uiPriority w:val="99"/>
     <w:pPr>
       <w:pBdr/>
@@ -4820,9 +4946,9 @@
       </w:tcPr>
     </w:tblStylePr>
   </w:style>
-  <w:style w:type="table" w:styleId="731">
+  <w:style w:type="table" w:styleId="732">
     <w:name w:val="Grid Table 1 Light - Accent 1"/>
-    <w:basedOn w:val="907"/>
+    <w:basedOn w:val="908"/>
     <w:uiPriority w:val="99"/>
     <w:pPr>
       <w:pBdr/>
@@ -5043,9 +5169,9 @@
       </w:tcPr>
     </w:tblStylePr>
   </w:style>
-  <w:style w:type="table" w:styleId="732">
+  <w:style w:type="table" w:styleId="733">
     <w:name w:val="Grid Table 1 Light - Accent 2"/>
-    <w:basedOn w:val="907"/>
+    <w:basedOn w:val="908"/>
     <w:uiPriority w:val="99"/>
     <w:pPr>
       <w:pBdr/>
@@ -5266,9 +5392,9 @@
       </w:tcPr>
     </w:tblStylePr>
   </w:style>
-  <w:style w:type="table" w:styleId="733">
+  <w:style w:type="table" w:styleId="734">
     <w:name w:val="Grid Table 1 Light - Accent 3"/>
-    <w:basedOn w:val="907"/>
+    <w:basedOn w:val="908"/>
     <w:uiPriority w:val="99"/>
     <w:pPr>
       <w:pBdr/>
@@ -5489,9 +5615,9 @@
       </w:tcPr>
     </w:tblStylePr>
   </w:style>
-  <w:style w:type="table" w:styleId="734">
+  <w:style w:type="table" w:styleId="735">
     <w:name w:val="Grid Table 1 Light - Accent 4"/>
-    <w:basedOn w:val="907"/>
+    <w:basedOn w:val="908"/>
     <w:uiPriority w:val="99"/>
     <w:pPr>
       <w:pBdr/>
@@ -5712,9 +5838,9 @@
       </w:tcPr>
     </w:tblStylePr>
   </w:style>
-  <w:style w:type="table" w:styleId="735">
+  <w:style w:type="table" w:styleId="736">
     <w:name w:val="Grid Table 1 Light - Accent 5"/>
-    <w:basedOn w:val="907"/>
+    <w:basedOn w:val="908"/>
     <w:uiPriority w:val="99"/>
     <w:pPr>
       <w:pBdr/>
@@ -5935,9 +6061,9 @@
       </w:tcPr>
     </w:tblStylePr>
   </w:style>
-  <w:style w:type="table" w:styleId="736">
+  <w:style w:type="table" w:styleId="737">
     <w:name w:val="Grid Table 1 Light - Accent 6"/>
-    <w:basedOn w:val="907"/>
+    <w:basedOn w:val="908"/>
     <w:uiPriority w:val="99"/>
     <w:pPr>
       <w:pBdr/>
@@ -6158,9 +6284,9 @@
       </w:tcPr>
     </w:tblStylePr>
   </w:style>
-  <w:style w:type="table" w:styleId="737">
+  <w:style w:type="table" w:styleId="738">
     <w:name w:val="Grid Table 2"/>
-    <w:basedOn w:val="907"/>
+    <w:basedOn w:val="908"/>
     <w:uiPriority w:val="99"/>
     <w:pPr>
       <w:pBdr/>
@@ -6390,9 +6516,9 @@
       </w:tcPr>
     </w:tblStylePr>
   </w:style>
-  <w:style w:type="table" w:styleId="738">
+  <w:style w:type="table" w:styleId="739">
     <w:name w:val="Grid Table 2 - Accent 1"/>
-    <w:basedOn w:val="907"/>
+    <w:basedOn w:val="908"/>
     <w:uiPriority w:val="99"/>
     <w:pPr>
       <w:pBdr/>
@@ -6622,9 +6748,9 @@
       </w:tcPr>
     </w:tblStylePr>
   </w:style>
-  <w:style w:type="table" w:styleId="739">
+  <w:style w:type="table" w:styleId="740">
     <w:name w:val="Grid Table 2 - Accent 2"/>
-    <w:basedOn w:val="907"/>
+    <w:basedOn w:val="908"/>
     <w:uiPriority w:val="99"/>
     <w:pPr>
       <w:pBdr/>
@@ -6854,9 +6980,9 @@
       </w:tcPr>
     </w:tblStylePr>
   </w:style>
-  <w:style w:type="table" w:styleId="740">
+  <w:style w:type="table" w:styleId="741">
     <w:name w:val="Grid Table 2 - Accent 3"/>
-    <w:basedOn w:val="907"/>
+    <w:basedOn w:val="908"/>
     <w:uiPriority w:val="99"/>
     <w:pPr>
       <w:pBdr/>
@@ -7086,9 +7212,9 @@
       </w:tcPr>
     </w:tblStylePr>
   </w:style>
-  <w:style w:type="table" w:styleId="741">
+  <w:style w:type="table" w:styleId="742">
     <w:name w:val="Grid Table 2 - Accent 4"/>
-    <w:basedOn w:val="907"/>
+    <w:basedOn w:val="908"/>
     <w:uiPriority w:val="99"/>
     <w:pPr>
       <w:pBdr/>
@@ -7318,9 +7444,9 @@
       </w:tcPr>
     </w:tblStylePr>
   </w:style>
-  <w:style w:type="table" w:styleId="742">
+  <w:style w:type="table" w:styleId="743">
     <w:name w:val="Grid Table 2 - Accent 5"/>
-    <w:basedOn w:val="907"/>
+    <w:basedOn w:val="908"/>
     <w:uiPriority w:val="99"/>
     <w:pPr>
       <w:pBdr/>
@@ -7550,9 +7676,9 @@
       </w:tcPr>
     </w:tblStylePr>
   </w:style>
-  <w:style w:type="table" w:styleId="743">
+  <w:style w:type="table" w:styleId="744">
     <w:name w:val="Grid Table 2 - Accent 6"/>
-    <w:basedOn w:val="907"/>
+    <w:basedOn w:val="908"/>
     <w:uiPriority w:val="99"/>
     <w:pPr>
       <w:pBdr/>
@@ -7782,9 +7908,9 @@
       </w:tcPr>
     </w:tblStylePr>
   </w:style>
-  <w:style w:type="table" w:styleId="744">
+  <w:style w:type="table" w:styleId="745">
     <w:name w:val="Grid Table 3"/>
-    <w:basedOn w:val="907"/>
+    <w:basedOn w:val="908"/>
     <w:uiPriority w:val="99"/>
     <w:pPr>
       <w:pBdr/>
@@ -8027,9 +8153,9 @@
       </w:tcPr>
     </w:tblStylePr>
   </w:style>
-  <w:style w:type="table" w:styleId="745">
+  <w:style w:type="table" w:styleId="746">
     <w:name w:val="Grid Table 3 - Accent 1"/>
-    <w:basedOn w:val="907"/>
+    <w:basedOn w:val="908"/>
     <w:uiPriority w:val="99"/>
     <w:pPr>
       <w:pBdr/>
@@ -8272,9 +8398,9 @@
       </w:tcPr>
     </w:tblStylePr>
   </w:style>
-  <w:style w:type="table" w:styleId="746">
+  <w:style w:type="table" w:styleId="747">
     <w:name w:val="Grid Table 3 - Accent 2"/>
-    <w:basedOn w:val="907"/>
+    <w:basedOn w:val="908"/>
     <w:uiPriority w:val="99"/>
     <w:pPr>
       <w:pBdr/>
@@ -8517,9 +8643,9 @@
       </w:tcPr>
     </w:tblStylePr>
   </w:style>
-  <w:style w:type="table" w:styleId="747">
+  <w:style w:type="table" w:styleId="748">
     <w:name w:val="Grid Table 3 - Accent 3"/>
-    <w:basedOn w:val="907"/>
+    <w:basedOn w:val="908"/>
     <w:uiPriority w:val="99"/>
     <w:pPr>
       <w:pBdr/>
@@ -8762,9 +8888,9 @@
       </w:tcPr>
     </w:tblStylePr>
   </w:style>
-  <w:style w:type="table" w:styleId="748">
+  <w:style w:type="table" w:styleId="749">
     <w:name w:val="Grid Table 3 - Accent 4"/>
-    <w:basedOn w:val="907"/>
+    <w:basedOn w:val="908"/>
     <w:uiPriority w:val="99"/>
     <w:pPr>
       <w:pBdr/>
@@ -9007,9 +9133,9 @@
       </w:tcPr>
     </w:tblStylePr>
   </w:style>
-  <w:style w:type="table" w:styleId="749">
+  <w:style w:type="table" w:styleId="750">
     <w:name w:val="Grid Table 3 - Accent 5"/>
-    <w:basedOn w:val="907"/>
+    <w:basedOn w:val="908"/>
     <w:uiPriority w:val="99"/>
     <w:pPr>
       <w:pBdr/>
@@ -9252,9 +9378,9 @@
       </w:tcPr>
     </w:tblStylePr>
   </w:style>
-  <w:style w:type="table" w:styleId="750">
+  <w:style w:type="table" w:styleId="751">
     <w:name w:val="Grid Table 3 - Accent 6"/>
-    <w:basedOn w:val="907"/>
+    <w:basedOn w:val="908"/>
     <w:uiPriority w:val="99"/>
     <w:pPr>
       <w:pBdr/>
@@ -9497,9 +9623,9 @@
       </w:tcPr>
     </w:tblStylePr>
   </w:style>
-  <w:style w:type="table" w:styleId="751">
+  <w:style w:type="table" w:styleId="752">
     <w:name w:val="Grid Table 4"/>
-    <w:basedOn w:val="907"/>
+    <w:basedOn w:val="908"/>
     <w:uiPriority w:val="59"/>
     <w:pPr>
       <w:pBdr/>
@@ -9730,9 +9856,9 @@
       </w:tcPr>
     </w:tblStylePr>
   </w:style>
-  <w:style w:type="table" w:styleId="752">
+  <w:style w:type="table" w:styleId="753">
     <w:name w:val="Grid Table 4 - Accent 1"/>
-    <w:basedOn w:val="907"/>
+    <w:basedOn w:val="908"/>
     <w:uiPriority w:val="59"/>
     <w:pPr>
       <w:pBdr/>
@@ -9963,9 +10089,9 @@
       </w:tcPr>
     </w:tblStylePr>
   </w:style>
-  <w:style w:type="table" w:styleId="753">
+  <w:style w:type="table" w:styleId="754">
     <w:name w:val="Grid Table 4 - Accent 2"/>
-    <w:basedOn w:val="907"/>
+    <w:basedOn w:val="908"/>
     <w:uiPriority w:val="59"/>
     <w:pPr>
       <w:pBdr/>
@@ -10196,9 +10322,9 @@
       </w:tcPr>
     </w:tblStylePr>
   </w:style>
-  <w:style w:type="table" w:styleId="754">
+  <w:style w:type="table" w:styleId="755">
     <w:name w:val="Grid Table 4 - Accent 3"/>
-    <w:basedOn w:val="907"/>
+    <w:basedOn w:val="908"/>
     <w:uiPriority w:val="59"/>
     <w:pPr>
       <w:pBdr/>
@@ -10429,9 +10555,9 @@
       </w:tcPr>
     </w:tblStylePr>
   </w:style>
-  <w:style w:type="table" w:styleId="755">
+  <w:style w:type="table" w:styleId="756">
     <w:name w:val="Grid Table 4 - Accent 4"/>
-    <w:basedOn w:val="907"/>
+    <w:basedOn w:val="908"/>
     <w:uiPriority w:val="59"/>
     <w:pPr>
       <w:pBdr/>
@@ -10662,9 +10788,9 @@
       </w:tcPr>
     </w:tblStylePr>
   </w:style>
-  <w:style w:type="table" w:styleId="756">
+  <w:style w:type="table" w:styleId="757">
     <w:name w:val="Grid Table 4 - Accent 5"/>
-    <w:basedOn w:val="907"/>
+    <w:basedOn w:val="908"/>
     <w:uiPriority w:val="59"/>
     <w:pPr>
       <w:pBdr/>
@@ -10895,9 +11021,9 @@
       </w:tcPr>
     </w:tblStylePr>
   </w:style>
-  <w:style w:type="table" w:styleId="757">
+  <w:style w:type="table" w:styleId="758">
     <w:name w:val="Grid Table 4 - Accent 6"/>
-    <w:basedOn w:val="907"/>
+    <w:basedOn w:val="908"/>
     <w:uiPriority w:val="59"/>
     <w:pPr>
       <w:pBdr/>
@@ -11128,9 +11254,9 @@
       </w:tcPr>
     </w:tblStylePr>
   </w:style>
-  <w:style w:type="table" w:styleId="758">
+  <w:style w:type="table" w:styleId="759">
     <w:name w:val="Grid Table 5 Dark"/>
-    <w:basedOn w:val="907"/>
+    <w:basedOn w:val="908"/>
     <w:uiPriority w:val="99"/>
     <w:pPr>
       <w:pBdr/>
@@ -11356,9 +11482,9 @@
       </w:tcPr>
     </w:tblStylePr>
   </w:style>
-  <w:style w:type="table" w:styleId="759">
+  <w:style w:type="table" w:styleId="760">
     <w:name w:val="Grid Table 5 Dark- Accent 1"/>
-    <w:basedOn w:val="907"/>
+    <w:basedOn w:val="908"/>
     <w:uiPriority w:val="99"/>
     <w:pPr>
       <w:pBdr/>
@@ -11584,9 +11710,9 @@
       </w:tcPr>
     </w:tblStylePr>
   </w:style>
-  <w:style w:type="table" w:styleId="760">
+  <w:style w:type="table" w:styleId="761">
     <w:name w:val="Grid Table 5 Dark - Accent 2"/>
-    <w:basedOn w:val="907"/>
+    <w:basedOn w:val="908"/>
     <w:uiPriority w:val="99"/>
     <w:pPr>
       <w:pBdr/>
@@ -11812,9 +11938,9 @@
       </w:tcPr>
     </w:tblStylePr>
   </w:style>
-  <w:style w:type="table" w:styleId="761">
+  <w:style w:type="table" w:styleId="762">
     <w:name w:val="Grid Table 5 Dark - Accent 3"/>
-    <w:basedOn w:val="907"/>
+    <w:basedOn w:val="908"/>
     <w:uiPriority w:val="99"/>
     <w:pPr>
       <w:pBdr/>
@@ -12040,9 +12166,9 @@
       </w:tcPr>
     </w:tblStylePr>
   </w:style>
-  <w:style w:type="table" w:styleId="762">
+  <w:style w:type="table" w:styleId="763">
     <w:name w:val="Grid Table 5 Dark- Accent 4"/>
-    <w:basedOn w:val="907"/>
+    <w:basedOn w:val="908"/>
     <w:uiPriority w:val="99"/>
     <w:pPr>
       <w:pBdr/>
@@ -12268,9 +12394,9 @@
       </w:tcPr>
     </w:tblStylePr>
   </w:style>
-  <w:style w:type="table" w:styleId="763">
+  <w:style w:type="table" w:styleId="764">
     <w:name w:val="Grid Table 5 Dark - Accent 5"/>
-    <w:basedOn w:val="907"/>
+    <w:basedOn w:val="908"/>
     <w:uiPriority w:val="99"/>
     <w:pPr>
       <w:pBdr/>
@@ -12496,9 +12622,9 @@
       </w:tcPr>
     </w:tblStylePr>
   </w:style>
-  <w:style w:type="table" w:styleId="764">
+  <w:style w:type="table" w:styleId="765">
     <w:name w:val="Grid Table 5 Dark - Accent 6"/>
-    <w:basedOn w:val="907"/>
+    <w:basedOn w:val="908"/>
     <w:uiPriority w:val="99"/>
     <w:pPr>
       <w:pBdr/>
@@ -12724,9 +12850,9 @@
       </w:tcPr>
     </w:tblStylePr>
   </w:style>
-  <w:style w:type="table" w:styleId="765">
+  <w:style w:type="table" w:styleId="766">
     <w:name w:val="Grid Table 6 Colorful"/>
-    <w:basedOn w:val="907"/>
+    <w:basedOn w:val="908"/>
     <w:uiPriority w:val="99"/>
     <w:pPr>
       <w:pBdr/>
@@ -12954,9 +13080,9 @@
       </w:tcPr>
     </w:tblStylePr>
   </w:style>
-  <w:style w:type="table" w:styleId="766">
+  <w:style w:type="table" w:styleId="767">
     <w:name w:val="Grid Table 6 Colorful - Accent 1"/>
-    <w:basedOn w:val="907"/>
+    <w:basedOn w:val="908"/>
     <w:uiPriority w:val="99"/>
     <w:pPr>
       <w:pBdr/>
@@ -13184,9 +13310,9 @@
       </w:tcPr>
     </w:tblStylePr>
   </w:style>
-  <w:style w:type="table" w:styleId="767">
+  <w:style w:type="table" w:styleId="768">
     <w:name w:val="Grid Table 6 Colorful - Accent 2"/>
-    <w:basedOn w:val="907"/>
+    <w:basedOn w:val="908"/>
     <w:uiPriority w:val="99"/>
     <w:pPr>
       <w:pBdr/>
@@ -13414,9 +13540,9 @@
       </w:tcPr>
     </w:tblStylePr>
   </w:style>
-  <w:style w:type="table" w:styleId="768">
+  <w:style w:type="table" w:styleId="769">
     <w:name w:val="Grid Table 6 Colorful - Accent 3"/>
-    <w:basedOn w:val="907"/>
+    <w:basedOn w:val="908"/>
     <w:uiPriority w:val="99"/>
     <w:pPr>
       <w:pBdr/>
@@ -13644,9 +13770,9 @@
       </w:tcPr>
     </w:tblStylePr>
   </w:style>
-  <w:style w:type="table" w:styleId="769">
+  <w:style w:type="table" w:styleId="770">
     <w:name w:val="Grid Table 6 Colorful - Accent 4"/>
-    <w:basedOn w:val="907"/>
+    <w:basedOn w:val="908"/>
     <w:uiPriority w:val="99"/>
     <w:pPr>
       <w:pBdr/>
@@ -13874,9 +14000,9 @@
       </w:tcPr>
     </w:tblStylePr>
   </w:style>
-  <w:style w:type="table" w:styleId="770">
+  <w:style w:type="table" w:styleId="771">
     <w:name w:val="Grid Table 6 Colorful - Accent 5"/>
-    <w:basedOn w:val="907"/>
+    <w:basedOn w:val="908"/>
     <w:uiPriority w:val="99"/>
     <w:pPr>
       <w:pBdr/>
@@ -14104,9 +14230,9 @@
       </w:tcPr>
     </w:tblStylePr>
   </w:style>
-  <w:style w:type="table" w:styleId="771">
+  <w:style w:type="table" w:styleId="772">
     <w:name w:val="Grid Table 6 Colorful - Accent 6"/>
-    <w:basedOn w:val="907"/>
+    <w:basedOn w:val="908"/>
     <w:uiPriority w:val="99"/>
     <w:pPr>
       <w:pBdr/>
@@ -14334,9 +14460,9 @@
       </w:tcPr>
     </w:tblStylePr>
   </w:style>
-  <w:style w:type="table" w:styleId="772">
+  <w:style w:type="table" w:styleId="773">
     <w:name w:val="Grid Table 7 Colorful"/>
-    <w:basedOn w:val="907"/>
+    <w:basedOn w:val="908"/>
     <w:uiPriority w:val="99"/>
     <w:pPr>
       <w:pBdr/>
@@ -14588,9 +14714,9 @@
       </w:tcPr>
     </w:tblStylePr>
   </w:style>
-  <w:style w:type="table" w:styleId="773">
+  <w:style w:type="table" w:styleId="774">
     <w:name w:val="Grid Table 7 Colorful - Accent 1"/>
-    <w:basedOn w:val="907"/>
+    <w:basedOn w:val="908"/>
     <w:uiPriority w:val="99"/>
     <w:pPr>
       <w:pBdr/>
@@ -14842,9 +14968,9 @@
       </w:tcPr>
     </w:tblStylePr>
   </w:style>
-  <w:style w:type="table" w:styleId="774">
+  <w:style w:type="table" w:styleId="775">
     <w:name w:val="Grid Table 7 Colorful - Accent 2"/>
-    <w:basedOn w:val="907"/>
+    <w:basedOn w:val="908"/>
     <w:uiPriority w:val="99"/>
     <w:pPr>
       <w:pBdr/>
@@ -15096,9 +15222,9 @@
       </w:tcPr>
     </w:tblStylePr>
   </w:style>
-  <w:style w:type="table" w:styleId="775">
+  <w:style w:type="table" w:styleId="776">
     <w:name w:val="Grid Table 7 Colorful - Accent 3"/>
-    <w:basedOn w:val="907"/>
+    <w:basedOn w:val="908"/>
     <w:uiPriority w:val="99"/>
     <w:pPr>
       <w:pBdr/>
@@ -15350,9 +15476,9 @@
       </w:tcPr>
     </w:tblStylePr>
   </w:style>
-  <w:style w:type="table" w:styleId="776">
+  <w:style w:type="table" w:styleId="777">
     <w:name w:val="Grid Table 7 Colorful - Accent 4"/>
-    <w:basedOn w:val="907"/>
+    <w:basedOn w:val="908"/>
     <w:uiPriority w:val="99"/>
     <w:pPr>
       <w:pBdr/>
@@ -15604,9 +15730,9 @@
       </w:tcPr>
     </w:tblStylePr>
   </w:style>
-  <w:style w:type="table" w:styleId="777">
+  <w:style w:type="table" w:styleId="778">
     <w:name w:val="Grid Table 7 Colorful - Accent 5"/>
-    <w:basedOn w:val="907"/>
+    <w:basedOn w:val="908"/>
     <w:uiPriority w:val="99"/>
     <w:pPr>
       <w:pBdr/>
@@ -15858,9 +15984,9 @@
       </w:tcPr>
     </w:tblStylePr>
   </w:style>
-  <w:style w:type="table" w:styleId="778">
+  <w:style w:type="table" w:styleId="779">
     <w:name w:val="Grid Table 7 Colorful - Accent 6"/>
-    <w:basedOn w:val="907"/>
+    <w:basedOn w:val="908"/>
     <w:uiPriority w:val="99"/>
     <w:pPr>
       <w:pBdr/>
@@ -16112,9 +16238,9 @@
       </w:tcPr>
     </w:tblStylePr>
   </w:style>
-  <w:style w:type="table" w:styleId="779">
+  <w:style w:type="table" w:styleId="780">
     <w:name w:val="List Table 1 Light"/>
-    <w:basedOn w:val="907"/>
+    <w:basedOn w:val="908"/>
     <w:uiPriority w:val="99"/>
     <w:pPr>
       <w:pBdr/>
@@ -16328,9 +16454,9 @@
       </w:tcPr>
     </w:tblStylePr>
   </w:style>
-  <w:style w:type="table" w:styleId="780">
+  <w:style w:type="table" w:styleId="781">
     <w:name w:val="List Table 1 Light - Accent 1"/>
-    <w:basedOn w:val="907"/>
+    <w:basedOn w:val="908"/>
     <w:uiPriority w:val="99"/>
     <w:pPr>
       <w:pBdr/>
@@ -16544,9 +16670,9 @@
       </w:tcPr>
     </w:tblStylePr>
   </w:style>
-  <w:style w:type="table" w:styleId="781">
+  <w:style w:type="table" w:styleId="782">
     <w:name w:val="List Table 1 Light - Accent 2"/>
-    <w:basedOn w:val="907"/>
+    <w:basedOn w:val="908"/>
     <w:uiPriority w:val="99"/>
     <w:pPr>
       <w:pBdr/>
@@ -16760,9 +16886,9 @@
       </w:tcPr>
     </w:tblStylePr>
   </w:style>
-  <w:style w:type="table" w:styleId="782">
+  <w:style w:type="table" w:styleId="783">
     <w:name w:val="List Table 1 Light - Accent 3"/>
-    <w:basedOn w:val="907"/>
+    <w:basedOn w:val="908"/>
     <w:uiPriority w:val="99"/>
     <w:pPr>
       <w:pBdr/>
@@ -16976,9 +17102,9 @@
       </w:tcPr>
     </w:tblStylePr>
   </w:style>
-  <w:style w:type="table" w:styleId="783">
+  <w:style w:type="table" w:styleId="784">
     <w:name w:val="List Table 1 Light - Accent 4"/>
-    <w:basedOn w:val="907"/>
+    <w:basedOn w:val="908"/>
     <w:uiPriority w:val="99"/>
     <w:pPr>
       <w:pBdr/>
@@ -17192,9 +17318,9 @@
       </w:tcPr>
     </w:tblStylePr>
   </w:style>
-  <w:style w:type="table" w:styleId="784">
+  <w:style w:type="table" w:styleId="785">
     <w:name w:val="List Table 1 Light - Accent 5"/>
-    <w:basedOn w:val="907"/>
+    <w:basedOn w:val="908"/>
     <w:uiPriority w:val="99"/>
     <w:pPr>
       <w:pBdr/>
@@ -17408,9 +17534,9 @@
       </w:tcPr>
     </w:tblStylePr>
   </w:style>
-  <w:style w:type="table" w:styleId="785">
+  <w:style w:type="table" w:styleId="786">
     <w:name w:val="List Table 1 Light - Accent 6"/>
-    <w:basedOn w:val="907"/>
+    <w:basedOn w:val="908"/>
     <w:uiPriority w:val="99"/>
     <w:pPr>
       <w:pBdr/>
@@ -17624,9 +17750,9 @@
       </w:tcPr>
     </w:tblStylePr>
   </w:style>
-  <w:style w:type="table" w:styleId="786">
+  <w:style w:type="table" w:styleId="787">
     <w:name w:val="List Table 2"/>
-    <w:basedOn w:val="907"/>
+    <w:basedOn w:val="908"/>
     <w:uiPriority w:val="99"/>
     <w:pPr>
       <w:pBdr/>
@@ -17862,9 +17988,9 @@
       </w:tcPr>
     </w:tblStylePr>
   </w:style>
-  <w:style w:type="table" w:styleId="787">
+  <w:style w:type="table" w:styleId="788">
     <w:name w:val="List Table 2 - Accent 1"/>
-    <w:basedOn w:val="907"/>
+    <w:basedOn w:val="908"/>
     <w:uiPriority w:val="99"/>
     <w:pPr>
       <w:pBdr/>
@@ -18100,9 +18226,9 @@
       </w:tcPr>
     </w:tblStylePr>
   </w:style>
-  <w:style w:type="table" w:styleId="788">
+  <w:style w:type="table" w:styleId="789">
     <w:name w:val="List Table 2 - Accent 2"/>
-    <w:basedOn w:val="907"/>
+    <w:basedOn w:val="908"/>
     <w:uiPriority w:val="99"/>
     <w:pPr>
       <w:pBdr/>
@@ -18338,9 +18464,9 @@
       </w:tcPr>
     </w:tblStylePr>
   </w:style>
-  <w:style w:type="table" w:styleId="789">
+  <w:style w:type="table" w:styleId="790">
     <w:name w:val="List Table 2 - Accent 3"/>
-    <w:basedOn w:val="907"/>
+    <w:basedOn w:val="908"/>
     <w:uiPriority w:val="99"/>
     <w:pPr>
       <w:pBdr/>
@@ -18576,9 +18702,9 @@
       </w:tcPr>
     </w:tblStylePr>
   </w:style>
-  <w:style w:type="table" w:styleId="790">
+  <w:style w:type="table" w:styleId="791">
     <w:name w:val="List Table 2 - Accent 4"/>
-    <w:basedOn w:val="907"/>
+    <w:basedOn w:val="908"/>
     <w:uiPriority w:val="99"/>
     <w:pPr>
       <w:pBdr/>
@@ -18814,9 +18940,9 @@
       </w:tcPr>
     </w:tblStylePr>
   </w:style>
-  <w:style w:type="table" w:styleId="791">
+  <w:style w:type="table" w:styleId="792">
     <w:name w:val="List Table 2 - Accent 5"/>
-    <w:basedOn w:val="907"/>
+    <w:basedOn w:val="908"/>
     <w:uiPriority w:val="99"/>
     <w:pPr>
       <w:pBdr/>
@@ -19052,9 +19178,9 @@
       </w:tcPr>
     </w:tblStylePr>
   </w:style>
-  <w:style w:type="table" w:styleId="792">
+  <w:style w:type="table" w:styleId="793">
     <w:name w:val="List Table 2 - Accent 6"/>
-    <w:basedOn w:val="907"/>
+    <w:basedOn w:val="908"/>
     <w:uiPriority w:val="99"/>
     <w:pPr>
       <w:pBdr/>
@@ -19290,9 +19416,9 @@
       </w:tcPr>
     </w:tblStylePr>
   </w:style>
-  <w:style w:type="table" w:styleId="793">
+  <w:style w:type="table" w:styleId="794">
     <w:name w:val="List Table 3"/>
-    <w:basedOn w:val="907"/>
+    <w:basedOn w:val="908"/>
     <w:uiPriority w:val="99"/>
     <w:pPr>
       <w:pBdr/>
@@ -19518,9 +19644,9 @@
       </w:tcPr>
     </w:tblStylePr>
   </w:style>
-  <w:style w:type="table" w:styleId="794">
+  <w:style w:type="table" w:styleId="795">
     <w:name w:val="List Table 3 - Accent 1"/>
-    <w:basedOn w:val="907"/>
+    <w:basedOn w:val="908"/>
     <w:uiPriority w:val="99"/>
     <w:pPr>
       <w:pBdr/>
@@ -19746,9 +19872,9 @@
       </w:tcPr>
     </w:tblStylePr>
   </w:style>
-  <w:style w:type="table" w:styleId="795">
+  <w:style w:type="table" w:styleId="796">
     <w:name w:val="List Table 3 - Accent 2"/>
-    <w:basedOn w:val="907"/>
+    <w:basedOn w:val="908"/>
     <w:uiPriority w:val="99"/>
     <w:pPr>
       <w:pBdr/>
@@ -19974,9 +20100,9 @@
       </w:tcPr>
     </w:tblStylePr>
   </w:style>
-  <w:style w:type="table" w:styleId="796">
+  <w:style w:type="table" w:styleId="797">
     <w:name w:val="List Table 3 - Accent 3"/>
-    <w:basedOn w:val="907"/>
+    <w:basedOn w:val="908"/>
     <w:uiPriority w:val="99"/>
     <w:pPr>
       <w:pBdr/>
@@ -20202,9 +20328,9 @@
       </w:tcPr>
     </w:tblStylePr>
   </w:style>
-  <w:style w:type="table" w:styleId="797">
+  <w:style w:type="table" w:styleId="798">
     <w:name w:val="List Table 3 - Accent 4"/>
-    <w:basedOn w:val="907"/>
+    <w:basedOn w:val="908"/>
     <w:uiPriority w:val="99"/>
     <w:pPr>
       <w:pBdr/>
@@ -20430,9 +20556,9 @@
       </w:tcPr>
     </w:tblStylePr>
   </w:style>
-  <w:style w:type="table" w:styleId="798">
+  <w:style w:type="table" w:styleId="799">
     <w:name w:val="List Table 3 - Accent 5"/>
-    <w:basedOn w:val="907"/>
+    <w:basedOn w:val="908"/>
     <w:uiPriority w:val="99"/>
     <w:pPr>
       <w:pBdr/>
@@ -20658,9 +20784,9 @@
       </w:tcPr>
     </w:tblStylePr>
   </w:style>
-  <w:style w:type="table" w:styleId="799">
+  <w:style w:type="table" w:styleId="800">
     <w:name w:val="List Table 3 - Accent 6"/>
-    <w:basedOn w:val="907"/>
+    <w:basedOn w:val="908"/>
     <w:uiPriority w:val="99"/>
     <w:pPr>
       <w:pBdr/>
@@ -20886,9 +21012,9 @@
       </w:tcPr>
     </w:tblStylePr>
   </w:style>
-  <w:style w:type="table" w:styleId="800">
+  <w:style w:type="table" w:styleId="801">
     <w:name w:val="List Table 4"/>
-    <w:basedOn w:val="907"/>
+    <w:basedOn w:val="908"/>
     <w:uiPriority w:val="99"/>
     <w:pPr>
       <w:pBdr/>
@@ -21111,9 +21237,9 @@
       </w:tcPr>
     </w:tblStylePr>
   </w:style>
-  <w:style w:type="table" w:styleId="801">
+  <w:style w:type="table" w:styleId="802">
     <w:name w:val="List Table 4 - Accent 1"/>
-    <w:basedOn w:val="907"/>
+    <w:basedOn w:val="908"/>
     <w:uiPriority w:val="99"/>
     <w:pPr>
       <w:pBdr/>
@@ -21336,9 +21462,9 @@
       </w:tcPr>
     </w:tblStylePr>
   </w:style>
-  <w:style w:type="table" w:styleId="802">
+  <w:style w:type="table" w:styleId="803">
     <w:name w:val="List Table 4 - Accent 2"/>
-    <w:basedOn w:val="907"/>
+    <w:basedOn w:val="908"/>
     <w:uiPriority w:val="99"/>
     <w:pPr>
       <w:pBdr/>
@@ -21561,9 +21687,9 @@
       </w:tcPr>
     </w:tblStylePr>
   </w:style>
-  <w:style w:type="table" w:styleId="803">
+  <w:style w:type="table" w:styleId="804">
     <w:name w:val="List Table 4 - Accent 3"/>
-    <w:basedOn w:val="907"/>
+    <w:basedOn w:val="908"/>
     <w:uiPriority w:val="99"/>
     <w:pPr>
       <w:pBdr/>
@@ -21786,9 +21912,9 @@
       </w:tcPr>
     </w:tblStylePr>
   </w:style>
-  <w:style w:type="table" w:styleId="804">
+  <w:style w:type="table" w:styleId="805">
     <w:name w:val="List Table 4 - Accent 4"/>
-    <w:basedOn w:val="907"/>
+    <w:basedOn w:val="908"/>
     <w:uiPriority w:val="99"/>
     <w:pPr>
       <w:pBdr/>
@@ -22011,9 +22137,9 @@
       </w:tcPr>
     </w:tblStylePr>
   </w:style>
-  <w:style w:type="table" w:styleId="805">
+  <w:style w:type="table" w:styleId="806">
     <w:name w:val="List Table 4 - Accent 5"/>
-    <w:basedOn w:val="907"/>
+    <w:basedOn w:val="908"/>
     <w:uiPriority w:val="99"/>
     <w:pPr>
       <w:pBdr/>
@@ -22236,9 +22362,9 @@
       </w:tcPr>
     </w:tblStylePr>
   </w:style>
-  <w:style w:type="table" w:styleId="806">
+  <w:style w:type="table" w:styleId="807">
     <w:name w:val="List Table 4 - Accent 6"/>
-    <w:basedOn w:val="907"/>
+    <w:basedOn w:val="908"/>
     <w:uiPriority w:val="99"/>
     <w:pPr>
       <w:pBdr/>
@@ -22461,9 +22587,9 @@
       </w:tcPr>
     </w:tblStylePr>
   </w:style>
-  <w:style w:type="table" w:styleId="807">
+  <w:style w:type="table" w:styleId="808">
     <w:name w:val="List Table 5 Dark"/>
-    <w:basedOn w:val="907"/>
+    <w:basedOn w:val="908"/>
     <w:uiPriority w:val="99"/>
     <w:pPr>
       <w:pBdr/>
@@ -22703,9 +22829,9 @@
       </w:tcPr>
     </w:tblStylePr>
   </w:style>
-  <w:style w:type="table" w:styleId="808">
+  <w:style w:type="table" w:styleId="809">
     <w:name w:val="List Table 5 Dark - Accent 1"/>
-    <w:basedOn w:val="907"/>
+    <w:basedOn w:val="908"/>
     <w:uiPriority w:val="99"/>
     <w:pPr>
       <w:pBdr/>
@@ -22945,9 +23071,9 @@
       </w:tcPr>
     </w:tblStylePr>
   </w:style>
-  <w:style w:type="table" w:styleId="809">
+  <w:style w:type="table" w:styleId="810">
     <w:name w:val="List Table 5 Dark - Accent 2"/>
-    <w:basedOn w:val="907"/>
+    <w:basedOn w:val="908"/>
     <w:uiPriority w:val="99"/>
     <w:pPr>
       <w:pBdr/>
@@ -23187,9 +23313,9 @@
       </w:tcPr>
     </w:tblStylePr>
   </w:style>
-  <w:style w:type="table" w:styleId="810">
+  <w:style w:type="table" w:styleId="811">
     <w:name w:val="List Table 5 Dark - Accent 3"/>
-    <w:basedOn w:val="907"/>
+    <w:basedOn w:val="908"/>
     <w:uiPriority w:val="99"/>
     <w:pPr>
       <w:pBdr/>
@@ -23429,9 +23555,9 @@
       </w:tcPr>
     </w:tblStylePr>
   </w:style>
-  <w:style w:type="table" w:styleId="811">
+  <w:style w:type="table" w:styleId="812">
     <w:name w:val="List Table 5 Dark - Accent 4"/>
-    <w:basedOn w:val="907"/>
+    <w:basedOn w:val="908"/>
     <w:uiPriority w:val="99"/>
     <w:pPr>
       <w:pBdr/>
@@ -23671,9 +23797,9 @@
       </w:tcPr>
     </w:tblStylePr>
   </w:style>
-  <w:style w:type="table" w:styleId="812">
+  <w:style w:type="table" w:styleId="813">
     <w:name w:val="List Table 5 Dark - Accent 5"/>
-    <w:basedOn w:val="907"/>
+    <w:basedOn w:val="908"/>
     <w:uiPriority w:val="99"/>
     <w:pPr>
       <w:pBdr/>
@@ -23913,9 +24039,9 @@
       </w:tcPr>
     </w:tblStylePr>
   </w:style>
-  <w:style w:type="table" w:styleId="813">
+  <w:style w:type="table" w:styleId="814">
     <w:name w:val="List Table 5 Dark - Accent 6"/>
-    <w:basedOn w:val="907"/>
+    <w:basedOn w:val="908"/>
     <w:uiPriority w:val="99"/>
     <w:pPr>
       <w:pBdr/>
@@ -24155,9 +24281,9 @@
       </w:tcPr>
     </w:tblStylePr>
   </w:style>
-  <w:style w:type="table" w:styleId="814">
+  <w:style w:type="table" w:styleId="815">
     <w:name w:val="List Table 6 Colorful"/>
-    <w:basedOn w:val="907"/>
+    <w:basedOn w:val="908"/>
     <w:uiPriority w:val="99"/>
     <w:pPr>
       <w:pBdr/>
@@ -24378,9 +24504,9 @@
       </w:tcPr>
     </w:tblStylePr>
   </w:style>
-  <w:style w:type="table" w:styleId="815">
+  <w:style w:type="table" w:styleId="816">
     <w:name w:val="List Table 6 Colorful - Accent 1"/>
-    <w:basedOn w:val="907"/>
+    <w:basedOn w:val="908"/>
     <w:uiPriority w:val="99"/>
     <w:pPr>
       <w:pBdr/>
@@ -24601,9 +24727,9 @@
       </w:tcPr>
     </w:tblStylePr>
   </w:style>
-  <w:style w:type="table" w:styleId="816">
+  <w:style w:type="table" w:styleId="817">
     <w:name w:val="List Table 6 Colorful - Accent 2"/>
-    <w:basedOn w:val="907"/>
+    <w:basedOn w:val="908"/>
     <w:uiPriority w:val="99"/>
     <w:pPr>
       <w:pBdr/>
@@ -24824,9 +24950,9 @@
       </w:tcPr>
     </w:tblStylePr>
   </w:style>
-  <w:style w:type="table" w:styleId="817">
+  <w:style w:type="table" w:styleId="818">
     <w:name w:val="List Table 6 Colorful - Accent 3"/>
-    <w:basedOn w:val="907"/>
+    <w:basedOn w:val="908"/>
     <w:uiPriority w:val="99"/>
     <w:pPr>
       <w:pBdr/>
@@ -25047,9 +25173,9 @@
       </w:tcPr>
     </w:tblStylePr>
   </w:style>
-  <w:style w:type="table" w:styleId="818">
+  <w:style w:type="table" w:styleId="819">
     <w:name w:val="List Table 6 Colorful - Accent 4"/>
-    <w:basedOn w:val="907"/>
+    <w:basedOn w:val="908"/>
     <w:uiPriority w:val="99"/>
     <w:pPr>
       <w:pBdr/>
@@ -25270,9 +25396,9 @@
       </w:tcPr>
     </w:tblStylePr>
   </w:style>
-  <w:style w:type="table" w:styleId="819">
+  <w:style w:type="table" w:styleId="820">
     <w:name w:val="List Table 6 Colorful - Accent 5"/>
-    <w:basedOn w:val="907"/>
+    <w:basedOn w:val="908"/>
     <w:uiPriority w:val="99"/>
     <w:pPr>
       <w:pBdr/>
@@ -25493,9 +25619,9 @@
       </w:tcPr>
     </w:tblStylePr>
   </w:style>
-  <w:style w:type="table" w:styleId="820">
+  <w:style w:type="table" w:styleId="821">
     <w:name w:val="List Table 6 Colorful - Accent 6"/>
-    <w:basedOn w:val="907"/>
+    <w:basedOn w:val="908"/>
     <w:uiPriority w:val="99"/>
     <w:pPr>
       <w:pBdr/>
@@ -25716,9 +25842,9 @@
       </w:tcPr>
     </w:tblStylePr>
   </w:style>
-  <w:style w:type="table" w:styleId="821">
+  <w:style w:type="table" w:styleId="822">
     <w:name w:val="List Table 7 Colorful"/>
-    <w:basedOn w:val="907"/>
+    <w:basedOn w:val="908"/>
     <w:uiPriority w:val="99"/>
     <w:pPr>
       <w:pBdr/>
@@ -25972,9 +26098,9 @@
       </w:tcPr>
     </w:tblStylePr>
   </w:style>
-  <w:style w:type="table" w:styleId="822">
+  <w:style w:type="table" w:styleId="823">
     <w:name w:val="List Table 7 Colorful - Accent 1"/>
-    <w:basedOn w:val="907"/>
+    <w:basedOn w:val="908"/>
     <w:uiPriority w:val="99"/>
     <w:pPr>
       <w:pBdr/>
@@ -26228,9 +26354,9 @@
       </w:tcPr>
     </w:tblStylePr>
   </w:style>
-  <w:style w:type="table" w:styleId="823">
+  <w:style w:type="table" w:styleId="824">
     <w:name w:val="List Table 7 Colorful - Accent 2"/>
-    <w:basedOn w:val="907"/>
+    <w:basedOn w:val="908"/>
     <w:uiPriority w:val="99"/>
     <w:pPr>
       <w:pBdr/>
@@ -26484,9 +26610,9 @@
       </w:tcPr>
     </w:tblStylePr>
   </w:style>
-  <w:style w:type="table" w:styleId="824">
+  <w:style w:type="table" w:styleId="825">
     <w:name w:val="List Table 7 Colorful - Accent 3"/>
-    <w:basedOn w:val="907"/>
+    <w:basedOn w:val="908"/>
     <w:uiPriority w:val="99"/>
     <w:pPr>
       <w:pBdr/>
@@ -26740,9 +26866,9 @@
       </w:tcPr>
     </w:tblStylePr>
   </w:style>
-  <w:style w:type="table" w:styleId="825">
+  <w:style w:type="table" w:styleId="826">
     <w:name w:val="List Table 7 Colorful - Accent 4"/>
-    <w:basedOn w:val="907"/>
+    <w:basedOn w:val="908"/>
     <w:uiPriority w:val="99"/>
     <w:pPr>
       <w:pBdr/>
@@ -26996,9 +27122,9 @@
       </w:tcPr>
     </w:tblStylePr>
   </w:style>
-  <w:style w:type="table" w:styleId="826">
+  <w:style w:type="table" w:styleId="827">
     <w:name w:val="List Table 7 Colorful - Accent 5"/>
-    <w:basedOn w:val="907"/>
+    <w:basedOn w:val="908"/>
     <w:uiPriority w:val="99"/>
     <w:pPr>
       <w:pBdr/>
@@ -27252,9 +27378,9 @@
       </w:tcPr>
     </w:tblStylePr>
   </w:style>
-  <w:style w:type="table" w:styleId="827">
+  <w:style w:type="table" w:styleId="828">
     <w:name w:val="List Table 7 Colorful - Accent 6"/>
-    <w:basedOn w:val="907"/>
+    <w:basedOn w:val="908"/>
     <w:uiPriority w:val="99"/>
     <w:pPr>
       <w:pBdr/>
@@ -27508,9 +27634,9 @@
       </w:tcPr>
     </w:tblStylePr>
   </w:style>
-  <w:style w:type="table" w:styleId="828">
+  <w:style w:type="table" w:styleId="829">
     <w:name w:val="Lined - Accent"/>
-    <w:basedOn w:val="907"/>
+    <w:basedOn w:val="908"/>
     <w:uiPriority w:val="99"/>
     <w:pPr>
       <w:pBdr/>
@@ -27745,9 +27871,9 @@
       </w:tcPr>
     </w:tblStylePr>
   </w:style>
-  <w:style w:type="table" w:styleId="829">
+  <w:style w:type="table" w:styleId="830">
     <w:name w:val="Lined - Accent 1"/>
-    <w:basedOn w:val="907"/>
+    <w:basedOn w:val="908"/>
     <w:uiPriority w:val="99"/>
     <w:pPr>
       <w:pBdr/>
@@ -27982,9 +28108,9 @@
       </w:tcPr>
     </w:tblStylePr>
   </w:style>
-  <w:style w:type="table" w:styleId="830">
+  <w:style w:type="table" w:styleId="831">
     <w:name w:val="Lined - Accent 2"/>
-    <w:basedOn w:val="907"/>
+    <w:basedOn w:val="908"/>
     <w:uiPriority w:val="99"/>
     <w:pPr>
       <w:pBdr/>
@@ -28219,9 +28345,9 @@
       </w:tcPr>
     </w:tblStylePr>
   </w:style>
-  <w:style w:type="table" w:styleId="831">
+  <w:style w:type="table" w:styleId="832">
     <w:name w:val="Lined - Accent 3"/>
-    <w:basedOn w:val="907"/>
+    <w:basedOn w:val="908"/>
     <w:uiPriority w:val="99"/>
     <w:pPr>
       <w:pBdr/>
@@ -28456,9 +28582,9 @@
       </w:tcPr>
     </w:tblStylePr>
   </w:style>
-  <w:style w:type="table" w:styleId="832">
+  <w:style w:type="table" w:styleId="833">
     <w:name w:val="Lined - Accent 4"/>
-    <w:basedOn w:val="907"/>
+    <w:basedOn w:val="908"/>
     <w:uiPriority w:val="99"/>
     <w:pPr>
       <w:pBdr/>
@@ -28693,9 +28819,9 @@
       </w:tcPr>
     </w:tblStylePr>
   </w:style>
-  <w:style w:type="table" w:styleId="833">
+  <w:style w:type="table" w:styleId="834">
     <w:name w:val="Lined - Accent 5"/>
-    <w:basedOn w:val="907"/>
+    <w:basedOn w:val="908"/>
     <w:uiPriority w:val="99"/>
     <w:pPr>
       <w:pBdr/>
@@ -28930,9 +29056,9 @@
       </w:tcPr>
     </w:tblStylePr>
   </w:style>
-  <w:style w:type="table" w:styleId="834">
+  <w:style w:type="table" w:styleId="835">
     <w:name w:val="Lined - Accent 6"/>
-    <w:basedOn w:val="907"/>
+    <w:basedOn w:val="908"/>
     <w:uiPriority w:val="99"/>
     <w:pPr>
       <w:pBdr/>
@@ -29167,9 +29293,9 @@
       </w:tcPr>
     </w:tblStylePr>
   </w:style>
-  <w:style w:type="table" w:styleId="835">
+  <w:style w:type="table" w:styleId="836">
     <w:name w:val="Bordered &amp; Lined - Accent"/>
-    <w:basedOn w:val="907"/>
+    <w:basedOn w:val="908"/>
     <w:uiPriority w:val="99"/>
     <w:pPr>
       <w:pBdr/>
@@ -29411,9 +29537,9 @@
       </w:tcPr>
     </w:tblStylePr>
   </w:style>
-  <w:style w:type="table" w:styleId="836">
+  <w:style w:type="table" w:styleId="837">
     <w:name w:val="Bordered &amp; Lined - Accent 1"/>
-    <w:basedOn w:val="907"/>
+    <w:basedOn w:val="908"/>
     <w:uiPriority w:val="99"/>
     <w:pPr>
       <w:pBdr/>
@@ -29655,9 +29781,9 @@
       </w:tcPr>
     </w:tblStylePr>
   </w:style>
-  <w:style w:type="table" w:styleId="837">
+  <w:style w:type="table" w:styleId="838">
     <w:name w:val="Bordered &amp; Lined - Accent 2"/>
-    <w:basedOn w:val="907"/>
+    <w:basedOn w:val="908"/>
     <w:uiPriority w:val="99"/>
     <w:pPr>
       <w:pBdr/>
@@ -29899,9 +30025,9 @@
       </w:tcPr>
     </w:tblStylePr>
   </w:style>
-  <w:style w:type="table" w:styleId="838">
+  <w:style w:type="table" w:styleId="839">
     <w:name w:val="Bordered &amp; Lined - Accent 3"/>
-    <w:basedOn w:val="907"/>
+    <w:basedOn w:val="908"/>
     <w:uiPriority w:val="99"/>
     <w:pPr>
       <w:pBdr/>
@@ -30143,9 +30269,9 @@
       </w:tcPr>
     </w:tblStylePr>
   </w:style>
-  <w:style w:type="table" w:styleId="839">
+  <w:style w:type="table" w:styleId="840">
     <w:name w:val="Bordered &amp; Lined - Accent 4"/>
-    <w:basedOn w:val="907"/>
+    <w:basedOn w:val="908"/>
     <w:uiPriority w:val="99"/>
     <w:pPr>
       <w:pBdr/>
@@ -30387,9 +30513,9 @@
       </w:tcPr>
     </w:tblStylePr>
   </w:style>
-  <w:style w:type="table" w:styleId="840">
+  <w:style w:type="table" w:styleId="841">
     <w:name w:val="Bordered &amp; Lined - Accent 5"/>
-    <w:basedOn w:val="907"/>
+    <w:basedOn w:val="908"/>
     <w:uiPriority w:val="99"/>
     <w:pPr>
       <w:pBdr/>
@@ -30631,9 +30757,9 @@
       </w:tcPr>
     </w:tblStylePr>
   </w:style>
-  <w:style w:type="table" w:styleId="841">
+  <w:style w:type="table" w:styleId="842">
     <w:name w:val="Bordered &amp; Lined - Accent 6"/>
-    <w:basedOn w:val="907"/>
+    <w:basedOn w:val="908"/>
     <w:uiPriority w:val="99"/>
     <w:pPr>
       <w:pBdr/>
@@ -30875,9 +31001,9 @@
       </w:tcPr>
     </w:tblStylePr>
   </w:style>
-  <w:style w:type="table" w:styleId="842">
+  <w:style w:type="table" w:styleId="843">
     <w:name w:val="Bordered"/>
-    <w:basedOn w:val="907"/>
+    <w:basedOn w:val="908"/>
     <w:uiPriority w:val="99"/>
     <w:pPr>
       <w:pBdr/>
@@ -31106,9 +31232,9 @@
       </w:tcPr>
     </w:tblStylePr>
   </w:style>
-  <w:style w:type="table" w:styleId="843">
+  <w:style w:type="table" w:styleId="844">
     <w:name w:val="Bordered - Accent 1"/>
-    <w:basedOn w:val="907"/>
+    <w:basedOn w:val="908"/>
     <w:uiPriority w:val="99"/>
     <w:pPr>
       <w:pBdr/>
@@ -31337,9 +31463,9 @@
       </w:tcPr>
     </w:tblStylePr>
   </w:style>
-  <w:style w:type="table" w:styleId="844">
+  <w:style w:type="table" w:styleId="845">
     <w:name w:val="Bordered - Accent 2"/>
-    <w:basedOn w:val="907"/>
+    <w:basedOn w:val="908"/>
     <w:uiPriority w:val="99"/>
     <w:pPr>
       <w:pBdr/>
@@ -31568,9 +31694,9 @@
       </w:tcPr>
     </w:tblStylePr>
   </w:style>
-  <w:style w:type="table" w:styleId="845">
+  <w:style w:type="table" w:styleId="846">
     <w:name w:val="Bordered - Accent 3"/>
-    <w:basedOn w:val="907"/>
+    <w:basedOn w:val="908"/>
     <w:uiPriority w:val="99"/>
     <w:pPr>
       <w:pBdr/>
@@ -31799,9 +31925,9 @@
       </w:tcPr>
     </w:tblStylePr>
   </w:style>
-  <w:style w:type="table" w:styleId="846">
+  <w:style w:type="table" w:styleId="847">
     <w:name w:val="Bordered - Accent 4"/>
-    <w:basedOn w:val="907"/>
+    <w:basedOn w:val="908"/>
     <w:uiPriority w:val="99"/>
     <w:pPr>
       <w:pBdr/>
@@ -32030,9 +32156,9 @@
       </w:tcPr>
     </w:tblStylePr>
   </w:style>
-  <w:style w:type="table" w:styleId="847">
+  <w:style w:type="table" w:styleId="848">
     <w:name w:val="Bordered - Accent 5"/>
-    <w:basedOn w:val="907"/>
+    <w:basedOn w:val="908"/>
     <w:uiPriority w:val="99"/>
     <w:pPr>
       <w:pBdr/>
@@ -32261,9 +32387,9 @@
       </w:tcPr>
     </w:tblStylePr>
   </w:style>
-  <w:style w:type="table" w:styleId="848">
+  <w:style w:type="table" w:styleId="849">
     <w:name w:val="Bordered - Accent 6"/>
-    <w:basedOn w:val="907"/>
+    <w:basedOn w:val="908"/>
     <w:uiPriority w:val="99"/>
     <w:pPr>
       <w:pBdr/>
@@ -32492,11 +32618,11 @@
       </w:tcPr>
     </w:tblStylePr>
   </w:style>
-  <w:style w:type="paragraph" w:styleId="849">
+  <w:style w:type="paragraph" w:styleId="850">
     <w:name w:val="Heading 2"/>
-    <w:basedOn w:val="904"/>
-    <w:next w:val="904"/>
-    <w:link w:val="858"/>
+    <w:basedOn w:val="905"/>
+    <w:next w:val="905"/>
+    <w:link w:val="859"/>
     <w:uiPriority w:val="9"/>
     <w:unhideWhenUsed/>
     <w:qFormat/>
@@ -32515,11 +32641,11 @@
       <w:szCs w:val="32"/>
     </w:rPr>
   </w:style>
-  <w:style w:type="paragraph" w:styleId="850">
+  <w:style w:type="paragraph" w:styleId="851">
     <w:name w:val="Heading 3"/>
-    <w:basedOn w:val="904"/>
-    <w:next w:val="904"/>
-    <w:link w:val="859"/>
+    <w:basedOn w:val="905"/>
+    <w:next w:val="905"/>
+    <w:link w:val="860"/>
     <w:uiPriority w:val="9"/>
     <w:unhideWhenUsed/>
     <w:qFormat/>
@@ -32538,11 +32664,11 @@
       <w:szCs w:val="28"/>
     </w:rPr>
   </w:style>
-  <w:style w:type="paragraph" w:styleId="851">
+  <w:style w:type="paragraph" w:styleId="852">
     <w:name w:val="Heading 4"/>
-    <w:basedOn w:val="904"/>
-    <w:next w:val="904"/>
-    <w:link w:val="860"/>
+    <w:basedOn w:val="905"/>
+    <w:next w:val="905"/>
+    <w:link w:val="861"/>
     <w:uiPriority w:val="9"/>
     <w:unhideWhenUsed/>
     <w:qFormat/>
@@ -32561,11 +32687,11 @@
       <w:color w:val="0f4761" w:themeColor="accent1" w:themeShade="BF"/>
     </w:rPr>
   </w:style>
-  <w:style w:type="paragraph" w:styleId="852">
+  <w:style w:type="paragraph" w:styleId="853">
     <w:name w:val="Heading 5"/>
-    <w:basedOn w:val="904"/>
-    <w:next w:val="904"/>
-    <w:link w:val="861"/>
+    <w:basedOn w:val="905"/>
+    <w:next w:val="905"/>
+    <w:link w:val="862"/>
     <w:uiPriority w:val="9"/>
     <w:unhideWhenUsed/>
     <w:qFormat/>
@@ -32582,11 +32708,11 @@
       <w:color w:val="0f4761" w:themeColor="accent1" w:themeShade="BF"/>
     </w:rPr>
   </w:style>
-  <w:style w:type="paragraph" w:styleId="853">
+  <w:style w:type="paragraph" w:styleId="854">
     <w:name w:val="Heading 6"/>
-    <w:basedOn w:val="904"/>
-    <w:next w:val="904"/>
-    <w:link w:val="862"/>
+    <w:basedOn w:val="905"/>
+    <w:next w:val="905"/>
+    <w:link w:val="863"/>
     <w:uiPriority w:val="9"/>
     <w:unhideWhenUsed/>
     <w:qFormat/>
@@ -32605,11 +32731,11 @@
       <w:color w:val="595959" w:themeColor="text1" w:themeTint="A6"/>
     </w:rPr>
   </w:style>
-  <w:style w:type="paragraph" w:styleId="854">
+  <w:style w:type="paragraph" w:styleId="855">
     <w:name w:val="Heading 7"/>
-    <w:basedOn w:val="904"/>
-    <w:next w:val="904"/>
-    <w:link w:val="863"/>
+    <w:basedOn w:val="905"/>
+    <w:next w:val="905"/>
+    <w:link w:val="864"/>
     <w:uiPriority w:val="9"/>
     <w:unhideWhenUsed/>
     <w:qFormat/>
@@ -32626,11 +32752,11 @@
       <w:color w:val="595959" w:themeColor="text1" w:themeTint="A6"/>
     </w:rPr>
   </w:style>
-  <w:style w:type="paragraph" w:styleId="855">
+  <w:style w:type="paragraph" w:styleId="856">
     <w:name w:val="Heading 8"/>
-    <w:basedOn w:val="904"/>
-    <w:next w:val="904"/>
-    <w:link w:val="864"/>
+    <w:basedOn w:val="905"/>
+    <w:next w:val="905"/>
+    <w:link w:val="865"/>
     <w:uiPriority w:val="9"/>
     <w:unhideWhenUsed/>
     <w:qFormat/>
@@ -32649,11 +32775,11 @@
       <w:color w:val="272727" w:themeColor="text1" w:themeTint="D8"/>
     </w:rPr>
   </w:style>
-  <w:style w:type="paragraph" w:styleId="856">
+  <w:style w:type="paragraph" w:styleId="857">
     <w:name w:val="Heading 9"/>
-    <w:basedOn w:val="904"/>
-    <w:next w:val="904"/>
-    <w:link w:val="865"/>
+    <w:basedOn w:val="905"/>
+    <w:next w:val="905"/>
+    <w:link w:val="866"/>
     <w:uiPriority w:val="9"/>
     <w:unhideWhenUsed/>
     <w:qFormat/>
@@ -32672,10 +32798,10 @@
       <w:color w:val="272727" w:themeColor="text1" w:themeTint="D8"/>
     </w:rPr>
   </w:style>
-  <w:style w:type="character" w:styleId="857">
+  <w:style w:type="character" w:styleId="858">
     <w:name w:val="Heading 1 Char"/>
-    <w:basedOn w:val="906"/>
-    <w:link w:val="905"/>
+    <w:basedOn w:val="907"/>
+    <w:link w:val="906"/>
     <w:uiPriority w:val="9"/>
     <w:pPr>
       <w:pBdr/>
@@ -32689,10 +32815,10 @@
       <w:szCs w:val="40"/>
     </w:rPr>
   </w:style>
-  <w:style w:type="character" w:styleId="858">
+  <w:style w:type="character" w:styleId="859">
     <w:name w:val="Heading 2 Char"/>
-    <w:basedOn w:val="906"/>
-    <w:link w:val="849"/>
+    <w:basedOn w:val="907"/>
+    <w:link w:val="850"/>
     <w:uiPriority w:val="9"/>
     <w:pPr>
       <w:pBdr/>
@@ -32706,10 +32832,10 @@
       <w:szCs w:val="32"/>
     </w:rPr>
   </w:style>
-  <w:style w:type="character" w:styleId="859">
+  <w:style w:type="character" w:styleId="860">
     <w:name w:val="Heading 3 Char"/>
-    <w:basedOn w:val="906"/>
-    <w:link w:val="850"/>
+    <w:basedOn w:val="907"/>
+    <w:link w:val="851"/>
     <w:uiPriority w:val="9"/>
     <w:pPr>
       <w:pBdr/>
@@ -32723,10 +32849,10 @@
       <w:szCs w:val="28"/>
     </w:rPr>
   </w:style>
-  <w:style w:type="character" w:styleId="860">
+  <w:style w:type="character" w:styleId="861">
     <w:name w:val="Heading 4 Char"/>
-    <w:basedOn w:val="906"/>
-    <w:link w:val="851"/>
+    <w:basedOn w:val="907"/>
+    <w:link w:val="852"/>
     <w:uiPriority w:val="9"/>
     <w:pPr>
       <w:pBdr/>
@@ -32740,10 +32866,10 @@
       <w:color w:val="0f4761" w:themeColor="accent1" w:themeShade="BF"/>
     </w:rPr>
   </w:style>
-  <w:style w:type="character" w:styleId="861">
+  <w:style w:type="character" w:styleId="862">
     <w:name w:val="Heading 5 Char"/>
-    <w:basedOn w:val="906"/>
-    <w:link w:val="852"/>
+    <w:basedOn w:val="907"/>
+    <w:link w:val="853"/>
     <w:uiPriority w:val="9"/>
     <w:pPr>
       <w:pBdr/>
@@ -32755,10 +32881,10 @@
       <w:color w:val="0f4761" w:themeColor="accent1" w:themeShade="BF"/>
     </w:rPr>
   </w:style>
-  <w:style w:type="character" w:styleId="862">
+  <w:style w:type="character" w:styleId="863">
     <w:name w:val="Heading 6 Char"/>
-    <w:basedOn w:val="906"/>
-    <w:link w:val="853"/>
+    <w:basedOn w:val="907"/>
+    <w:link w:val="854"/>
     <w:uiPriority w:val="9"/>
     <w:pPr>
       <w:pBdr/>
@@ -32772,10 +32898,10 @@
       <w:color w:val="595959" w:themeColor="text1" w:themeTint="A6"/>
     </w:rPr>
   </w:style>
-  <w:style w:type="character" w:styleId="863">
+  <w:style w:type="character" w:styleId="864">
     <w:name w:val="Heading 7 Char"/>
-    <w:basedOn w:val="906"/>
-    <w:link w:val="854"/>
+    <w:basedOn w:val="907"/>
+    <w:link w:val="855"/>
     <w:uiPriority w:val="9"/>
     <w:pPr>
       <w:pBdr/>
@@ -32787,26 +32913,9 @@
       <w:color w:val="595959" w:themeColor="text1" w:themeTint="A6"/>
     </w:rPr>
   </w:style>
-  <w:style w:type="character" w:styleId="864">
+  <w:style w:type="character" w:styleId="865">
     <w:name w:val="Heading 8 Char"/>
-    <w:basedOn w:val="906"/>
-    <w:link w:val="855"/>
-    <w:uiPriority w:val="9"/>
-    <w:pPr>
-      <w:pBdr/>
-      <w:spacing/>
-      <w:ind/>
-    </w:pPr>
-    <w:rPr>
-      <w:rFonts w:ascii="Arial" w:hAnsi="Arial" w:eastAsia="Arial" w:cs="Arial"/>
-      <w:i/>
-      <w:iCs/>
-      <w:color w:val="272727" w:themeColor="text1" w:themeTint="D8"/>
-    </w:rPr>
-  </w:style>
-  <w:style w:type="character" w:styleId="865">
-    <w:name w:val="Heading 9 Char"/>
-    <w:basedOn w:val="906"/>
+    <w:basedOn w:val="907"/>
     <w:link w:val="856"/>
     <w:uiPriority w:val="9"/>
     <w:pPr>
@@ -32822,9 +32931,26 @@
     </w:rPr>
   </w:style>
   <w:style w:type="character" w:styleId="866">
+    <w:name w:val="Heading 9 Char"/>
+    <w:basedOn w:val="907"/>
+    <w:link w:val="857"/>
+    <w:uiPriority w:val="9"/>
+    <w:pPr>
+      <w:pBdr/>
+      <w:spacing/>
+      <w:ind/>
+    </w:pPr>
+    <w:rPr>
+      <w:rFonts w:ascii="Arial" w:hAnsi="Arial" w:eastAsia="Arial" w:cs="Arial"/>
+      <w:i/>
+      <w:iCs/>
+      <w:color w:val="272727" w:themeColor="text1" w:themeTint="D8"/>
+    </w:rPr>
+  </w:style>
+  <w:style w:type="character" w:styleId="867">
     <w:name w:val="Title Char"/>
-    <w:basedOn w:val="906"/>
-    <w:link w:val="915"/>
+    <w:basedOn w:val="907"/>
+    <w:link w:val="916"/>
     <w:uiPriority w:val="10"/>
     <w:pPr>
       <w:pBdr/>
@@ -32838,11 +32964,11 @@
       <w:szCs w:val="56"/>
     </w:rPr>
   </w:style>
-  <w:style w:type="paragraph" w:styleId="867">
+  <w:style w:type="paragraph" w:styleId="868">
     <w:name w:val="Subtitle"/>
-    <w:basedOn w:val="904"/>
-    <w:next w:val="904"/>
-    <w:link w:val="868"/>
+    <w:basedOn w:val="905"/>
+    <w:next w:val="905"/>
+    <w:link w:val="869"/>
     <w:uiPriority w:val="11"/>
     <w:qFormat/>
     <w:pPr>
@@ -32860,10 +32986,10 @@
       <w:szCs w:val="28"/>
     </w:rPr>
   </w:style>
-  <w:style w:type="character" w:styleId="868">
+  <w:style w:type="character" w:styleId="869">
     <w:name w:val="Subtitle Char"/>
-    <w:basedOn w:val="906"/>
-    <w:link w:val="867"/>
+    <w:basedOn w:val="907"/>
+    <w:link w:val="868"/>
     <w:uiPriority w:val="11"/>
     <w:pPr>
       <w:pBdr/>
@@ -32877,11 +33003,11 @@
       <w:szCs w:val="28"/>
     </w:rPr>
   </w:style>
-  <w:style w:type="paragraph" w:styleId="869">
+  <w:style w:type="paragraph" w:styleId="870">
     <w:name w:val="Quote"/>
-    <w:basedOn w:val="904"/>
-    <w:next w:val="904"/>
-    <w:link w:val="870"/>
+    <w:basedOn w:val="905"/>
+    <w:next w:val="905"/>
+    <w:link w:val="871"/>
     <w:uiPriority w:val="29"/>
     <w:qFormat/>
     <w:pPr>
@@ -32896,10 +33022,10 @@
       <w:color w:val="404040" w:themeColor="text1" w:themeTint="BF"/>
     </w:rPr>
   </w:style>
-  <w:style w:type="character" w:styleId="870">
+  <w:style w:type="character" w:styleId="871">
     <w:name w:val="Quote Char"/>
-    <w:basedOn w:val="906"/>
-    <w:link w:val="869"/>
+    <w:basedOn w:val="907"/>
+    <w:link w:val="870"/>
     <w:uiPriority w:val="29"/>
     <w:pPr>
       <w:pBdr/>
@@ -32912,9 +33038,9 @@
       <w:color w:val="404040" w:themeColor="text1" w:themeTint="BF"/>
     </w:rPr>
   </w:style>
-  <w:style w:type="paragraph" w:styleId="871">
+  <w:style w:type="paragraph" w:styleId="872">
     <w:name w:val="List Paragraph"/>
-    <w:basedOn w:val="904"/>
+    <w:basedOn w:val="905"/>
     <w:uiPriority w:val="34"/>
     <w:qFormat/>
     <w:pPr>
@@ -32924,9 +33050,9 @@
       <w:contextualSpacing w:val="true"/>
     </w:pPr>
   </w:style>
-  <w:style w:type="character" w:styleId="872">
+  <w:style w:type="character" w:styleId="873">
     <w:name w:val="Intense Emphasis"/>
-    <w:basedOn w:val="906"/>
+    <w:basedOn w:val="907"/>
     <w:uiPriority w:val="21"/>
     <w:qFormat/>
     <w:pPr>
@@ -32940,11 +33066,11 @@
       <w:color w:val="0f4761" w:themeColor="accent1" w:themeShade="BF"/>
     </w:rPr>
   </w:style>
-  <w:style w:type="paragraph" w:styleId="873">
+  <w:style w:type="paragraph" w:styleId="874">
     <w:name w:val="Intense Quote"/>
-    <w:basedOn w:val="904"/>
-    <w:next w:val="904"/>
-    <w:link w:val="874"/>
+    <w:basedOn w:val="905"/>
+    <w:next w:val="905"/>
+    <w:link w:val="875"/>
     <w:uiPriority w:val="30"/>
     <w:qFormat/>
     <w:pPr>
@@ -32962,10 +33088,10 @@
       <w:color w:val="0f4761" w:themeColor="accent1" w:themeShade="BF"/>
     </w:rPr>
   </w:style>
-  <w:style w:type="character" w:styleId="874">
+  <w:style w:type="character" w:styleId="875">
     <w:name w:val="Intense Quote Char"/>
-    <w:basedOn w:val="906"/>
-    <w:link w:val="873"/>
+    <w:basedOn w:val="907"/>
+    <w:link w:val="874"/>
     <w:uiPriority w:val="30"/>
     <w:pPr>
       <w:pBdr/>
@@ -32978,9 +33104,9 @@
       <w:color w:val="0f4761" w:themeColor="accent1" w:themeShade="BF"/>
     </w:rPr>
   </w:style>
-  <w:style w:type="character" w:styleId="875">
+  <w:style w:type="character" w:styleId="876">
     <w:name w:val="Intense Reference"/>
-    <w:basedOn w:val="906"/>
+    <w:basedOn w:val="907"/>
     <w:uiPriority w:val="32"/>
     <w:qFormat/>
     <w:pPr>
@@ -32996,9 +33122,9 @@
       <w:spacing w:val="5"/>
     </w:rPr>
   </w:style>
-  <w:style w:type="paragraph" w:styleId="876">
+  <w:style w:type="paragraph" w:styleId="877">
     <w:name w:val="No Spacing"/>
-    <w:basedOn w:val="904"/>
+    <w:basedOn w:val="905"/>
     <w:uiPriority w:val="1"/>
     <w:qFormat/>
     <w:pPr>
@@ -33007,9 +33133,9 @@
       <w:ind/>
     </w:pPr>
   </w:style>
-  <w:style w:type="character" w:styleId="877">
+  <w:style w:type="character" w:styleId="878">
     <w:name w:val="Subtle Emphasis"/>
-    <w:basedOn w:val="906"/>
+    <w:basedOn w:val="907"/>
     <w:uiPriority w:val="19"/>
     <w:qFormat/>
     <w:pPr>
@@ -33023,9 +33149,9 @@
       <w:color w:val="404040" w:themeColor="text1" w:themeTint="BF"/>
     </w:rPr>
   </w:style>
-  <w:style w:type="character" w:styleId="878">
+  <w:style w:type="character" w:styleId="879">
     <w:name w:val="Emphasis"/>
-    <w:basedOn w:val="906"/>
+    <w:basedOn w:val="907"/>
     <w:uiPriority w:val="20"/>
     <w:qFormat/>
     <w:pPr>
@@ -33038,9 +33164,9 @@
       <w:iCs/>
     </w:rPr>
   </w:style>
-  <w:style w:type="character" w:styleId="879">
+  <w:style w:type="character" w:styleId="880">
     <w:name w:val="Strong"/>
-    <w:basedOn w:val="906"/>
+    <w:basedOn w:val="907"/>
     <w:uiPriority w:val="22"/>
     <w:qFormat/>
     <w:pPr>
@@ -33053,9 +33179,9 @@
       <w:bCs/>
     </w:rPr>
   </w:style>
-  <w:style w:type="character" w:styleId="880">
+  <w:style w:type="character" w:styleId="881">
     <w:name w:val="Subtle Reference"/>
-    <w:basedOn w:val="906"/>
+    <w:basedOn w:val="907"/>
     <w:uiPriority w:val="31"/>
     <w:qFormat/>
     <w:pPr>
@@ -33068,9 +33194,9 @@
       <w:color w:val="5a5a5a" w:themeColor="text1" w:themeTint="A5"/>
     </w:rPr>
   </w:style>
-  <w:style w:type="character" w:styleId="881">
+  <w:style w:type="character" w:styleId="882">
     <w:name w:val="Book Title"/>
-    <w:basedOn w:val="906"/>
+    <w:basedOn w:val="907"/>
     <w:uiPriority w:val="33"/>
     <w:qFormat/>
     <w:pPr>
@@ -33086,20 +33212,9 @@
       <w:spacing w:val="5"/>
     </w:rPr>
   </w:style>
-  <w:style w:type="character" w:styleId="882">
+  <w:style w:type="character" w:styleId="883">
     <w:name w:val="Header Char"/>
-    <w:basedOn w:val="906"/>
-    <w:link w:val="921"/>
-    <w:uiPriority w:val="99"/>
-    <w:pPr>
-      <w:pBdr/>
-      <w:spacing/>
-      <w:ind/>
-    </w:pPr>
-  </w:style>
-  <w:style w:type="character" w:styleId="883">
-    <w:name w:val="Footer Char"/>
-    <w:basedOn w:val="906"/>
+    <w:basedOn w:val="907"/>
     <w:link w:val="922"/>
     <w:uiPriority w:val="99"/>
     <w:pPr>
@@ -33108,10 +33223,21 @@
       <w:ind/>
     </w:pPr>
   </w:style>
-  <w:style w:type="paragraph" w:styleId="884">
+  <w:style w:type="character" w:styleId="884">
+    <w:name w:val="Footer Char"/>
+    <w:basedOn w:val="907"/>
+    <w:link w:val="923"/>
+    <w:uiPriority w:val="99"/>
+    <w:pPr>
+      <w:pBdr/>
+      <w:spacing/>
+      <w:ind/>
+    </w:pPr>
+  </w:style>
+  <w:style w:type="paragraph" w:styleId="885">
     <w:name w:val="footnote text"/>
-    <w:basedOn w:val="904"/>
-    <w:link w:val="885"/>
+    <w:basedOn w:val="905"/>
+    <w:link w:val="886"/>
     <w:uiPriority w:val="99"/>
     <w:semiHidden/>
     <w:unhideWhenUsed/>
@@ -33125,10 +33251,10 @@
       <w:szCs w:val="20"/>
     </w:rPr>
   </w:style>
-  <w:style w:type="character" w:styleId="885">
+  <w:style w:type="character" w:styleId="886">
     <w:name w:val="Footnote Text Char"/>
-    <w:basedOn w:val="906"/>
-    <w:link w:val="884"/>
+    <w:basedOn w:val="907"/>
+    <w:link w:val="885"/>
     <w:uiPriority w:val="99"/>
     <w:semiHidden/>
     <w:pPr>
@@ -33141,9 +33267,9 @@
       <w:szCs w:val="20"/>
     </w:rPr>
   </w:style>
-  <w:style w:type="character" w:styleId="886">
+  <w:style w:type="character" w:styleId="887">
     <w:name w:val="footnote reference"/>
-    <w:basedOn w:val="906"/>
+    <w:basedOn w:val="907"/>
     <w:uiPriority w:val="99"/>
     <w:semiHidden/>
     <w:unhideWhenUsed/>
@@ -33156,10 +33282,10 @@
       <w:vertAlign w:val="superscript"/>
     </w:rPr>
   </w:style>
-  <w:style w:type="paragraph" w:styleId="887">
+  <w:style w:type="paragraph" w:styleId="888">
     <w:name w:val="endnote text"/>
-    <w:basedOn w:val="904"/>
-    <w:link w:val="888"/>
+    <w:basedOn w:val="905"/>
+    <w:link w:val="889"/>
     <w:uiPriority w:val="99"/>
     <w:semiHidden/>
     <w:unhideWhenUsed/>
@@ -33173,10 +33299,10 @@
       <w:szCs w:val="20"/>
     </w:rPr>
   </w:style>
-  <w:style w:type="character" w:styleId="888">
+  <w:style w:type="character" w:styleId="889">
     <w:name w:val="Endnote Text Char"/>
-    <w:basedOn w:val="906"/>
-    <w:link w:val="887"/>
+    <w:basedOn w:val="907"/>
+    <w:link w:val="888"/>
     <w:uiPriority w:val="99"/>
     <w:semiHidden/>
     <w:pPr>
@@ -33189,9 +33315,9 @@
       <w:szCs w:val="20"/>
     </w:rPr>
   </w:style>
-  <w:style w:type="character" w:styleId="889">
+  <w:style w:type="character" w:styleId="890">
     <w:name w:val="endnote reference"/>
-    <w:basedOn w:val="906"/>
+    <w:basedOn w:val="907"/>
     <w:uiPriority w:val="99"/>
     <w:semiHidden/>
     <w:unhideWhenUsed/>
@@ -33204,9 +33330,9 @@
       <w:vertAlign w:val="superscript"/>
     </w:rPr>
   </w:style>
-  <w:style w:type="character" w:styleId="890">
+  <w:style w:type="character" w:styleId="891">
     <w:name w:val="Hyperlink"/>
-    <w:basedOn w:val="906"/>
+    <w:basedOn w:val="907"/>
     <w:uiPriority w:val="99"/>
     <w:unhideWhenUsed/>
     <w:pPr>
@@ -33219,9 +33345,9 @@
       <w:u w:val="single"/>
     </w:rPr>
   </w:style>
-  <w:style w:type="character" w:styleId="891">
+  <w:style w:type="character" w:styleId="892">
     <w:name w:val="FollowedHyperlink"/>
-    <w:basedOn w:val="906"/>
+    <w:basedOn w:val="907"/>
     <w:uiPriority w:val="99"/>
     <w:semiHidden/>
     <w:unhideWhenUsed/>
@@ -33235,10 +33361,10 @@
       <w:u w:val="single"/>
     </w:rPr>
   </w:style>
-  <w:style w:type="paragraph" w:styleId="892">
+  <w:style w:type="paragraph" w:styleId="893">
     <w:name w:val="toc 1"/>
-    <w:basedOn w:val="904"/>
-    <w:next w:val="904"/>
+    <w:basedOn w:val="905"/>
+    <w:next w:val="905"/>
     <w:uiPriority w:val="39"/>
     <w:unhideWhenUsed/>
     <w:pPr>
@@ -33247,10 +33373,10 @@
       <w:ind/>
     </w:pPr>
   </w:style>
-  <w:style w:type="paragraph" w:styleId="893">
+  <w:style w:type="paragraph" w:styleId="894">
     <w:name w:val="toc 2"/>
-    <w:basedOn w:val="904"/>
-    <w:next w:val="904"/>
+    <w:basedOn w:val="905"/>
+    <w:next w:val="905"/>
     <w:uiPriority w:val="39"/>
     <w:unhideWhenUsed/>
     <w:pPr>
@@ -33259,10 +33385,10 @@
       <w:ind w:left="220"/>
     </w:pPr>
   </w:style>
-  <w:style w:type="paragraph" w:styleId="894">
+  <w:style w:type="paragraph" w:styleId="895">
     <w:name w:val="toc 3"/>
-    <w:basedOn w:val="904"/>
-    <w:next w:val="904"/>
+    <w:basedOn w:val="905"/>
+    <w:next w:val="905"/>
     <w:uiPriority w:val="39"/>
     <w:unhideWhenUsed/>
     <w:pPr>
@@ -33271,10 +33397,10 @@
       <w:ind w:left="440"/>
     </w:pPr>
   </w:style>
-  <w:style w:type="paragraph" w:styleId="895">
+  <w:style w:type="paragraph" w:styleId="896">
     <w:name w:val="toc 4"/>
-    <w:basedOn w:val="904"/>
-    <w:next w:val="904"/>
+    <w:basedOn w:val="905"/>
+    <w:next w:val="905"/>
     <w:uiPriority w:val="39"/>
     <w:unhideWhenUsed/>
     <w:pPr>
@@ -33283,10 +33409,10 @@
       <w:ind w:left="660"/>
     </w:pPr>
   </w:style>
-  <w:style w:type="paragraph" w:styleId="896">
+  <w:style w:type="paragraph" w:styleId="897">
     <w:name w:val="toc 5"/>
-    <w:basedOn w:val="904"/>
-    <w:next w:val="904"/>
+    <w:basedOn w:val="905"/>
+    <w:next w:val="905"/>
     <w:uiPriority w:val="39"/>
     <w:unhideWhenUsed/>
     <w:pPr>
@@ -33295,10 +33421,10 @@
       <w:ind w:left="880"/>
     </w:pPr>
   </w:style>
-  <w:style w:type="paragraph" w:styleId="897">
+  <w:style w:type="paragraph" w:styleId="898">
     <w:name w:val="toc 6"/>
-    <w:basedOn w:val="904"/>
-    <w:next w:val="904"/>
+    <w:basedOn w:val="905"/>
+    <w:next w:val="905"/>
     <w:uiPriority w:val="39"/>
     <w:unhideWhenUsed/>
     <w:pPr>
@@ -33307,10 +33433,10 @@
       <w:ind w:left="1100"/>
     </w:pPr>
   </w:style>
-  <w:style w:type="paragraph" w:styleId="898">
+  <w:style w:type="paragraph" w:styleId="899">
     <w:name w:val="toc 7"/>
-    <w:basedOn w:val="904"/>
-    <w:next w:val="904"/>
+    <w:basedOn w:val="905"/>
+    <w:next w:val="905"/>
     <w:uiPriority w:val="39"/>
     <w:unhideWhenUsed/>
     <w:pPr>
@@ -33319,10 +33445,10 @@
       <w:ind w:left="1320"/>
     </w:pPr>
   </w:style>
-  <w:style w:type="paragraph" w:styleId="899">
+  <w:style w:type="paragraph" w:styleId="900">
     <w:name w:val="toc 8"/>
-    <w:basedOn w:val="904"/>
-    <w:next w:val="904"/>
+    <w:basedOn w:val="905"/>
+    <w:next w:val="905"/>
     <w:uiPriority w:val="39"/>
     <w:unhideWhenUsed/>
     <w:pPr>
@@ -33331,10 +33457,10 @@
       <w:ind w:left="1540"/>
     </w:pPr>
   </w:style>
-  <w:style w:type="paragraph" w:styleId="900">
+  <w:style w:type="paragraph" w:styleId="901">
     <w:name w:val="toc 9"/>
-    <w:basedOn w:val="904"/>
-    <w:next w:val="904"/>
+    <w:basedOn w:val="905"/>
+    <w:next w:val="905"/>
     <w:uiPriority w:val="39"/>
     <w:unhideWhenUsed/>
     <w:pPr>
@@ -33343,9 +33469,9 @@
       <w:ind w:left="1760"/>
     </w:pPr>
   </w:style>
-  <w:style w:type="character" w:styleId="901">
+  <w:style w:type="character" w:styleId="902">
     <w:name w:val="Placeholder Text"/>
-    <w:basedOn w:val="906"/>
+    <w:basedOn w:val="907"/>
     <w:uiPriority w:val="99"/>
     <w:semiHidden/>
     <w:pPr>
@@ -33357,7 +33483,7 @@
       <w:color w:val="666666"/>
     </w:rPr>
   </w:style>
-  <w:style w:type="paragraph" w:styleId="902">
+  <w:style w:type="paragraph" w:styleId="903">
     <w:name w:val="TOC Heading"/>
     <w:uiPriority w:val="39"/>
     <w:unhideWhenUsed/>
@@ -33367,10 +33493,10 @@
       <w:ind/>
     </w:pPr>
   </w:style>
-  <w:style w:type="paragraph" w:styleId="903">
+  <w:style w:type="paragraph" w:styleId="904">
     <w:name w:val="table of figures"/>
-    <w:basedOn w:val="904"/>
-    <w:next w:val="904"/>
+    <w:basedOn w:val="905"/>
+    <w:next w:val="905"/>
     <w:uiPriority w:val="99"/>
     <w:unhideWhenUsed/>
     <w:pPr>
@@ -33379,7 +33505,7 @@
       <w:ind/>
     </w:pPr>
   </w:style>
-  <w:style w:type="paragraph" w:styleId="904" w:default="1">
+  <w:style w:type="paragraph" w:styleId="905" w:default="1">
     <w:name w:val="Normal"/>
     <w:qFormat/>
     <w:pPr>
@@ -33391,11 +33517,11 @@
       <w:sz w:val="22"/>
     </w:rPr>
   </w:style>
-  <w:style w:type="paragraph" w:styleId="905">
+  <w:style w:type="paragraph" w:styleId="906">
     <w:name w:val="Heading 1"/>
-    <w:basedOn w:val="904"/>
-    <w:next w:val="920"/>
-    <w:link w:val="909"/>
+    <w:basedOn w:val="905"/>
+    <w:next w:val="921"/>
+    <w:link w:val="910"/>
     <w:qFormat/>
     <w:pPr>
       <w:keepNext w:val="true"/>
@@ -33411,7 +33537,7 @@
       <w:bCs/>
     </w:rPr>
   </w:style>
-  <w:style w:type="character" w:styleId="906" w:default="1">
+  <w:style w:type="character" w:styleId="907" w:default="1">
     <w:name w:val="Default Paragraph Font"/>
     <w:uiPriority w:val="1"/>
     <w:semiHidden/>
@@ -33422,7 +33548,7 @@
       <w:ind/>
     </w:pPr>
   </w:style>
-  <w:style w:type="table" w:styleId="907" w:default="1">
+  <w:style w:type="table" w:styleId="908" w:default="1">
     <w:name w:val="Normal Table"/>
     <w:uiPriority w:val="99"/>
     <w:semiHidden/>
@@ -33615,7 +33741,7 @@
       </w:tcPr>
     </w:tblStylePr>
   </w:style>
-  <w:style w:type="numbering" w:styleId="908" w:default="1">
+  <w:style w:type="numbering" w:styleId="909" w:default="1">
     <w:name w:val="No List"/>
     <w:uiPriority w:val="99"/>
     <w:semiHidden/>
@@ -33626,10 +33752,10 @@
       <w:ind/>
     </w:pPr>
   </w:style>
-  <w:style w:type="character" w:styleId="909" w:customStyle="1">
+  <w:style w:type="character" w:styleId="910" w:customStyle="1">
     <w:name w:val="Título 1 Char"/>
-    <w:basedOn w:val="906"/>
-    <w:link w:val="905"/>
+    <w:basedOn w:val="907"/>
+    <w:link w:val="906"/>
     <w:qFormat/>
     <w:pPr>
       <w:pBdr/>
@@ -33645,21 +33771,9 @@
       <w:lang w:eastAsia="pt-BR"/>
     </w:rPr>
   </w:style>
-  <w:style w:type="character" w:styleId="910" w:customStyle="1">
+  <w:style w:type="character" w:styleId="911" w:customStyle="1">
     <w:name w:val="Cabeçalho Char"/>
-    <w:basedOn w:val="906"/>
-    <w:link w:val="921"/>
-    <w:uiPriority w:val="99"/>
-    <w:qFormat/>
-    <w:pPr>
-      <w:pBdr/>
-      <w:spacing/>
-      <w:ind/>
-    </w:pPr>
-  </w:style>
-  <w:style w:type="character" w:styleId="911" w:customStyle="1">
-    <w:name w:val="Rodapé Char"/>
-    <w:basedOn w:val="906"/>
+    <w:basedOn w:val="907"/>
     <w:link w:val="922"/>
     <w:uiPriority w:val="99"/>
     <w:qFormat/>
@@ -33670,6 +33784,18 @@
     </w:pPr>
   </w:style>
   <w:style w:type="character" w:styleId="912" w:customStyle="1">
+    <w:name w:val="Rodapé Char"/>
+    <w:basedOn w:val="907"/>
+    <w:link w:val="923"/>
+    <w:uiPriority w:val="99"/>
+    <w:qFormat/>
+    <w:pPr>
+      <w:pBdr/>
+      <w:spacing/>
+      <w:ind/>
+    </w:pPr>
+  </w:style>
+  <w:style w:type="character" w:styleId="913" w:customStyle="1">
     <w:name w:val="ListLabel 1"/>
     <w:qFormat/>
     <w:pPr>
@@ -33681,7 +33807,7 @@
       <w:rFonts w:cs="Courier New"/>
     </w:rPr>
   </w:style>
-  <w:style w:type="character" w:styleId="913" w:customStyle="1">
+  <w:style w:type="character" w:styleId="914" w:customStyle="1">
     <w:name w:val="ListLabel 2"/>
     <w:qFormat/>
     <w:pPr>
@@ -33693,7 +33819,7 @@
       <w:rFonts w:cs="Courier New"/>
     </w:rPr>
   </w:style>
-  <w:style w:type="character" w:styleId="914" w:customStyle="1">
+  <w:style w:type="character" w:styleId="915" w:customStyle="1">
     <w:name w:val="ListLabel 3"/>
     <w:qFormat/>
     <w:pPr>
@@ -33705,10 +33831,10 @@
       <w:rFonts w:cs="Courier New"/>
     </w:rPr>
   </w:style>
-  <w:style w:type="paragraph" w:styleId="915">
+  <w:style w:type="paragraph" w:styleId="916">
     <w:name w:val="Title"/>
-    <w:basedOn w:val="904"/>
-    <w:next w:val="916"/>
+    <w:basedOn w:val="905"/>
+    <w:next w:val="917"/>
     <w:qFormat/>
     <w:pPr>
       <w:keepNext w:val="true"/>
@@ -33722,18 +33848,18 @@
       <w:szCs w:val="28"/>
     </w:rPr>
   </w:style>
-  <w:style w:type="paragraph" w:styleId="916">
+  <w:style w:type="paragraph" w:styleId="917">
     <w:name w:val="Body Text"/>
-    <w:basedOn w:val="904"/>
+    <w:basedOn w:val="905"/>
     <w:pPr>
       <w:pBdr/>
       <w:spacing w:after="140" w:line="276" w:lineRule="auto"/>
       <w:ind/>
     </w:pPr>
   </w:style>
-  <w:style w:type="paragraph" w:styleId="917">
+  <w:style w:type="paragraph" w:styleId="918">
     <w:name w:val="List"/>
-    <w:basedOn w:val="916"/>
+    <w:basedOn w:val="917"/>
     <w:pPr>
       <w:pBdr/>
       <w:spacing/>
@@ -33743,9 +33869,9 @@
       <w:rFonts w:cs="Arial"/>
     </w:rPr>
   </w:style>
-  <w:style w:type="paragraph" w:styleId="918">
+  <w:style w:type="paragraph" w:styleId="919">
     <w:name w:val="Caption"/>
-    <w:basedOn w:val="904"/>
+    <w:basedOn w:val="905"/>
     <w:qFormat/>
     <w:pPr>
       <w:suppressLineNumbers w:val="true"/>
@@ -33761,9 +33887,9 @@
       <w:szCs w:val="24"/>
     </w:rPr>
   </w:style>
-  <w:style w:type="paragraph" w:styleId="919" w:customStyle="1">
+  <w:style w:type="paragraph" w:styleId="920" w:customStyle="1">
     <w:name w:val="Índice"/>
-    <w:basedOn w:val="904"/>
+    <w:basedOn w:val="905"/>
     <w:qFormat/>
     <w:pPr>
       <w:suppressLineNumbers w:val="true"/>
@@ -33775,7 +33901,7 @@
       <w:rFonts w:cs="Arial"/>
     </w:rPr>
   </w:style>
-  <w:style w:type="paragraph" w:styleId="920" w:customStyle="1">
+  <w:style w:type="paragraph" w:styleId="921" w:customStyle="1">
     <w:name w:val="Standard"/>
     <w:qFormat/>
     <w:pPr>
@@ -33791,25 +33917,9 @@
       <w:lang w:eastAsia="pt-BR"/>
     </w:rPr>
   </w:style>
-  <w:style w:type="paragraph" w:styleId="921">
+  <w:style w:type="paragraph" w:styleId="922">
     <w:name w:val="Header"/>
-    <w:basedOn w:val="904"/>
-    <w:link w:val="910"/>
-    <w:uiPriority w:val="99"/>
-    <w:unhideWhenUsed/>
-    <w:pPr>
-      <w:pBdr/>
-      <w:tabs>
-        <w:tab w:val="center" w:leader="none" w:pos="4252"/>
-        <w:tab w:val="right" w:leader="none" w:pos="8504"/>
-      </w:tabs>
-      <w:spacing w:after="0" w:line="240" w:lineRule="auto"/>
-      <w:ind/>
-    </w:pPr>
-  </w:style>
-  <w:style w:type="paragraph" w:styleId="922">
-    <w:name w:val="Footer"/>
-    <w:basedOn w:val="904"/>
+    <w:basedOn w:val="905"/>
     <w:link w:val="911"/>
     <w:uiPriority w:val="99"/>
     <w:unhideWhenUsed/>
@@ -33823,7 +33933,23 @@
       <w:ind/>
     </w:pPr>
   </w:style>
-  <w:style w:type="paragraph" w:styleId="923" w:customStyle="1">
+  <w:style w:type="paragraph" w:styleId="923">
+    <w:name w:val="Footer"/>
+    <w:basedOn w:val="905"/>
+    <w:link w:val="912"/>
+    <w:uiPriority w:val="99"/>
+    <w:unhideWhenUsed/>
+    <w:pPr>
+      <w:pBdr/>
+      <w:tabs>
+        <w:tab w:val="center" w:leader="none" w:pos="4252"/>
+        <w:tab w:val="right" w:leader="none" w:pos="8504"/>
+      </w:tabs>
+      <w:spacing w:after="0" w:line="240" w:lineRule="auto"/>
+      <w:ind/>
+    </w:pPr>
+  </w:style>
+  <w:style w:type="paragraph" w:styleId="924" w:customStyle="1">
     <w:name w:val="WW-Padrão"/>
     <w:pPr>
       <w:pBdr/>
@@ -33836,9 +33962,9 @@
       <w:szCs w:val="20"/>
     </w:rPr>
   </w:style>
-  <w:style w:type="character" w:styleId="924">
+  <w:style w:type="character" w:styleId="925">
     <w:name w:val="annotation reference"/>
-    <w:basedOn w:val="906"/>
+    <w:basedOn w:val="907"/>
     <w:uiPriority w:val="99"/>
     <w:semiHidden/>
     <w:unhideWhenUsed/>
@@ -33852,10 +33978,10 @@
       <w:szCs w:val="16"/>
     </w:rPr>
   </w:style>
-  <w:style w:type="paragraph" w:styleId="925">
+  <w:style w:type="paragraph" w:styleId="926">
     <w:name w:val="annotation text"/>
-    <w:basedOn w:val="904"/>
-    <w:link w:val="926"/>
+    <w:basedOn w:val="905"/>
+    <w:link w:val="927"/>
     <w:uiPriority w:val="99"/>
     <w:semiHidden/>
     <w:unhideWhenUsed/>
@@ -33869,10 +33995,10 @@
       <w:szCs w:val="20"/>
     </w:rPr>
   </w:style>
-  <w:style w:type="character" w:styleId="926" w:customStyle="1">
+  <w:style w:type="character" w:styleId="927" w:customStyle="1">
     <w:name w:val="Texto de comentário Char"/>
-    <w:basedOn w:val="906"/>
-    <w:link w:val="925"/>
+    <w:basedOn w:val="907"/>
+    <w:link w:val="926"/>
     <w:uiPriority w:val="99"/>
     <w:semiHidden/>
     <w:pPr>
@@ -33884,11 +34010,11 @@
       <w:szCs w:val="20"/>
     </w:rPr>
   </w:style>
-  <w:style w:type="paragraph" w:styleId="927">
+  <w:style w:type="paragraph" w:styleId="928">
     <w:name w:val="annotation subject"/>
-    <w:basedOn w:val="925"/>
-    <w:next w:val="925"/>
-    <w:link w:val="928"/>
+    <w:basedOn w:val="926"/>
+    <w:next w:val="926"/>
+    <w:link w:val="929"/>
     <w:uiPriority w:val="99"/>
     <w:semiHidden/>
     <w:unhideWhenUsed/>
@@ -33902,10 +34028,10 @@
       <w:bCs/>
     </w:rPr>
   </w:style>
-  <w:style w:type="character" w:styleId="928" w:customStyle="1">
+  <w:style w:type="character" w:styleId="929" w:customStyle="1">
     <w:name w:val="Assunto do comentário Char"/>
-    <w:basedOn w:val="926"/>
-    <w:link w:val="927"/>
+    <w:basedOn w:val="927"/>
+    <w:link w:val="928"/>
     <w:uiPriority w:val="99"/>
     <w:semiHidden/>
     <w:pPr>
@@ -33919,10 +34045,10 @@
       <w:szCs w:val="20"/>
     </w:rPr>
   </w:style>
-  <w:style w:type="paragraph" w:styleId="929">
+  <w:style w:type="paragraph" w:styleId="930">
     <w:name w:val="Balloon Text"/>
-    <w:basedOn w:val="904"/>
-    <w:link w:val="930"/>
+    <w:basedOn w:val="905"/>
+    <w:link w:val="931"/>
     <w:uiPriority w:val="99"/>
     <w:semiHidden/>
     <w:unhideWhenUsed/>
@@ -33937,10 +34063,10 @@
       <w:szCs w:val="16"/>
     </w:rPr>
   </w:style>
-  <w:style w:type="character" w:styleId="930" w:customStyle="1">
+  <w:style w:type="character" w:styleId="931" w:customStyle="1">
     <w:name w:val="Texto de balão Char"/>
-    <w:basedOn w:val="906"/>
-    <w:link w:val="929"/>
+    <w:basedOn w:val="907"/>
+    <w:link w:val="930"/>
     <w:uiPriority w:val="99"/>
     <w:semiHidden/>
     <w:pPr>
